--- a/swh/docx/016.content.docx
+++ b/swh/docx/016.content.docx
@@ -237,54 +237,39 @@
         </w:rPr>
         <w:t xml:space="preserve">. Ni siku ya kupumzika na </w:t>
       </w:r>
-      <w:hyperlink r:id="rId13">
-        <w:r>
-          <w:rPr>
-            <w:lang w:val="sw_KE" w:bidi="sw_KE"/>
-          </w:rPr>
-          <w:rPr>
-            <w:color w:val="0000EE"/>
-            <w:u w:val="single"/>
-          </w:rPr>
-          <w:t>ibada</w:t>
-        </w:r>
-      </w:hyperlink>
+      <w:r>
+        <w:rPr>
+          <w:b/>
+          <w:lang w:val="sw_KE" w:bidi="sw_KE"/>
+        </w:rPr>
+        <w:t>ibada</w:t>
+      </w:r>
       <w:r>
         <w:rPr>
           <w:lang w:val="sw_KE" w:bidi="sw_KE"/>
         </w:rPr>
         <w:t xml:space="preserve"> kwa Mungu. Siku hiyo, Wayahudi mara nyingi hukusanyika pamoja katika </w:t>
       </w:r>
-      <w:hyperlink r:id="rId14">
-        <w:r>
-          <w:rPr>
-            <w:lang w:val="sw_KE" w:bidi="sw_KE"/>
-          </w:rPr>
-          <w:rPr>
-            <w:color w:val="0000EE"/>
-            <w:u w:val="single"/>
-          </w:rPr>
-          <w:t>sinagogi</w:t>
-        </w:r>
-      </w:hyperlink>
+      <w:r>
+        <w:rPr>
+          <w:b/>
+          <w:lang w:val="sw_KE" w:bidi="sw_KE"/>
+        </w:rPr>
+        <w:t>sinagogi</w:t>
+      </w:r>
       <w:r>
         <w:rPr>
           <w:lang w:val="sw_KE" w:bidi="sw_KE"/>
         </w:rPr>
         <w:t xml:space="preserve">- ambalo ni mahali pa mikutano ya Wayahudi- ili </w:t>
       </w:r>
-      <w:hyperlink r:id="rId15">
-        <w:r>
-          <w:rPr>
-            <w:lang w:val="sw_KE" w:bidi="sw_KE"/>
-          </w:rPr>
-          <w:rPr>
-            <w:color w:val="0000EE"/>
-            <w:u w:val="single"/>
-          </w:rPr>
-          <w:t>kuomba</w:t>
-        </w:r>
-      </w:hyperlink>
+      <w:r>
+        <w:rPr>
+          <w:b/>
+          <w:lang w:val="sw_KE" w:bidi="sw_KE"/>
+        </w:rPr>
+        <w:t>kuomba</w:t>
+      </w:r>
       <w:r>
         <w:rPr>
           <w:lang w:val="sw_KE" w:bidi="sw_KE"/>
@@ -332,18 +317,13 @@
         </w:rPr>
         <w:t xml:space="preserve"> wapumzike kutoka kwa kazi yao yote kila siku ya saba. Mungu aliwaambia watu kwamba alikuwa ameumba ulimwengu kwa siku sita na kupumzika siku ya saba. Kwa sababu hiyo, siku ya saba ilikuwa siku </w:t>
       </w:r>
-      <w:hyperlink r:id="rId16">
-        <w:r>
-          <w:rPr>
-            <w:lang w:val="sw_KE" w:bidi="sw_KE"/>
-          </w:rPr>
-          <w:rPr>
-            <w:color w:val="0000EE"/>
-            <w:u w:val="single"/>
-          </w:rPr>
-          <w:t>takatifu</w:t>
-        </w:r>
-      </w:hyperlink>
+      <w:r>
+        <w:rPr>
+          <w:b/>
+          <w:lang w:val="sw_KE" w:bidi="sw_KE"/>
+        </w:rPr>
+        <w:t>takatifu</w:t>
+      </w:r>
       <w:r>
         <w:rPr>
           <w:lang w:val="sw_KE" w:bidi="sw_KE"/>
@@ -431,18 +411,13 @@
         </w:rPr>
         <w:t xml:space="preserve">Kufikia wakati wa Yesu, walimu wa kidini wa kiyahudi walikuwa waangalifu sana wasimwasi Mungu, kwamba walikuwa wametoa sheria nyingi za ziada kuhusu Sabato. Sheria hizi zilikuwa ngumu sana kufuata. Viongozi wa kidini walikuwa wamesahau kwamba siku hiyo ilimaanisha kupumzika na kumheshimu Mungu. Yesu na viongozi wa kidini walikuwa na kupingana sana kuhusu Sabato. Yesu mara nyingi alikasirishwa na viongozi wa kidini kwa sababu walifikiri kwamba sheria zilizotolewa na watu zilikuwa muhimu zaidi kuliko sheria njema ambayo </w:t>
       </w:r>
-      <w:hyperlink r:id="rId17">
-        <w:r>
-          <w:rPr>
-            <w:lang w:val="sw_KE" w:bidi="sw_KE"/>
-          </w:rPr>
-          <w:rPr>
-            <w:color w:val="0000EE"/>
-            <w:u w:val="single"/>
-          </w:rPr>
-          <w:t>Mungu</w:t>
-        </w:r>
-      </w:hyperlink>
+      <w:r>
+        <w:rPr>
+          <w:b/>
+          <w:lang w:val="sw_KE" w:bidi="sw_KE"/>
+        </w:rPr>
+        <w:t>Mungu</w:t>
+      </w:r>
       <w:r>
         <w:rPr>
           <w:lang w:val="sw_KE" w:bidi="sw_KE"/>
@@ -504,54 +479,36 @@
         </w:rPr>
         <w:t xml:space="preserve"> ni </w:t>
       </w:r>
-      <w:hyperlink r:id="rId18">
-        <w:r>
-          <w:rPr>
-            <w:lang w:val="sw_KE" w:bidi="sw_KE"/>
-          </w:rPr>
-          <w:rPr>
-            <w:color w:val="0000EE"/>
-            <w:u w:val="single"/>
-          </w:rPr>
-          <w:t>zawadi</w:t>
-        </w:r>
-      </w:hyperlink>
+      <w:r>
+        <w:rPr>
+          <w:lang w:val="sw_KE" w:bidi="sw_KE"/>
+        </w:rPr>
+        <w:t>zawadi</w:t>
+      </w:r>
       <w:r>
         <w:rPr>
           <w:lang w:val="sw_KE" w:bidi="sw_KE"/>
         </w:rPr>
         <w:t xml:space="preserve"> au dhabihu inayotolewa kwa Mungu hekaluni au </w:t>
       </w:r>
-      <w:hyperlink r:id="rId19">
-        <w:r>
-          <w:rPr>
-            <w:lang w:val="sw_KE" w:bidi="sw_KE"/>
-          </w:rPr>
-          <w:rPr>
-            <w:color w:val="0000EE"/>
-            <w:u w:val="single"/>
-          </w:rPr>
-          <w:t>madhabahu</w:t>
-        </w:r>
-      </w:hyperlink>
+      <w:r>
+        <w:rPr>
+          <w:lang w:val="sw_KE" w:bidi="sw_KE"/>
+        </w:rPr>
+        <w:t>madhabahu</w:t>
+      </w:r>
       <w:r>
         <w:rPr>
           <w:lang w:val="sw_KE" w:bidi="sw_KE"/>
         </w:rPr>
         <w:t xml:space="preserve"> </w:t>
       </w:r>
-      <w:hyperlink r:id="rId20">
-        <w:r>
-          <w:rPr>
-            <w:lang w:val="sw_KE" w:bidi="sw_KE"/>
-          </w:rPr>
-          <w:rPr>
-            <w:color w:val="0000EE"/>
-            <w:u w:val="single"/>
-          </w:rPr>
-          <w:t>maalum</w:t>
-        </w:r>
-      </w:hyperlink>
+      <w:r>
+        <w:rPr>
+          <w:lang w:val="sw_KE" w:bidi="sw_KE"/>
+        </w:rPr>
+        <w:t>maalum</w:t>
+      </w:r>
       <w:r>
         <w:rPr>
           <w:lang w:val="sw_KE" w:bidi="sw_KE"/>
@@ -560,29 +517,635 @@
       </w:r>
       <w:r>
         <w:rPr>
+          <w:lang w:val="sw_KE" w:bidi="sw_KE"/>
+        </w:rPr>
+        <w:t>kushukuru</w:t>
+      </w:r>
+      <w:r>
+        <w:rPr>
+          <w:lang w:val="sw_KE" w:bidi="sw_KE"/>
+        </w:rPr>
+        <w:t xml:space="preserve">, kujitakasa au kuomba </w:t>
+      </w:r>
+      <w:r>
+        <w:rPr>
+          <w:lang w:val="sw_KE" w:bidi="sw_KE"/>
+        </w:rPr>
+        <w:t>msamaha wa dhambi</w:t>
+      </w:r>
+      <w:r>
+        <w:rPr>
+          <w:lang w:val="sw_KE" w:bidi="sw_KE"/>
+        </w:rPr>
+        <w:t>.</w:t>
+      </w:r>
+      <w:r>
+        <w:rPr>
+          <w:lang w:val="sw_KE" w:bidi="sw_KE"/>
+        </w:rPr>
+      </w:r>
+      <w:r>
+        <w:rPr>
+          <w:lang w:val="sw_KE" w:bidi="sw_KE"/>
+        </w:rPr>
+      </w:r>
+    </w:p>
+    <w:p>
+      <w:pPr/>
+      <w:r>
+        <w:rPr>
+          <w:lang w:val="sw_KE" w:bidi="sw_KE"/>
+        </w:rPr>
+      </w:r>
+    </w:p>
+    <w:p>
+      <w:pPr>
+        <w:pStyle w:val="Heading2"/>
+      </w:pPr>
+      <w:r>
+        <w:rPr>
+          <w:lang w:val="sw_KE" w:bidi="sw_KE"/>
+        </w:rPr>
+        <w:t>sadaka kuteketezwa</w:t>
+      </w:r>
+      <w:r>
+        <w:rPr>
+          <w:lang w:val="sw_KE" w:bidi="sw_KE"/>
+        </w:rPr>
+      </w:r>
+    </w:p>
+    <w:p>
+      <w:pPr/>
+      <w:r>
+        <w:rPr>
+          <w:lang w:val="sw_KE" w:bidi="sw_KE"/>
+        </w:rPr>
+      </w:r>
+      <w:r>
+        <w:rPr>
+          <w:lang w:val="sw_KE" w:bidi="sw_KE"/>
+        </w:rPr>
+        <w:t xml:space="preserve">Katika Agano la Kale, sadaka ya </w:t>
+      </w:r>
+      <w:r>
+        <w:rPr>
           <w:b/>
           <w:lang w:val="sw_KE" w:bidi="sw_KE"/>
         </w:rPr>
-        <w:t>kushukuru</w:t>
-      </w:r>
-      <w:r>
-        <w:rPr>
-          <w:lang w:val="sw_KE" w:bidi="sw_KE"/>
-        </w:rPr>
-        <w:t xml:space="preserve">, kujitakasa au kuomba </w:t>
-      </w:r>
-      <w:hyperlink r:id="rId21">
-        <w:r>
-          <w:rPr>
-            <w:lang w:val="sw_KE" w:bidi="sw_KE"/>
-          </w:rPr>
-          <w:rPr>
-            <w:color w:val="0000EE"/>
-            <w:u w:val="single"/>
-          </w:rPr>
-          <w:t>msamaha wa dhambi</w:t>
-        </w:r>
-      </w:hyperlink>
+        <w:t>kuteketezwa ni</w:t>
+      </w:r>
+      <w:r>
+        <w:rPr>
+          <w:lang w:val="sw_KE" w:bidi="sw_KE"/>
+        </w:rPr>
+        <w:t xml:space="preserve"> aina ya </w:t>
+      </w:r>
+      <w:r>
+        <w:rPr>
+          <w:lang w:val="sw_KE" w:bidi="sw_KE"/>
+        </w:rPr>
+        <w:t>dhabihu</w:t>
+      </w:r>
+      <w:r>
+        <w:rPr>
+          <w:lang w:val="sw_KE" w:bidi="sw_KE"/>
+        </w:rPr>
+        <w:t xml:space="preserve"> ambayo watu wanaleta kwa Mungu. Mtu anapomletea Mungu sadaka ya kuteketezwa, anamuua mnyama na kuchoma mnyama huyu kabisa kwenye </w:t>
+      </w:r>
+      <w:r>
+        <w:rPr>
+          <w:lang w:val="sw_KE" w:bidi="sw_KE"/>
+        </w:rPr>
+        <w:t>madhabahu</w:t>
+      </w:r>
+      <w:r>
+        <w:rPr>
+          <w:lang w:val="sw_KE" w:bidi="sw_KE"/>
+        </w:rPr>
+        <w:t>, ambayo ni mahali maalum inayomaanisha kuleta zawadi kwa Mungu. Mtu anapomletea Mungu sadaka ya kuteketezwa, anamwambia Mungu: "Kama vile ninavyochoma mnyama huyu kabisa, nimejitolea kabisa kwako."</w:t>
+      </w:r>
+      <w:r>
+        <w:rPr>
+          <w:lang w:val="sw_KE" w:bidi="sw_KE"/>
+        </w:rPr>
+      </w:r>
+      <w:r>
+        <w:rPr>
+          <w:lang w:val="sw_KE" w:bidi="sw_KE"/>
+        </w:rPr>
+      </w:r>
+    </w:p>
+    <w:p>
+      <w:pPr/>
+      <w:r>
+        <w:rPr>
+          <w:lang w:val="sw_KE" w:bidi="sw_KE"/>
+        </w:rPr>
+      </w:r>
+    </w:p>
+    <w:p>
+      <w:pPr>
+        <w:pStyle w:val="Heading2"/>
+      </w:pPr>
+      <w:r>
+        <w:rPr>
+          <w:lang w:val="sw_KE" w:bidi="sw_KE"/>
+        </w:rPr>
+        <w:t>sadaka ya utakaso au sherehe</w:t>
+      </w:r>
+      <w:r>
+        <w:rPr>
+          <w:lang w:val="sw_KE" w:bidi="sw_KE"/>
+        </w:rPr>
+      </w:r>
+    </w:p>
+    <w:p>
+      <w:pPr/>
+      <w:r>
+        <w:rPr>
+          <w:lang w:val="sw_KE" w:bidi="sw_KE"/>
+        </w:rPr>
+      </w:r>
+      <w:r>
+        <w:rPr>
+          <w:b/>
+          <w:lang w:val="sw_KE" w:bidi="sw_KE"/>
+        </w:rPr>
+        <w:t>Sherehe ya utakaso</w:t>
+      </w:r>
+      <w:r>
+        <w:rPr>
+          <w:lang w:val="sw_KE" w:bidi="sw_KE"/>
+        </w:rPr>
+        <w:t xml:space="preserve"> ni desturi inayomfanya mtu kuwa </w:t>
+      </w:r>
+      <w:r>
+        <w:rPr>
+          <w:lang w:val="sw_KE" w:bidi="sw_KE"/>
+        </w:rPr>
+        <w:t>safi</w:t>
+      </w:r>
+      <w:r>
+        <w:rPr>
+          <w:lang w:val="sw_KE" w:bidi="sw_KE"/>
+        </w:rPr>
+        <w:t xml:space="preserve">, ambayo inamaanisha kufaa kwa huduma kwa Mungu. Maneno "safi" na "najisi" katika Biblia hayazungumzii kuhusu ikiwa kitu ni safi au chafu kutoka nje. Katika Biblia, mtu </w:t>
+      </w:r>
+      <w:r>
+        <w:rPr>
+          <w:b/>
+          <w:lang w:val="sw_KE" w:bidi="sw_KE"/>
+        </w:rPr>
+        <w:t>safi</w:t>
+      </w:r>
+      <w:r>
+        <w:rPr>
+          <w:lang w:val="sw_KE" w:bidi="sw_KE"/>
+        </w:rPr>
+        <w:t xml:space="preserve"> anamaanisha mtu anayefaa kwa huduma kwa Mungu, anayekubalika kushiriki katika ibada kwa </w:t>
+      </w:r>
+      <w:r>
+        <w:rPr>
+          <w:lang w:val="sw_KE" w:bidi="sw_KE"/>
+        </w:rPr>
+        <w:t>Mungu</w:t>
+      </w:r>
+      <w:r>
+        <w:rPr>
+          <w:lang w:val="sw_KE" w:bidi="sw_KE"/>
+        </w:rPr>
+        <w:t xml:space="preserve">. Mtu ambaye ni </w:t>
+      </w:r>
+      <w:r>
+        <w:rPr>
+          <w:b/>
+          <w:lang w:val="sw_KE" w:bidi="sw_KE"/>
+        </w:rPr>
+        <w:t>mchafu</w:t>
+      </w:r>
+      <w:r>
+        <w:rPr>
+          <w:lang w:val="sw_KE" w:bidi="sw_KE"/>
+        </w:rPr>
+        <w:t xml:space="preserve"> haifai kwa huduma kwa Mungu, na hawezi kushiriki katika ibada ya umma. Wanyama na hata vitu pia vinaweza kuwa safi au najisi.</w:t>
+      </w:r>
+    </w:p>
+    <w:p>
+      <w:pPr/>
+      <w:r>
+        <w:rPr>
+          <w:lang w:val="sw_KE" w:bidi="sw_KE"/>
+        </w:rPr>
+      </w:r>
+      <w:r>
+        <w:rPr>
+          <w:lang w:val="sw_KE" w:bidi="sw_KE"/>
+        </w:rPr>
+        <w:t xml:space="preserve">Ikiwa mwanamke alikuwa najisi kwa sababu alikuwa akitoka damu wakati wa hedhi yake ya kila mwezi au alikuwa amezaa mtoto, au ikiwa mtu yeyote alikuwa na mahusiano ya ngono, alikuwa amegusa mwili wa mfu, au alikuwa amepona kutoka kwa ugonjwa ngozi, walikuwa najisi. Walihitaji kusubiri kiasi fulani cha muda na kisha kuweza kuoga maalum. Katika visa vingine pia walipaswa kutoa dhabihu ya </w:t>
+      </w:r>
+      <w:r>
+        <w:rPr>
+          <w:lang w:val="sw_KE" w:bidi="sw_KE"/>
+        </w:rPr>
+        <w:t>wanyama</w:t>
+      </w:r>
+      <w:r>
+        <w:rPr>
+          <w:lang w:val="sw_KE" w:bidi="sw_KE"/>
+        </w:rPr>
+        <w:t xml:space="preserve"> kwa Mungu. Shughuli hizi pamoja ziliitwa sherehe ya utakaso. Baada ya hii, watu hawa walikuwa safi tena na wangeweza kushiriki katika shughuli zote za ibada.</w:t>
+      </w:r>
+      <w:r>
+        <w:rPr>
+          <w:lang w:val="sw_KE" w:bidi="sw_KE"/>
+        </w:rPr>
+      </w:r>
+      <w:r>
+        <w:rPr>
+          <w:lang w:val="sw_KE" w:bidi="sw_KE"/>
+        </w:rPr>
+      </w:r>
+    </w:p>
+    <w:p>
+      <w:pPr/>
+      <w:r>
+        <w:rPr>
+          <w:lang w:val="sw_KE" w:bidi="sw_KE"/>
+        </w:rPr>
+      </w:r>
+    </w:p>
+    <w:p>
+      <w:pPr>
+        <w:pStyle w:val="Heading2"/>
+      </w:pPr>
+      <w:r>
+        <w:rPr>
+          <w:lang w:val="sw_KE" w:bidi="sw_KE"/>
+        </w:rPr>
+        <w:t>safi / najisi</w:t>
+      </w:r>
+      <w:r>
+        <w:rPr>
+          <w:lang w:val="sw_KE" w:bidi="sw_KE"/>
+        </w:rPr>
+      </w:r>
+    </w:p>
+    <w:p>
+      <w:pPr/>
+      <w:r>
+        <w:rPr>
+          <w:lang w:val="sw_KE" w:bidi="sw_KE"/>
+        </w:rPr>
+      </w:r>
+      <w:r>
+        <w:rPr>
+          <w:lang w:val="sw_KE" w:bidi="sw_KE"/>
+        </w:rPr>
+        <w:t xml:space="preserve">Maneno "safi" na "najisi" katika Biblia hayazungumzii kuhusu ikiwa kitu ni safi au chafu kutoka nje. Katika biblia, mtu </w:t>
+      </w:r>
+      <w:r>
+        <w:rPr>
+          <w:b/>
+          <w:lang w:val="sw_KE" w:bidi="sw_KE"/>
+        </w:rPr>
+        <w:t>safi</w:t>
+      </w:r>
+      <w:r>
+        <w:rPr>
+          <w:lang w:val="sw_KE" w:bidi="sw_KE"/>
+        </w:rPr>
+        <w:t xml:space="preserve"> anamaanisha mtu anayefaa kwa huduma kwa Mungu, anayekubalika kushiriki katika ibada kwa Mungu. Mtu ambaye ni najisi </w:t>
+      </w:r>
+      <w:r>
+        <w:rPr>
+          <w:b/>
+          <w:lang w:val="sw_KE" w:bidi="sw_KE"/>
+        </w:rPr>
+        <w:t>haifai</w:t>
+      </w:r>
+      <w:r>
+        <w:rPr>
+          <w:lang w:val="sw_KE" w:bidi="sw_KE"/>
+        </w:rPr>
+        <w:t xml:space="preserve"> kwa huduma kwa Mungu. Wanyama na hata vitu pia vinaweza kuwa safi au najisi.</w:t>
+      </w:r>
+    </w:p>
+    <w:p>
+      <w:pPr/>
+      <w:r>
+        <w:rPr>
+          <w:lang w:val="sw_KE" w:bidi="sw_KE"/>
+        </w:rPr>
+      </w:r>
+      <w:r>
+        <w:rPr>
+          <w:lang w:val="sw_KE" w:bidi="sw_KE"/>
+        </w:rPr>
+        <w:t xml:space="preserve">Kuwa safi ni hali ya kwenda kwa mtu fulani, lakini mtu anaweza kuwa najisi ikiwa hakufwata sheria za usafi. Sheria ambazo vitu vilikuwa safi au najisi ziliwasaidia Waisraeli </w:t>
+      </w:r>
+      <w:r>
+        <w:rPr>
+          <w:lang w:val="sw_KE" w:bidi="sw_KE"/>
+        </w:rPr>
+        <w:t>kukumbuka</w:t>
+      </w:r>
+      <w:r>
+        <w:rPr>
+          <w:lang w:val="sw_KE" w:bidi="sw_KE"/>
+        </w:rPr>
+        <w:t xml:space="preserve"> kwamba walikuwa watu maalum wa Mungu. Kama vile kitu ambacho ni safi kinapaswa kuwekwa mbali na kitu ni najisi Waisraeli walipaswa kukaa mbali na vitu najisi. Vitu hivi vinaweza kuwa wanyama au vitu, au matendo machafu kama dhambi.</w:t>
+      </w:r>
+    </w:p>
+    <w:p>
+      <w:pPr/>
+      <w:r>
+        <w:rPr>
+          <w:lang w:val="sw_KE" w:bidi="sw_KE"/>
+        </w:rPr>
+      </w:r>
+      <w:r>
+        <w:rPr>
+          <w:lang w:val="sw_KE" w:bidi="sw_KE"/>
+        </w:rPr>
+        <w:t>Sheria kuhusu safi na chafu pia viliwasaidia watu kukumbuka kwamba Mungu anatoa uzima, na kwamba bila Mungu kuna kifo. Damu na ugonjwa vinahusishwa na kifo. Ndiyo maana mtu ambaye alikuwa mgonjwa au anayetoka damu alikua najisi. Mwili wa mfu ulikuwa kitu chafu zaidi ya yote.</w:t>
+      </w:r>
+    </w:p>
+    <w:p>
+      <w:pPr/>
+      <w:r>
+        <w:rPr>
+          <w:lang w:val="sw_KE" w:bidi="sw_KE"/>
+        </w:rPr>
+      </w:r>
+      <w:r>
+        <w:rPr>
+          <w:lang w:val="sw_KE" w:bidi="sw_KE"/>
+        </w:rPr>
+        <w:t>Usafi pia ulikuwa wa kuambukizwa. Ikiwa mtu najisi alimgusa mtu safi, basi mtu huyo safi akawa najisi. Ikiwa mtu safi aligusa kitu kisicho safi kwa mfano kipande cha nguo kilichotoka damu mtu safi akawa najisi. Ikiwa mtu safi aligusa maiti basi mtu huyo huenda akawa najisi pia.</w:t>
+      </w:r>
+    </w:p>
+    <w:p>
+      <w:pPr/>
+      <w:r>
+        <w:rPr>
+          <w:lang w:val="sw_KE" w:bidi="sw_KE"/>
+        </w:rPr>
+      </w:r>
+      <w:r>
+        <w:rPr>
+          <w:lang w:val="sw_KE" w:bidi="sw_KE"/>
+        </w:rPr>
+        <w:t xml:space="preserve">Tofauti kati ya safi na najisi ilikuwa muhimu sana katika </w:t>
+      </w:r>
+      <w:r>
+        <w:rPr>
+          <w:lang w:val="sw_KE" w:bidi="sw_KE"/>
+        </w:rPr>
+        <w:t>ibada</w:t>
+      </w:r>
+      <w:r>
+        <w:rPr>
+          <w:lang w:val="sw_KE" w:bidi="sw_KE"/>
+        </w:rPr>
+        <w:t xml:space="preserve"> ya Mungu. Hakuna kitu ambacho kilikuwa najisi kinaweza kuingia </w:t>
+      </w:r>
+      <w:r>
+        <w:rPr>
+          <w:lang w:val="sw_KE" w:bidi="sw_KE"/>
+        </w:rPr>
+        <w:t>hekaluni</w:t>
+      </w:r>
+      <w:r>
+        <w:rPr>
+          <w:lang w:val="sw_KE" w:bidi="sw_KE"/>
+        </w:rPr>
+        <w:t xml:space="preserve">. Mungu </w:t>
+      </w:r>
+      <w:r>
+        <w:rPr>
+          <w:lang w:val="sw_KE" w:bidi="sw_KE"/>
+        </w:rPr>
+        <w:t>alikua</w:t>
+      </w:r>
+      <w:r>
+        <w:rPr>
+          <w:lang w:val="sw_KE" w:bidi="sw_KE"/>
+        </w:rPr>
+        <w:t xml:space="preserve"> </w:t>
+      </w:r>
+      <w:r>
+        <w:rPr>
+          <w:lang w:val="sw_KE" w:bidi="sw_KE"/>
+        </w:rPr>
+        <w:t>ameteua</w:t>
+      </w:r>
+      <w:r>
+        <w:rPr>
+          <w:lang w:val="sw_KE" w:bidi="sw_KE"/>
+        </w:rPr>
+        <w:t xml:space="preserve"> makuhani wa kutunza hekalu. Makuhani walikuwa waangalifu sana ili kubaki safi.</w:t>
+      </w:r>
+    </w:p>
+    <w:p>
+      <w:pPr/>
+      <w:r>
+        <w:rPr>
+          <w:lang w:val="sw_KE" w:bidi="sw_KE"/>
+        </w:rPr>
+      </w:r>
+      <w:r>
+        <w:rPr>
+          <w:lang w:val="sw_KE" w:bidi="sw_KE"/>
+        </w:rPr>
+        <w:t>Ikiwa mtu alikuwa najisi kwa sababu walikuwa na hedhi, walikuwa na mahusiano ya ngono au walikuwa wamegusa maiti walihitaji kusubiri muda fulani na kisha oga. Baada ya hapo, walikuwa safi tena.</w:t>
+      </w:r>
+    </w:p>
+    <w:p>
+      <w:pPr/>
+      <w:r>
+        <w:rPr>
+          <w:lang w:val="sw_KE" w:bidi="sw_KE"/>
+        </w:rPr>
+      </w:r>
+      <w:r>
+        <w:rPr>
+          <w:lang w:val="sw_KE" w:bidi="sw_KE"/>
+        </w:rPr>
+        <w:t>Ikiwa mtu alikuwa na ugonjwa wa ngozi, walikwa kuwa najisi hadi kuhani alipodhibitisha kwamba waliponywa. Mtu ambaye aliponywa basi alipaswa kutoa dhabihu ya wanyama kwa Mungu. Baada ya hapo, alichukuliwa kuwa safi tena.</w:t>
+      </w:r>
+    </w:p>
+    <w:p>
+      <w:pPr/>
+      <w:r>
+        <w:rPr>
+          <w:lang w:val="sw_KE" w:bidi="sw_KE"/>
+        </w:rPr>
+      </w:r>
+      <w:r>
+        <w:rPr>
+          <w:lang w:val="sw_KE" w:bidi="sw_KE"/>
+        </w:rPr>
+        <w:t>Mungu aliwaambia Waisraeli ni wanyama gani ambao wangeweza kula na wasiokula. Kwa mfano, wangeweza kula mbuzi, kondoo, ng'ombe na ndege fulani. Wanyama hawa walikuwa safi. Wanyama ambao hawangeweza kula walijumuisha nguruwe, wanyama wa pori na viumbe vinavyotambaa. Ikiwa mtu alikula mnyama mchafu, mtu huyo angekuwa najisi.</w:t>
+      </w:r>
+    </w:p>
+    <w:p>
+      <w:pPr/>
+      <w:r>
+        <w:rPr>
+          <w:lang w:val="sw_KE" w:bidi="sw_KE"/>
+        </w:rPr>
+      </w:r>
+      <w:r>
+        <w:rPr>
+          <w:lang w:val="sw_KE" w:bidi="sw_KE"/>
+        </w:rPr>
+        <w:t xml:space="preserve">Watu walipomleta </w:t>
+      </w:r>
+      <w:r>
+        <w:rPr>
+          <w:lang w:val="sw_KE" w:bidi="sw_KE"/>
+        </w:rPr>
+        <w:t>dhabihu</w:t>
+      </w:r>
+      <w:r>
+        <w:rPr>
+          <w:lang w:val="sw_KE" w:bidi="sw_KE"/>
+        </w:rPr>
+        <w:t xml:space="preserve"> kwa Mungu, wangeweza tu kumtoa mnyama safi. Mnyama huyo alipaswa kuwa na afya kabisa pia. Vinginevyo, bado ingekuwa najisi na haifai kwa dhabihu.</w:t>
+      </w:r>
+    </w:p>
+    <w:p>
+      <w:pPr/>
+      <w:r>
+        <w:rPr>
+          <w:lang w:val="sw_KE" w:bidi="sw_KE"/>
+        </w:rPr>
+      </w:r>
+      <w:r>
+        <w:rPr>
+          <w:lang w:val="sw_KE" w:bidi="sw_KE"/>
+        </w:rPr>
+        <w:t>Katika Agano la kale, watu wangeweza kuwa najisi ama kwa dhambi au kwa kugusa kitu najisi. Mnyama anaweza kuwa najisi kwa asili.</w:t>
+      </w:r>
+    </w:p>
+    <w:p>
+      <w:pPr/>
+      <w:r>
+        <w:rPr>
+          <w:lang w:val="sw_KE" w:bidi="sw_KE"/>
+        </w:rPr>
+      </w:r>
+      <w:r>
+        <w:rPr>
+          <w:lang w:val="sw_KE" w:bidi="sw_KE"/>
+        </w:rPr>
+        <w:t xml:space="preserve">Hata hivyo, katika Agano jipya Yesu anawafundisha watu kwamba kuwa safinsi tu suala la kukaa mbali na vyakula fulani au kutoka kwa kuoga kwa mila. Yesu anatufundisha kwamba tunakuwa najisi ikiwa tunamfikiria mawazo </w:t>
+      </w:r>
+      <w:r>
+        <w:rPr>
+          <w:lang w:val="sw_KE" w:bidi="sw_KE"/>
+        </w:rPr>
+        <w:t>mabaya</w:t>
+      </w:r>
+      <w:r>
+        <w:rPr>
+          <w:lang w:val="sw_KE" w:bidi="sw_KE"/>
+        </w:rPr>
+        <w:t xml:space="preserve"> na kufanya makosa. Mambo haya yanatufanya kutofaa kumtumikia au kumwabudu Mungu. Tunakuwa najisi ikiwa tunamwasi Mungu. Ndiyo maana </w:t>
+      </w:r>
+      <w:r>
+        <w:rPr>
+          <w:lang w:val="sw_KE" w:bidi="sw_KE"/>
+        </w:rPr>
+        <w:t>pepo mchafu</w:t>
+      </w:r>
+      <w:r>
+        <w:rPr>
+          <w:lang w:val="sw_KE" w:bidi="sw_KE"/>
+        </w:rPr>
+        <w:t xml:space="preserve"> mara nyingi wanaitwa "</w:t>
+      </w:r>
+      <w:r>
+        <w:rPr>
+          <w:b/>
+          <w:lang w:val="sw_KE" w:bidi="sw_KE"/>
+        </w:rPr>
+        <w:t>pepo wachafu</w:t>
+      </w:r>
+      <w:r>
+        <w:rPr>
+          <w:lang w:val="sw_KE" w:bidi="sw_KE"/>
+        </w:rPr>
+        <w:t>" kwa sababu wanamuasi Mungu.</w:t>
+      </w:r>
+    </w:p>
+    <w:p>
+      <w:pPr/>
+      <w:r>
+        <w:rPr>
+          <w:lang w:val="sw_KE" w:bidi="sw_KE"/>
+        </w:rPr>
+      </w:r>
+      <w:r>
+        <w:rPr>
+          <w:lang w:val="sw_KE" w:bidi="sw_KE"/>
+        </w:rPr>
+        <w:t xml:space="preserve">Baada ya Yesu kurudi </w:t>
+      </w:r>
+      <w:r>
+        <w:rPr>
+          <w:lang w:val="sw_KE" w:bidi="sw_KE"/>
+        </w:rPr>
+        <w:t>Mbinguni</w:t>
+      </w:r>
+      <w:r>
+        <w:rPr>
+          <w:lang w:val="sw_KE" w:bidi="sw_KE"/>
+        </w:rPr>
+        <w:t xml:space="preserve"> watu zaidi wakawa wafuasi wake. Miongoni mwao pia walikuwa watu ambao hawakuwa </w:t>
+      </w:r>
+      <w:r>
+        <w:rPr>
+          <w:lang w:val="sw_KE" w:bidi="sw_KE"/>
+        </w:rPr>
+        <w:t>Wayahudi</w:t>
+      </w:r>
+      <w:r>
+        <w:rPr>
+          <w:lang w:val="sw_KE" w:bidi="sw_KE"/>
+        </w:rPr>
+        <w:t xml:space="preserve">. Kanisa </w:t>
+      </w:r>
+      <w:r>
+        <w:rPr>
+          <w:lang w:val="sw_KE" w:bidi="sw_KE"/>
+        </w:rPr>
+        <w:t>lilifikiri</w:t>
+      </w:r>
+      <w:r>
+        <w:rPr>
+          <w:lang w:val="sw_KE" w:bidi="sw_KE"/>
+        </w:rPr>
+        <w:t xml:space="preserve"> kwamba watu ambao hawakuwa Wayahudi walikuwa najisi na kwa hivyo hawakuweza kuwa sehemu ya watu wa Mungu. Lakini Mungu alifundisha kanisa kwamba sheria za zamani kuhusu nani au kile ambacho kilikuwa safi hakihesabiwi tena. Watu kutoka kwa </w:t>
+      </w:r>
+      <w:r>
+        <w:rPr>
+          <w:lang w:val="sw_KE" w:bidi="sw_KE"/>
+        </w:rPr>
+        <w:t>mataifa</w:t>
+      </w:r>
+      <w:r>
+        <w:rPr>
+          <w:lang w:val="sw_KE" w:bidi="sw_KE"/>
+        </w:rPr>
+        <w:t xml:space="preserve"> yote walikaribishwa na Mungu, na haikuwa muhimu tena kile ambacho mtu alikula au hakula. Yesu alikuwa amewafanya watu kuwa safi. Kile ambacho kilikuwa muhimu sasa kilikuwa kukaa safi kwa kukaa mbali na </w:t>
+      </w:r>
+      <w:r>
+        <w:rPr>
+          <w:lang w:val="sw_KE" w:bidi="sw_KE"/>
+        </w:rPr>
+        <w:t>dhambi</w:t>
+      </w:r>
       <w:r>
         <w:rPr>
           <w:lang w:val="sw_KE" w:bidi="sw_KE"/>
@@ -616,75 +1179,185 @@
         <w:rPr>
           <w:lang w:val="sw_KE" w:bidi="sw_KE"/>
         </w:rPr>
-        <w:t>sadaka kuteketezwa</w:t>
-      </w:r>
-      <w:r>
-        <w:rPr>
-          <w:lang w:val="sw_KE" w:bidi="sw_KE"/>
-        </w:rPr>
-      </w:r>
-    </w:p>
-    <w:p>
-      <w:pPr/>
-      <w:r>
-        <w:rPr>
-          <w:lang w:val="sw_KE" w:bidi="sw_KE"/>
-        </w:rPr>
-      </w:r>
-      <w:r>
-        <w:rPr>
-          <w:lang w:val="sw_KE" w:bidi="sw_KE"/>
-        </w:rPr>
-        <w:t xml:space="preserve">Katika Agano la Kale, sadaka ya </w:t>
+        <w:t>sali</w:t>
+      </w:r>
+      <w:r>
+        <w:rPr>
+          <w:lang w:val="sw_KE" w:bidi="sw_KE"/>
+        </w:rPr>
+      </w:r>
+    </w:p>
+    <w:p>
+      <w:pPr/>
+      <w:r>
+        <w:rPr>
+          <w:lang w:val="sw_KE" w:bidi="sw_KE"/>
+        </w:rPr>
+      </w:r>
+      <w:r>
+        <w:rPr>
+          <w:lang w:val="sw_KE" w:bidi="sw_KE"/>
+        </w:rPr>
+        <w:t>Unaposali</w:t>
       </w:r>
       <w:r>
         <w:rPr>
           <w:b/>
           <w:lang w:val="sw_KE" w:bidi="sw_KE"/>
         </w:rPr>
-        <w:t>kuteketezwa ni</w:t>
-      </w:r>
-      <w:r>
-        <w:rPr>
-          <w:lang w:val="sw_KE" w:bidi="sw_KE"/>
-        </w:rPr>
-        <w:t xml:space="preserve"> aina ya </w:t>
-      </w:r>
-      <w:hyperlink r:id="rId18">
-        <w:r>
-          <w:rPr>
-            <w:lang w:val="sw_KE" w:bidi="sw_KE"/>
-          </w:rPr>
-          <w:rPr>
-            <w:color w:val="0000EE"/>
-            <w:u w:val="single"/>
-          </w:rPr>
-          <w:t>dhabihu</w:t>
-        </w:r>
-      </w:hyperlink>
-      <w:r>
-        <w:rPr>
-          <w:lang w:val="sw_KE" w:bidi="sw_KE"/>
-        </w:rPr>
-        <w:t xml:space="preserve"> ambayo watu wanaleta kwa Mungu. Mtu anapomletea Mungu sadaka ya kuteketezwa, anamuua mnyama na kuchoma mnyama huyu kabisa kwenye </w:t>
-      </w:r>
-      <w:hyperlink r:id="rId20">
-        <w:r>
-          <w:rPr>
-            <w:lang w:val="sw_KE" w:bidi="sw_KE"/>
-          </w:rPr>
-          <w:rPr>
-            <w:color w:val="0000EE"/>
-            <w:u w:val="single"/>
-          </w:rPr>
-          <w:t>madhabahu</w:t>
-        </w:r>
-      </w:hyperlink>
-      <w:r>
-        <w:rPr>
-          <w:lang w:val="sw_KE" w:bidi="sw_KE"/>
-        </w:rPr>
-        <w:t>, ambayo ni mahali maalum inayomaanisha kuleta zawadi kwa Mungu. Mtu anapomletea Mungu sadaka ya kuteketezwa, anamwambia Mungu: "Kama vile ninavyochoma mnyama huyu kabisa, nimejitolea kabisa kwako."</w:t>
+        <w:t xml:space="preserve"> au</w:t>
+      </w:r>
+      <w:r>
+        <w:rPr>
+          <w:lang w:val="sw_KE" w:bidi="sw_KE"/>
+        </w:rPr>
+        <w:t xml:space="preserve"> kutoa</w:t>
+      </w:r>
+      <w:r>
+        <w:rPr>
+          <w:b/>
+          <w:lang w:val="sw_KE" w:bidi="sw_KE"/>
+        </w:rPr>
+        <w:t xml:space="preserve"> sala,</w:t>
+      </w:r>
+      <w:r>
+        <w:rPr>
+          <w:lang w:val="sw_KE" w:bidi="sw_KE"/>
+        </w:rPr>
+        <w:t xml:space="preserve"> unawasiliana na Mungu. Huenda ukawa </w:t>
+      </w:r>
+      <w:r>
+        <w:rPr>
+          <w:lang w:val="sw_KE" w:bidi="sw_KE"/>
+        </w:rPr>
+        <w:t>mnamsifu</w:t>
+      </w:r>
+      <w:r>
+        <w:rPr>
+          <w:lang w:val="sw_KE" w:bidi="sw_KE"/>
+        </w:rPr>
+        <w:t xml:space="preserve"> kwa kumshukuru na kuomba msaada kwa kumwambia kuhusu mambo mabaya ambayo umefanya, kumwomba awasaidie watu wengine, au kumlilia tu kwa sababu unahisi huzuni sana. Katika Biblia, vitu hivi vyote ni sehemu ya kuomba.</w:t>
+      </w:r>
+    </w:p>
+    <w:p>
+      <w:pPr/>
+      <w:r>
+        <w:rPr>
+          <w:lang w:val="sw_KE" w:bidi="sw_KE"/>
+        </w:rPr>
+      </w:r>
+      <w:r>
+        <w:rPr>
+          <w:lang w:val="sw_KE" w:bidi="sw_KE"/>
+        </w:rPr>
+        <w:t>Wakati mwingine watu wanazungumza kwa sauti wanapoomba na wakati mwingine wanaomba tu kwa mawazo yao. Tunaweza kuiita, "kuomba moyoni mwenu." Wakati mwingine watu wanapiga magoti ili kuomba na wakati mwingine wanasimama huku mikono yao ikinyoshewa kwa Mungu. Hakuna sheria katika Biblia jinsi unavyopaswa kuomba, ila tu uombe kwa unyenyekevu.</w:t>
+      </w:r>
+    </w:p>
+    <w:p>
+      <w:pPr/>
+      <w:r>
+        <w:rPr>
+          <w:lang w:val="sw_KE" w:bidi="sw_KE"/>
+        </w:rPr>
+      </w:r>
+      <w:r>
+        <w:rPr>
+          <w:lang w:val="sw_KE" w:bidi="sw_KE"/>
+        </w:rPr>
+        <w:t xml:space="preserve">Wakati mwingine watu wanaweza kuomba wote pamoja kwa wakati mmoja. Zaburi nyingi katika Biblia ni sala na </w:t>
+      </w:r>
+      <w:r>
+        <w:rPr>
+          <w:lang w:val="sw_KE" w:bidi="sw_KE"/>
+        </w:rPr>
+        <w:t>Waisraeli</w:t>
+      </w:r>
+      <w:r>
+        <w:rPr>
+          <w:lang w:val="sw_KE" w:bidi="sw_KE"/>
+        </w:rPr>
+        <w:t xml:space="preserve"> wakikariri au kuimba sala hizi wakati </w:t>
+      </w:r>
+      <w:r>
+        <w:rPr>
+          <w:lang w:val="sw_KE" w:bidi="sw_KE"/>
+        </w:rPr>
+        <w:t>wakiabudu</w:t>
+      </w:r>
+      <w:r>
+        <w:rPr>
+          <w:lang w:val="sw_KE" w:bidi="sw_KE"/>
+        </w:rPr>
+        <w:t xml:space="preserve"> Mungu </w:t>
+      </w:r>
+      <w:r>
+        <w:rPr>
+          <w:lang w:val="sw_KE" w:bidi="sw_KE"/>
+        </w:rPr>
+        <w:t>Hekaluni</w:t>
+      </w:r>
+      <w:r>
+        <w:rPr>
+          <w:lang w:val="sw_KE" w:bidi="sw_KE"/>
+        </w:rPr>
+        <w:t>.</w:t>
+      </w:r>
+    </w:p>
+    <w:p>
+      <w:pPr/>
+      <w:r>
+        <w:rPr>
+          <w:lang w:val="sw_KE" w:bidi="sw_KE"/>
+        </w:rPr>
+      </w:r>
+      <w:r>
+        <w:rPr>
+          <w:lang w:val="sw_KE" w:bidi="sw_KE"/>
+        </w:rPr>
+        <w:t>Wakati Mungu anasikiliza maombi ya mtu na kujibu kwa njia fulani, tunasema kwamba Mungu amejibu maombi ya mtu huyu.</w:t>
+      </w:r>
+    </w:p>
+    <w:p>
+      <w:pPr/>
+      <w:r>
+        <w:rPr>
+          <w:lang w:val="sw_KE" w:bidi="sw_KE"/>
+        </w:rPr>
+      </w:r>
+      <w:r>
+        <w:rPr>
+          <w:b/>
+          <w:lang w:val="sw_KE" w:bidi="sw_KE"/>
+        </w:rPr>
+        <w:t>Wakati wa kutafsiri maombi kuwa mwangalifu kuhusu mambo yafuatayo:</w:t>
+      </w:r>
+    </w:p>
+    <w:p>
+      <w:pPr/>
+      <w:r>
+        <w:rPr>
+          <w:lang w:val="sw_KE" w:bidi="sw_KE"/>
+        </w:rPr>
+      </w:r>
+      <w:r>
+        <w:rPr>
+          <w:lang w:val="sw_KE" w:bidi="sw_KE"/>
+        </w:rPr>
+        <w:t>Lugha zingine hutumia kwa ajili ya maombi ambalo humaanisha kuzungumuza kwa maneno fulani, yaliyowekwa. Hili lisingekuwa neno zuri la kutumia kwa sala katika Biblia.</w:t>
+      </w:r>
+    </w:p>
+    <w:p>
+      <w:pPr/>
+      <w:r>
+        <w:rPr>
+          <w:lang w:val="sw_KE" w:bidi="sw_KE"/>
+        </w:rPr>
+      </w:r>
+      <w:r>
+        <w:rPr>
+          <w:lang w:val="sw_KE" w:bidi="sw_KE"/>
+        </w:rPr>
+        <w:t>Lugha zingine zina zaidi ya neno moja la kuomba, ikitegemea ni aina gani ya mazungumzo ambayo watu wanazungumza na mungu. Kwa mfano, lugha zingine zina neno moja la sala za shukrani na neno lingine kwa sala ambayo ni kuomba msaada kwa Mungu. Hakikisha unatumia neno linalofaa katika kila muktadha. Labda unahitaji kutumia zaidi ya neno moja kwa sala katika kifungu.</w:t>
       </w:r>
       <w:r>
         <w:rPr>
@@ -713,122 +1386,694 @@
         <w:rPr>
           <w:lang w:val="sw_KE" w:bidi="sw_KE"/>
         </w:rPr>
-        <w:t>sadaka ya utakaso au sherehe</w:t>
-      </w:r>
-      <w:r>
-        <w:rPr>
-          <w:lang w:val="sw_KE" w:bidi="sw_KE"/>
-        </w:rPr>
-      </w:r>
-    </w:p>
-    <w:p>
-      <w:pPr/>
-      <w:r>
-        <w:rPr>
-          <w:lang w:val="sw_KE" w:bidi="sw_KE"/>
-        </w:rPr>
+        <w:t>Samaria</w:t>
+      </w:r>
+      <w:r>
+        <w:rPr>
+          <w:lang w:val="sw_KE" w:bidi="sw_KE"/>
+        </w:rPr>
+      </w:r>
+    </w:p>
+    <w:p>
+      <w:pPr/>
+      <w:r>
+        <w:rPr>
+          <w:lang w:val="sw_KE" w:bidi="sw_KE"/>
+        </w:rPr>
+      </w:r>
+      <w:r>
+        <w:rPr>
+          <w:lang w:val="sw_KE" w:bidi="sw_KE"/>
+        </w:rPr>
+        <w:t xml:space="preserve">Katika Agano la Kale, </w:t>
       </w:r>
       <w:r>
         <w:rPr>
           <w:b/>
           <w:lang w:val="sw_KE" w:bidi="sw_KE"/>
         </w:rPr>
-        <w:t>Sherehe ya utakaso</w:t>
-      </w:r>
-      <w:r>
-        <w:rPr>
-          <w:lang w:val="sw_KE" w:bidi="sw_KE"/>
-        </w:rPr>
-        <w:t xml:space="preserve"> ni desturi inayomfanya mtu kuwa </w:t>
+        <w:t>Samaria</w:t>
+      </w:r>
+      <w:r>
+        <w:rPr>
+          <w:lang w:val="sw_KE" w:bidi="sw_KE"/>
+        </w:rPr>
+        <w:t xml:space="preserve"> ni mji kaskazini mwa </w:t>
+      </w:r>
+      <w:r>
+        <w:rPr>
+          <w:lang w:val="sw_KE" w:bidi="sw_KE"/>
+        </w:rPr>
+        <w:t>Israeli</w:t>
+      </w:r>
+      <w:r>
+        <w:rPr>
+          <w:lang w:val="sw_KE" w:bidi="sw_KE"/>
+        </w:rPr>
+        <w:t xml:space="preserve">. Katika Agano Jipya, Samaria ni jina la mkoa katika Israeli. Samaria ulikuwa kati ya majimbo ya </w:t>
+      </w:r>
+      <w:r>
+        <w:rPr>
+          <w:lang w:val="sw_KE" w:bidi="sw_KE"/>
+        </w:rPr>
+        <w:t>Yudea</w:t>
+      </w:r>
+      <w:r>
+        <w:rPr>
+          <w:lang w:val="sw_KE" w:bidi="sw_KE"/>
+        </w:rPr>
+        <w:t xml:space="preserve"> na </w:t>
+      </w:r>
+      <w:r>
+        <w:rPr>
+          <w:lang w:val="sw_KE" w:bidi="sw_KE"/>
+        </w:rPr>
+        <w:t>Galilaya</w:t>
+      </w:r>
+      <w:r>
+        <w:rPr>
+          <w:lang w:val="sw_KE" w:bidi="sw_KE"/>
+        </w:rPr>
+        <w:t>.</w:t>
+      </w:r>
+    </w:p>
+    <w:p>
+      <w:pPr/>
+      <w:r>
+        <w:rPr>
+          <w:lang w:val="sw_KE" w:bidi="sw_KE"/>
+        </w:rPr>
+      </w:r>
+      <w:r>
+        <w:rPr>
+          <w:lang w:val="sw_KE" w:bidi="sw_KE"/>
+        </w:rPr>
+        <w:t xml:space="preserve">Katika Agano Jipya, watu ambao waliishi katika Samaria wanaitwa Wasamaria. Wasamaria hawakuwa </w:t>
+      </w:r>
+      <w:r>
+        <w:rPr>
+          <w:lang w:val="sw_KE" w:bidi="sw_KE"/>
+        </w:rPr>
+        <w:t>Wayahudi</w:t>
+      </w:r>
+      <w:r>
+        <w:rPr>
+          <w:lang w:val="sw_KE" w:bidi="sw_KE"/>
+        </w:rPr>
+        <w:t>, lakini walikuwa kitu kama Wayahudi nusu. Uhusiano kati ya Wayahudi na Wasamaria haukuwa mzuri. Ili kuelewa hili, tunapaswa kuangalia historia.</w:t>
+      </w:r>
+    </w:p>
+    <w:p>
+      <w:pPr/>
+      <w:r>
+        <w:rPr>
+          <w:lang w:val="sw_KE" w:bidi="sw_KE"/>
+        </w:rPr>
+      </w:r>
+      <w:r>
+        <w:rPr>
+          <w:lang w:val="sw_KE" w:bidi="sw_KE"/>
+        </w:rPr>
+        <w:t xml:space="preserve">Wakati mwingine katika Agano la Kale, baada ya utawala wa mfalme Sulemani (mwana wa mfalme </w:t>
+      </w:r>
+      <w:r>
+        <w:rPr>
+          <w:lang w:val="sw_KE" w:bidi="sw_KE"/>
+        </w:rPr>
+        <w:t>Daudi</w:t>
+      </w:r>
+      <w:r>
+        <w:rPr>
+          <w:lang w:val="sw_KE" w:bidi="sw_KE"/>
+        </w:rPr>
+        <w:t>), taifa la Israeli liligawanyika katika sehemu mbili. Ufalme wa kaskazini, ambao ulikuwa na makabila 10 kati ya makabila 12, uliitwa Israeli. Ufalme wa kusini, ambao ulikuwa na makabila mengine mawili, uliitwa Yuda.</w:t>
+      </w:r>
+    </w:p>
+    <w:p>
+      <w:pPr/>
+      <w:r>
+        <w:rPr>
+          <w:lang w:val="sw_KE" w:bidi="sw_KE"/>
+        </w:rPr>
+      </w:r>
+      <w:r>
+        <w:rPr>
+          <w:lang w:val="sw_KE" w:bidi="sw_KE"/>
+        </w:rPr>
+        <w:t>Takriban miaka 700 kabla ya kuzaliwa kwa Yesu, mfalme wa Ashuru aliushambulia ufalme wa kaskazini na kuwafukuza watu kwenye maeneo mengine. Kipindi hiki cha wakati kinaitwa uhamishoni wa Ashuru. Ilikuwa mkakati wa kawaida kwa wafalme kuchukua nafasi ya watu katika mkoa mmoja ulioshindwa na watu kutoka mkoa mwingine ulioshindwa. Kwa njia hiyo, ilikuwa vigumu kwa watu wa ndani kuwa na nguvu tena na kuanza kumpinga mfalme. Na kwa hivyo, mfalme wa Ashuru aliwachukua Waisraeli wengi na kuwafanya kuishi katika nchi zingine. Na katika nafasi yao mfalme aliwaweka watu ambao walikuja kutoka nchi zingine. Watu hawa ambao walikuja kutoka nchi zingine walioa na watu ambao waliachwa nyuma katika Israeli, na kikundi hiki cha watu waliyochanganyika kikawa Wasamaria.</w:t>
+      </w:r>
+    </w:p>
+    <w:p>
+      <w:pPr/>
+      <w:r>
+        <w:rPr>
+          <w:lang w:val="sw_KE" w:bidi="sw_KE"/>
+        </w:rPr>
+      </w:r>
+      <w:r>
+        <w:rPr>
+          <w:lang w:val="sw_KE" w:bidi="sw_KE"/>
+        </w:rPr>
+        <w:t>Bila shaka, hatuskii tena kuhusu Waisraeli ambao walifukuzwa kwenye mataifa mengine. Hadithi yao ilimalizika na uhamishoni wa Ashuru.</w:t>
+      </w:r>
+    </w:p>
+    <w:p>
+      <w:pPr/>
+      <w:r>
+        <w:rPr>
+          <w:lang w:val="sw_KE" w:bidi="sw_KE"/>
+        </w:rPr>
+      </w:r>
+      <w:r>
+        <w:rPr>
+          <w:lang w:val="sw_KE" w:bidi="sw_KE"/>
+        </w:rPr>
+        <w:t>Hata hivyo, ufalme wa kusini wa Israeli, Yuda, ulidumu tena kidogo. Takriban miaka 600 kabla ya kuzaliwa kwa Yesu, mfalme Nebukadneza wa Babiloni aliwashambulia na kuangamiza Yuda. Watu wa Yuda sasa wanaitwa Wayahudi, ambayo inamaanisha watu kutoka Yuda. Mfalme wa Babeli aliwapeleka Wayahudi wengi kwenye nchi yake mwenyewe, kama vile mfalme wa Ashuru alivyofanya. Lakini wakati huu, baada ya miaka 70, Wayahudi waliruhusiwa kurudi Yuda.</w:t>
+      </w:r>
+    </w:p>
+    <w:p>
+      <w:pPr/>
+      <w:r>
+        <w:rPr>
+          <w:lang w:val="sw_KE" w:bidi="sw_KE"/>
+        </w:rPr>
+      </w:r>
+      <w:r>
+        <w:rPr>
+          <w:lang w:val="sw_KE" w:bidi="sw_KE"/>
+        </w:rPr>
+        <w:t xml:space="preserve">Kwa hivyo, Wayahudi wengi walirudi na kukaa tena katika Yuda, na kujenga tena miji. Walianza kujenga tena </w:t>
+      </w:r>
+      <w:r>
+        <w:rPr>
+          <w:lang w:val="sw_KE" w:bidi="sw_KE"/>
+        </w:rPr>
+        <w:t>Hekalu</w:t>
+      </w:r>
+      <w:r>
+        <w:rPr>
+          <w:lang w:val="sw_KE" w:bidi="sw_KE"/>
+        </w:rPr>
+        <w:t xml:space="preserve"> katika </w:t>
+      </w:r>
+      <w:r>
+        <w:rPr>
+          <w:lang w:val="sw_KE" w:bidi="sw_KE"/>
+        </w:rPr>
+        <w:t>Yerusalemu</w:t>
+      </w:r>
+      <w:r>
+        <w:rPr>
+          <w:lang w:val="sw_KE" w:bidi="sw_KE"/>
+        </w:rPr>
+        <w:t>, Wasamaria walikuja kutoka kaskazini na walitaka kuwasaidia. Lakini Wayahudi hawakuwaamini Wasamaria na kukataa msaada wao. Wasamaria walikasirika sana na hili, na walijenga hekalu lao wenyewe badala yake. Takriban miaka mia moja kabla ya kuzaliwa kwa Yesu, mtawala wa Kiyahudi aliharibu Hekalu la Wasamaria. Kwa hivyo Wasamaria walikuwa na sababu za kutowapenda Wayahudi!</w:t>
+      </w:r>
+    </w:p>
+    <w:p>
+      <w:pPr/>
+      <w:r>
+        <w:rPr>
+          <w:lang w:val="sw_KE" w:bidi="sw_KE"/>
+        </w:rPr>
+      </w:r>
+      <w:r>
+        <w:rPr>
+          <w:lang w:val="sw_KE" w:bidi="sw_KE"/>
+        </w:rPr>
+        <w:t xml:space="preserve">Wasamaria walijiona kuwa wazao wa Yakobo, kama vile Wayahudi. Walimwamini Mungu na kufuata </w:t>
+      </w:r>
+      <w:r>
+        <w:rPr>
+          <w:lang w:val="sw_KE" w:bidi="sw_KE"/>
+        </w:rPr>
+        <w:t>sheria ya Musa</w:t>
+      </w:r>
+      <w:r>
+        <w:rPr>
+          <w:lang w:val="sw_KE" w:bidi="sw_KE"/>
+        </w:rPr>
+        <w:t xml:space="preserve">, lakini hawakukubali vitabu vingine kutoka kwa Agano la Kale. Walitenda </w:t>
+      </w:r>
+      <w:r>
+        <w:rPr>
+          <w:lang w:val="sw_KE" w:bidi="sw_KE"/>
+        </w:rPr>
+        <w:t>tohara</w:t>
+      </w:r>
+      <w:r>
+        <w:rPr>
+          <w:lang w:val="sw_KE" w:bidi="sw_KE"/>
+        </w:rPr>
+        <w:t>, kama vile Wayahudi walivyofanya.</w:t>
+      </w:r>
+    </w:p>
+    <w:p>
+      <w:pPr/>
+      <w:r>
+        <w:rPr>
+          <w:lang w:val="sw_KE" w:bidi="sw_KE"/>
+        </w:rPr>
+      </w:r>
+      <w:r>
+        <w:rPr>
+          <w:lang w:val="sw_KE" w:bidi="sw_KE"/>
+        </w:rPr>
+        <w:t>Wayahudi hawakufikiria Wasamaria kama Wayahudi sahihi. Wayahudi hawakuingiliana na Wasamaria, na Wayahudi hata hawakuruhusu Msamaria kuwa Myahudi kwa kubadilishwa. Kwa kweli, Wayahudi walichukia Wasamaria labda hata zaidi kuliko walivyochukia watu ambao hawakuwa Wayahudi kabisa!</w:t>
+      </w:r>
+    </w:p>
+    <w:p>
+      <w:pPr/>
+      <w:r>
+        <w:rPr>
+          <w:lang w:val="sw_KE" w:bidi="sw_KE"/>
+        </w:rPr>
+      </w:r>
+      <w:r>
+        <w:rPr>
+          <w:lang w:val="sw_KE" w:bidi="sw_KE"/>
+        </w:rPr>
+        <w:t xml:space="preserve">Katika wakati wa Agano Jipya, serikali ya Kirumi ilitawala Wasamaria na pia Wayahudi. Kama vile Wayahudi, Wasamaria pia walikuwa wakitarajia Mungu kumtuma </w:t>
+      </w:r>
+      <w:r>
+        <w:rPr>
+          <w:lang w:val="sw_KE" w:bidi="sw_KE"/>
+        </w:rPr>
+        <w:t>Mwokozi</w:t>
+      </w:r>
+      <w:r>
+        <w:rPr>
+          <w:lang w:val="sw_KE" w:bidi="sw_KE"/>
+        </w:rPr>
+        <w:t>. Hawakuamini kwamba Mwokozi huyu angekuwa mzao wa mfalme wa kiyahudi Daudi, lakini waliamini kwamba kuja kwa Mwokozi huyu kuliahidiwa na Musa-kama vile Wayahudi walivyoamini.</w:t>
+      </w:r>
+      <w:r>
+        <w:rPr>
+          <w:lang w:val="sw_KE" w:bidi="sw_KE"/>
+        </w:rPr>
+      </w:r>
+      <w:r>
+        <w:rPr>
+          <w:lang w:val="sw_KE" w:bidi="sw_KE"/>
+        </w:rPr>
+      </w:r>
+    </w:p>
+    <w:p>
+      <w:pPr/>
+      <w:r>
+        <w:rPr>
+          <w:lang w:val="sw_KE" w:bidi="sw_KE"/>
+        </w:rPr>
+      </w:r>
+    </w:p>
+    <w:p>
+      <w:pPr>
+        <w:pStyle w:val="Heading2"/>
+      </w:pPr>
+      <w:r>
+        <w:rPr>
+          <w:lang w:val="sw_KE" w:bidi="sw_KE"/>
+        </w:rPr>
+        <w:t>sanamu</w:t>
+      </w:r>
+      <w:r>
+        <w:rPr>
+          <w:lang w:val="sw_KE" w:bidi="sw_KE"/>
+        </w:rPr>
+      </w:r>
+    </w:p>
+    <w:p>
+      <w:pPr/>
+      <w:r>
+        <w:rPr>
+          <w:lang w:val="sw_KE" w:bidi="sw_KE"/>
+        </w:rPr>
+      </w:r>
+      <w:r>
+        <w:rPr>
+          <w:lang w:val="sw_KE" w:bidi="sw_KE"/>
+        </w:rPr>
+        <w:t>Na</w:t>
       </w:r>
       <w:r>
         <w:rPr>
           <w:b/>
           <w:lang w:val="sw_KE" w:bidi="sw_KE"/>
         </w:rPr>
-        <w:t>safi</w:t>
-      </w:r>
-      <w:r>
-        <w:rPr>
-          <w:lang w:val="sw_KE" w:bidi="sw_KE"/>
-        </w:rPr>
-        <w:t xml:space="preserve">, ambayo inamaanisha kufaa kwa huduma kwa Mungu. Maneno "safi" na "najisi" katika Biblia hayazungumzii kuhusu ikiwa kitu ni safi au chafu kutoka nje. Katika Biblia, mtu </w:t>
+        <w:t>Sanamu</w:t>
+      </w:r>
+      <w:r>
+        <w:rPr>
+          <w:lang w:val="sw_KE" w:bidi="sw_KE"/>
+        </w:rPr>
+        <w:t xml:space="preserve"> ni umbo ambalo watu hutengeneza ili </w:t>
+      </w:r>
+      <w:r>
+        <w:rPr>
+          <w:lang w:val="sw_KE" w:bidi="sw_KE"/>
+        </w:rPr>
+        <w:t>kuabudu</w:t>
+      </w:r>
+      <w:r>
+        <w:rPr>
+          <w:lang w:val="sw_KE" w:bidi="sw_KE"/>
+        </w:rPr>
+        <w:t xml:space="preserve"> mungu. Umbo la mungu huyu linawakumbusha watu kuhusu sifa zingine za mungu huyu. Katika Biblia hizi wakati mwingine huitwa "picha." Watu hutengeneza umbo-la mungu na kuabudu umbo, kana kwamba ni mungu huyo. Watu wanaweza kutengeneza umbo kama hilo kutoka kwa jiwe, mbao, au chuma. Umbo kama hilo linaweza kuonekana kama mtu, au kama mnyama, au tu kuwa na umbo lolote tofauti. LInaweza kuwa kubwa sana, au linaweza kuwa ndogo na linaweza kubebwa kwa urahisi. Neno sanamu pia linaweza kumaanisha mambo au mawazo ambayo watu wanaabudu zaidi ya Mungu mwenyewe.</w:t>
+      </w:r>
+    </w:p>
+    <w:p>
+      <w:pPr/>
+      <w:r>
+        <w:rPr>
+          <w:lang w:val="sw_KE" w:bidi="sw_KE"/>
+        </w:rPr>
+      </w:r>
+      <w:r>
+        <w:rPr>
+          <w:lang w:val="sw_KE" w:bidi="sw_KE"/>
+        </w:rPr>
+        <w:t xml:space="preserve">Mungu anawazuia </w:t>
+      </w:r>
+      <w:r>
+        <w:rPr>
+          <w:lang w:val="sw_KE" w:bidi="sw_KE"/>
+        </w:rPr>
+        <w:t>Waisraeli</w:t>
+      </w:r>
+      <w:r>
+        <w:rPr>
+          <w:lang w:val="sw_KE" w:bidi="sw_KE"/>
+        </w:rPr>
+        <w:t xml:space="preserve"> katika amri zake kutowahi kutengeneza sanamu kama hiyo, au sanamu, au kuabudu kitu kingine chochote isipokuwa Mungu mwenyewe.</w:t>
+      </w:r>
+      <w:r>
+        <w:rPr>
+          <w:lang w:val="sw_KE" w:bidi="sw_KE"/>
+        </w:rPr>
+      </w:r>
+      <w:r>
+        <w:rPr>
+          <w:lang w:val="sw_KE" w:bidi="sw_KE"/>
+        </w:rPr>
+      </w:r>
+    </w:p>
+    <w:p>
+      <w:pPr/>
+      <w:r>
+        <w:rPr>
+          <w:lang w:val="sw_KE" w:bidi="sw_KE"/>
+        </w:rPr>
+      </w:r>
+    </w:p>
+    <w:p>
+      <w:pPr>
+        <w:pStyle w:val="Heading2"/>
+      </w:pPr>
+      <w:r>
+        <w:rPr>
+          <w:lang w:val="sw_KE" w:bidi="sw_KE"/>
+        </w:rPr>
+        <w:t>Sayuni</w:t>
+      </w:r>
+      <w:r>
+        <w:rPr>
+          <w:lang w:val="sw_KE" w:bidi="sw_KE"/>
+        </w:rPr>
+      </w:r>
+    </w:p>
+    <w:p>
+      <w:pPr/>
+      <w:r>
+        <w:rPr>
+          <w:lang w:val="sw_KE" w:bidi="sw_KE"/>
+        </w:rPr>
+      </w:r>
+      <w:r>
+        <w:rPr>
+          <w:lang w:val="sw_KE" w:bidi="sw_KE"/>
+        </w:rPr>
+        <w:t xml:space="preserve">Watu wakati mwingine walitumia </w:t>
       </w:r>
       <w:r>
         <w:rPr>
           <w:b/>
           <w:lang w:val="sw_KE" w:bidi="sw_KE"/>
         </w:rPr>
-        <w:t>safi</w:t>
-      </w:r>
-      <w:r>
-        <w:rPr>
-          <w:lang w:val="sw_KE" w:bidi="sw_KE"/>
-        </w:rPr>
-        <w:t xml:space="preserve"> anamaanisha mtu anayefaa kwa huduma kwa Mungu, anayekubalika kushiriki katika ibada kwa </w:t>
-      </w:r>
-      <w:hyperlink r:id="rId13">
-        <w:r>
-          <w:rPr>
-            <w:lang w:val="sw_KE" w:bidi="sw_KE"/>
-          </w:rPr>
-          <w:rPr>
-            <w:color w:val="0000EE"/>
-            <w:u w:val="single"/>
-          </w:rPr>
-          <w:t>Mungu</w:t>
-        </w:r>
-      </w:hyperlink>
-      <w:r>
-        <w:rPr>
-          <w:lang w:val="sw_KE" w:bidi="sw_KE"/>
-        </w:rPr>
-        <w:t xml:space="preserve">. Mtu ambaye ni </w:t>
+        <w:t>Sayuni</w:t>
+      </w:r>
+      <w:r>
+        <w:rPr>
+          <w:lang w:val="sw_KE" w:bidi="sw_KE"/>
+        </w:rPr>
+        <w:t xml:space="preserve"> kama jina lingine la mji wa </w:t>
+      </w:r>
+      <w:r>
+        <w:rPr>
+          <w:lang w:val="sw_KE" w:bidi="sw_KE"/>
+        </w:rPr>
+        <w:t>Yerusalemu</w:t>
+      </w:r>
+      <w:r>
+        <w:rPr>
+          <w:lang w:val="sw_KE" w:bidi="sw_KE"/>
+        </w:rPr>
+        <w:t xml:space="preserve">. Sayuni ilikuwa jina la mlima moja katika mji wa Yerusalemu, ambapo watu wanaoitwa Wayebusi waliishi kabla ya </w:t>
+      </w:r>
+      <w:r>
+        <w:rPr>
+          <w:lang w:val="sw_KE" w:bidi="sw_KE"/>
+        </w:rPr>
+        <w:t>Mfalme Daudi</w:t>
+      </w:r>
+      <w:r>
+        <w:rPr>
+          <w:lang w:val="sw_KE" w:bidi="sw_KE"/>
+        </w:rPr>
+        <w:t xml:space="preserve"> kushinda mji. Mfalme Daudi alinyakua mji huo, watu waliita mji huo "mji wa Daudi," au "Sayuni." Baadaye, watu walitumia Sayuni kama jina la mji mzima wa Yerusalemu. Waandishi wengi katika Biblia wanatumia jina Sayuni hasa wanapozungumzia Yerusalemu kama mahali patakatifu ambapo </w:t>
+      </w:r>
+      <w:r>
+        <w:rPr>
+          <w:lang w:val="sw_KE" w:bidi="sw_KE"/>
+        </w:rPr>
+        <w:t>Mungu</w:t>
+      </w:r>
+      <w:r>
+        <w:rPr>
+          <w:lang w:val="sw_KE" w:bidi="sw_KE"/>
+        </w:rPr>
+        <w:t xml:space="preserve"> anaishi na </w:t>
+      </w:r>
+      <w:r>
+        <w:rPr>
+          <w:lang w:val="sw_KE" w:bidi="sw_KE"/>
+        </w:rPr>
+        <w:t>watu</w:t>
+      </w:r>
+      <w:r>
+        <w:rPr>
+          <w:lang w:val="sw_KE" w:bidi="sw_KE"/>
+        </w:rPr>
+        <w:t xml:space="preserve"> wake.</w:t>
+      </w:r>
+      <w:r>
+        <w:rPr>
+          <w:lang w:val="sw_KE" w:bidi="sw_KE"/>
+        </w:rPr>
+      </w:r>
+      <w:r>
+        <w:rPr>
+          <w:lang w:val="sw_KE" w:bidi="sw_KE"/>
+        </w:rPr>
+      </w:r>
+    </w:p>
+    <w:p>
+      <w:pPr/>
+      <w:r>
+        <w:rPr>
+          <w:lang w:val="sw_KE" w:bidi="sw_KE"/>
+        </w:rPr>
+      </w:r>
+    </w:p>
+    <w:p>
+      <w:pPr>
+        <w:pStyle w:val="Heading2"/>
+      </w:pPr>
+      <w:r>
+        <w:rPr>
+          <w:lang w:val="sw_KE" w:bidi="sw_KE"/>
+        </w:rPr>
+        <w:t>shamba la mizabibu</w:t>
+      </w:r>
+      <w:r>
+        <w:rPr>
+          <w:lang w:val="sw_KE" w:bidi="sw_KE"/>
+        </w:rPr>
+      </w:r>
+    </w:p>
+    <w:p>
+      <w:pPr/>
+      <w:r>
+        <w:rPr>
+          <w:lang w:val="sw_KE" w:bidi="sw_KE"/>
+        </w:rPr>
+      </w:r>
+      <w:r>
+        <w:rPr>
+          <w:lang w:val="sw_KE" w:bidi="sw_KE"/>
+        </w:rPr>
+        <w:t xml:space="preserve">Hili </w:t>
       </w:r>
       <w:r>
         <w:rPr>
           <w:b/>
           <w:lang w:val="sw_KE" w:bidi="sw_KE"/>
         </w:rPr>
-        <w:t>mchafu</w:t>
-      </w:r>
-      <w:r>
-        <w:rPr>
-          <w:lang w:val="sw_KE" w:bidi="sw_KE"/>
-        </w:rPr>
-        <w:t xml:space="preserve"> haifai kwa huduma kwa Mungu, na hawezi kushiriki katika ibada ya umma. Wanyama na hata vitu pia vinaweza kuwa safi au najisi.</w:t>
-      </w:r>
-    </w:p>
-    <w:p>
-      <w:pPr/>
-      <w:r>
-        <w:rPr>
-          <w:lang w:val="sw_KE" w:bidi="sw_KE"/>
-        </w:rPr>
-      </w:r>
-      <w:r>
-        <w:rPr>
-          <w:lang w:val="sw_KE" w:bidi="sw_KE"/>
-        </w:rPr>
-        <w:t xml:space="preserve">Ikiwa mwanamke alikuwa najisi kwa sababu alikuwa akitoka damu wakati wa hedhi yake ya kila mwezi au alikuwa amezaa mtoto, au ikiwa mtu yeyote alikuwa na mahusiano ya ngono, alikuwa amegusa mwili wa mfu, au alikuwa amepona kutoka kwa ugonjwa ngozi, walikuwa najisi. Walihitaji kusubiri kiasi fulani cha muda na kisha kuweza kuoga maalum. Katika visa vingine pia walipaswa kutoa dhabihu ya </w:t>
-      </w:r>
-      <w:hyperlink r:id="rId18">
-        <w:r>
-          <w:rPr>
-            <w:lang w:val="sw_KE" w:bidi="sw_KE"/>
-          </w:rPr>
-          <w:rPr>
-            <w:color w:val="0000EE"/>
-            <w:u w:val="single"/>
-          </w:rPr>
-          <w:t>wanyama</w:t>
-        </w:r>
-      </w:hyperlink>
-      <w:r>
-        <w:rPr>
-          <w:lang w:val="sw_KE" w:bidi="sw_KE"/>
-        </w:rPr>
-        <w:t xml:space="preserve"> kwa Mungu. Shughuli hizi pamoja ziliitwa sherehe ya utakaso. Baada ya hii, watu hawa walikuwa safi tena na wangeweza kushiriki katika shughuli zote za ibada.</w:t>
+        <w:t>Shamba</w:t>
+      </w:r>
+      <w:r>
+        <w:rPr>
+          <w:lang w:val="sw_KE" w:bidi="sw_KE"/>
+        </w:rPr>
+        <w:t xml:space="preserve"> la mizabibu ni bustani ambapo watu hukuza zabibu. Zabibu ni tunda laini, linalokua kwenye mti unaitwa mzabibu. Watu hula zabibu safi, au kukausha kwa jua. Mara tu zikikauushwa, zinaitwa zabibu </w:t>
+      </w:r>
+      <w:r>
+        <w:rPr>
+          <w:b/>
+          <w:lang w:val="sw_KE" w:bidi="sw_KE"/>
+        </w:rPr>
+        <w:t>kavu</w:t>
+      </w:r>
+      <w:r>
+        <w:rPr>
+          <w:lang w:val="sw_KE" w:bidi="sw_KE"/>
+        </w:rPr>
+        <w:t xml:space="preserve"> na zinaweza kuwekwa kwa muda mrefu. Watu pia hutoa juisi kutoka kwa zabibu ili kutengeneza kinywaji cha pombe kinachoitwa </w:t>
+      </w:r>
+      <w:r>
+        <w:rPr>
+          <w:b/>
+          <w:lang w:val="sw_KE" w:bidi="sw_KE"/>
+        </w:rPr>
+        <w:t>divai</w:t>
+      </w:r>
+      <w:r>
+        <w:rPr>
+          <w:lang w:val="sw_KE" w:bidi="sw_KE"/>
+        </w:rPr>
+        <w:t xml:space="preserve">. Zabibu ni za kawaida sana katika </w:t>
+      </w:r>
+      <w:r>
+        <w:rPr>
+          <w:lang w:val="sw_KE" w:bidi="sw_KE"/>
+        </w:rPr>
+        <w:t>Israeli</w:t>
+      </w:r>
+      <w:r>
+        <w:rPr>
+          <w:lang w:val="sw_KE" w:bidi="sw_KE"/>
+        </w:rPr>
+        <w:t xml:space="preserve">, na </w:t>
+      </w:r>
+      <w:r>
+        <w:rPr>
+          <w:lang w:val="sw_KE" w:bidi="sw_KE"/>
+        </w:rPr>
+        <w:t>mvinyo</w:t>
+      </w:r>
+      <w:r>
+        <w:rPr>
+          <w:lang w:val="sw_KE" w:bidi="sw_KE"/>
+        </w:rPr>
+        <w:t xml:space="preserve"> inayotiwa maji - ilikuwa kinywaji cha kawaida.</w:t>
+      </w:r>
+    </w:p>
+    <w:p>
+      <w:pPr/>
+      <w:r>
+        <w:rPr>
+          <w:lang w:val="sw_KE" w:bidi="sw_KE"/>
+        </w:rPr>
+      </w:r>
+      <w:r>
+        <w:rPr>
+          <w:lang w:val="sw_KE" w:bidi="sw_KE"/>
+        </w:rPr>
+        <w:t xml:space="preserve">Shamba la mizabibu kwa kawaida lilikuwa na ukuta uliouzunguka ili wanyama wa pori au wezi wasiweze kuingia bustani. Watu walitengeneza ukuta huu kwa miamba au vichaka vya miiba. Ndani ya shamba la mizabibu kulikuwa na kibanda cha mlinzi. Kibanda hiki kilikuwa cha juu kidogo kuliko sehemu nyingine za bustani ili mlinzi aweze kutazama bustani. Hii iliitwa mnara wa </w:t>
+      </w:r>
+      <w:r>
+        <w:rPr>
+          <w:lang w:val="sw_KE" w:bidi="sw_KE"/>
+        </w:rPr>
+        <w:t>ulinzi</w:t>
+      </w:r>
+      <w:r>
+        <w:rPr>
+          <w:lang w:val="sw_KE" w:bidi="sw_KE"/>
+        </w:rPr>
+        <w:t>.</w:t>
+      </w:r>
+    </w:p>
+    <w:p>
+      <w:pPr/>
+      <w:r>
+        <w:rPr>
+          <w:lang w:val="sw_KE" w:bidi="sw_KE"/>
+        </w:rPr>
+      </w:r>
+      <w:r>
+        <w:rPr>
+          <w:lang w:val="sw_KE" w:bidi="sw_KE"/>
+        </w:rPr>
+        <w:t xml:space="preserve">Kulikuwa pia na </w:t>
+      </w:r>
+      <w:r>
+        <w:rPr>
+          <w:lang w:val="sw_KE" w:bidi="sw_KE"/>
+        </w:rPr>
+        <w:t>shinikizo la mizabibu</w:t>
+      </w:r>
+      <w:r>
+        <w:rPr>
+          <w:lang w:val="sw_KE" w:bidi="sw_KE"/>
+        </w:rPr>
+        <w:t>. Shinikizo la mvinyo ni kipande cha jiwe kilichozungukwa na ukali. Watu walimwaga zabibu kwenye jiwe hili na kisha walikanyaga zabibu hizo kwa miguu yao. Hii ingeweza kufinya juisi kutoka kwa zabibu. Juisi ingetiririka kwenye chombo kinachoitwa pitia la mvinyo. Njia nyingine ya kuondoa juisi ilikuwa kwa kuviringisha jiwe nzito kwenye zabibu.</w:t>
+      </w:r>
+    </w:p>
+    <w:p>
+      <w:pPr/>
+      <w:r>
+        <w:rPr>
+          <w:lang w:val="sw_KE" w:bidi="sw_KE"/>
+        </w:rPr>
+      </w:r>
+      <w:r>
+        <w:rPr>
+          <w:lang w:val="sw_KE" w:bidi="sw_KE"/>
+        </w:rPr>
+        <w:t xml:space="preserve">Mizabibu ilikuwa ya kawaida sana katika Israeli kwamba mara nyingi tunaipata katika lugha ya picha. Katika Agano la kale, Mungu wakati mwingine aliwalinganisha watu wa Israeli na shamba la mizabibu, au mzabibu. Yesu alielezea mifano kadhaa </w:t>
+      </w:r>
+      <w:r>
+        <w:rPr>
+          <w:lang w:val="sw_KE" w:bidi="sw_KE"/>
+        </w:rPr>
+        <w:t>ambayo</w:t>
+      </w:r>
+      <w:r>
+        <w:rPr>
+          <w:lang w:val="sw_KE" w:bidi="sw_KE"/>
+        </w:rPr>
+        <w:t xml:space="preserve"> alitumia kitu kinachohusiana na mzabibu, shamba la mizabibu, au mvinyo, ili kuelezea kitu kuhusu </w:t>
+      </w:r>
+      <w:r>
+        <w:rPr>
+          <w:lang w:val="sw_KE" w:bidi="sw_KE"/>
+        </w:rPr>
+        <w:t>ufalme wa Mungu</w:t>
+      </w:r>
+      <w:r>
+        <w:rPr>
+          <w:lang w:val="sw_KE" w:bidi="sw_KE"/>
+        </w:rPr>
+        <w:t>.</w:t>
       </w:r>
       <w:r>
         <w:rPr>
@@ -857,423 +2102,787 @@
         <w:rPr>
           <w:lang w:val="sw_KE" w:bidi="sw_KE"/>
         </w:rPr>
-        <w:t>safi / najisi</w:t>
-      </w:r>
-      <w:r>
-        <w:rPr>
-          <w:lang w:val="sw_KE" w:bidi="sw_KE"/>
-        </w:rPr>
-      </w:r>
-    </w:p>
-    <w:p>
-      <w:pPr/>
-      <w:r>
-        <w:rPr>
-          <w:lang w:val="sw_KE" w:bidi="sw_KE"/>
-        </w:rPr>
-      </w:r>
-      <w:r>
-        <w:rPr>
-          <w:lang w:val="sw_KE" w:bidi="sw_KE"/>
-        </w:rPr>
-        <w:t xml:space="preserve">Maneno "safi" na "najisi" katika Biblia hayazungumzii kuhusu ikiwa kitu ni safi au chafu kutoka nje. Katika biblia, mtu </w:t>
+        <w:t>Sheoli</w:t>
+      </w:r>
+      <w:r>
+        <w:rPr>
+          <w:lang w:val="sw_KE" w:bidi="sw_KE"/>
+        </w:rPr>
+      </w:r>
+    </w:p>
+    <w:p>
+      <w:pPr/>
+      <w:r>
+        <w:rPr>
+          <w:lang w:val="sw_KE" w:bidi="sw_KE"/>
+        </w:rPr>
+      </w:r>
+      <w:r>
+        <w:rPr>
+          <w:lang w:val="sw_KE" w:bidi="sw_KE"/>
+        </w:rPr>
+        <w:t xml:space="preserve">Neno </w:t>
+      </w:r>
+      <w:r>
+        <w:rPr>
+          <w:lang w:val="sw_KE" w:bidi="sw_KE"/>
+        </w:rPr>
+        <w:t>jehanamu</w:t>
+      </w:r>
+      <w:r>
+        <w:rPr>
+          <w:lang w:val="sw_KE" w:bidi="sw_KE"/>
+        </w:rPr>
+        <w:t xml:space="preserve"> ni jina la mahali ambapo watu waovu </w:t>
+      </w:r>
+      <w:r>
+        <w:rPr>
+          <w:lang w:val="sw_KE" w:bidi="sw_KE"/>
+        </w:rPr>
+        <w:t>wataadhibiwa</w:t>
+      </w:r>
+      <w:r>
+        <w:rPr>
+          <w:lang w:val="sw_KE" w:bidi="sw_KE"/>
+        </w:rPr>
+        <w:t xml:space="preserve"> baada ya kufa.</w:t>
+      </w:r>
+    </w:p>
+    <w:p>
+      <w:pPr/>
+      <w:r>
+        <w:rPr>
+          <w:lang w:val="sw_KE" w:bidi="sw_KE"/>
+        </w:rPr>
+      </w:r>
+      <w:r>
+        <w:rPr>
+          <w:lang w:val="sw_KE" w:bidi="sw_KE"/>
+        </w:rPr>
+        <w:t xml:space="preserve">Nini hufanyika kwa watu baada ya kufa? Tunaweza kupata hii ya ajabu kusikia, lakini Biblia haizungumzi wazi sana kuhusu hii. Wakristo </w:t>
+      </w:r>
+      <w:r>
+        <w:rPr>
+          <w:lang w:val="sw_KE" w:bidi="sw_KE"/>
+        </w:rPr>
+        <w:t>wengi</w:t>
+      </w:r>
+      <w:r>
+        <w:rPr>
+          <w:lang w:val="sw_KE" w:bidi="sw_KE"/>
+        </w:rPr>
+        <w:t xml:space="preserve"> wanasema kwamba watu </w:t>
+      </w:r>
+      <w:r>
+        <w:rPr>
+          <w:lang w:val="sw_KE" w:bidi="sw_KE"/>
+        </w:rPr>
+        <w:t>wanaomwamini</w:t>
+      </w:r>
+      <w:r>
+        <w:rPr>
+          <w:lang w:val="sw_KE" w:bidi="sw_KE"/>
+        </w:rPr>
+        <w:t xml:space="preserve"> Yesu huenda </w:t>
+      </w:r>
+      <w:r>
+        <w:rPr>
+          <w:lang w:val="sw_KE" w:bidi="sw_KE"/>
+        </w:rPr>
+        <w:t>mbinguni</w:t>
+      </w:r>
+      <w:r>
+        <w:rPr>
+          <w:lang w:val="sw_KE" w:bidi="sw_KE"/>
+        </w:rPr>
+        <w:t>, na watu wasiomwamini huenda jehanamu. Lakini watu ambao waliishi katika nyakati za Biblia kila wakati hawakuwa na wazo wazi kama hilo kuhusu hili bado.</w:t>
+      </w:r>
+    </w:p>
+    <w:p>
+      <w:pPr/>
+      <w:r>
+        <w:rPr>
+          <w:lang w:val="sw_KE" w:bidi="sw_KE"/>
+        </w:rPr>
+      </w:r>
+      <w:r>
+        <w:rPr>
+          <w:lang w:val="sw_KE" w:bidi="sw_KE"/>
+        </w:rPr>
+        <w:t>Wakati watu katika Agano la Kale walizungumza kuhusu kile kilichotokea kwa watu baada ya kufa, walisema kwamba watu walienda katika "ulimwengu wa chini," au "Sheoli." Walionyesha dunia ya chini kama mahali ambayo iko mahali fulani chini ya dunia yetu wenyewe. Vifungu vingine katika Agano la Kale vinazungumza kana kwamba watu wote, wazuri na wabaya, huenda katika ulimwengu wa kuzimu; vifungu vingine vinazungumza kana kwamba ulimwengu wa kuzimu mahali pa adhabu kwa watu waovu tu.</w:t>
+      </w:r>
+    </w:p>
+    <w:p>
+      <w:pPr/>
+      <w:r>
+        <w:rPr>
+          <w:lang w:val="sw_KE" w:bidi="sw_KE"/>
+        </w:rPr>
+      </w:r>
+      <w:r>
+        <w:rPr>
+          <w:lang w:val="sw_KE" w:bidi="sw_KE"/>
+        </w:rPr>
+        <w:t xml:space="preserve">Katika Agano Jipya, watu pia huzungumza kuhusu "ulimwengu wa kuzimu." Tafsiri zingine hutumia neno la </w:t>
+      </w:r>
+      <w:r>
+        <w:rPr>
+          <w:lang w:val="sw_KE" w:bidi="sw_KE"/>
+        </w:rPr>
+        <w:t>Kigiriki</w:t>
+      </w:r>
+      <w:r>
+        <w:rPr>
+          <w:lang w:val="sw_KE" w:bidi="sw_KE"/>
+        </w:rPr>
+        <w:t xml:space="preserve"> "</w:t>
+      </w:r>
+      <w:r>
+        <w:rPr>
+          <w:lang w:val="sw_KE" w:bidi="sw_KE"/>
+        </w:rPr>
+        <w:t>Kuzimu</w:t>
+      </w:r>
+      <w:r>
+        <w:rPr>
+          <w:lang w:val="sw_KE" w:bidi="sw_KE"/>
+        </w:rPr>
+        <w:t>" kwa hii. Kama vile wakati wa Agano la Kale, "ulimwengu wa kuzimu" wakati mwingine unaonekana kuwa mahali pa kutokuwa na upande wowote, ambapo watu wote huenda baada ya kufa, na wakati mwingine inaonekana kuwa mahali ambapo watu waovu huadhibiwa. Wakati mwingine, inaonekana kuwa mahali ambapo watu wote wanasubiri hadi wakati ambao Mungu atawahukumu watu wote. Wakati mwingine, neno "ulimwengu wa kuzimu" hutumiwa tu kama njia nyingine ya kuzungumza kuhusu kifo.</w:t>
+      </w:r>
+    </w:p>
+    <w:p>
+      <w:pPr/>
+      <w:r>
+        <w:rPr>
+          <w:lang w:val="sw_KE" w:bidi="sw_KE"/>
+        </w:rPr>
+      </w:r>
+      <w:r>
+        <w:rPr>
+          <w:lang w:val="sw_KE" w:bidi="sw_KE"/>
+        </w:rPr>
+        <w:t xml:space="preserve">Yesu aliwaambia watu kwamba baada ya kifo watu ama watakwenda katika </w:t>
+      </w:r>
+      <w:r>
+        <w:rPr>
+          <w:lang w:val="sw_KE" w:bidi="sw_KE"/>
+        </w:rPr>
+        <w:t>ufalme wa Mungu</w:t>
+      </w:r>
+      <w:r>
+        <w:rPr>
+          <w:lang w:val="sw_KE" w:bidi="sw_KE"/>
+        </w:rPr>
+        <w:t xml:space="preserve">, au watakwenda jehanamu. Neno jehanamu katika lugha ya Kigiriki linatoka kwa jina la mahali karibu na </w:t>
+      </w:r>
+      <w:r>
+        <w:rPr>
+          <w:lang w:val="sw_KE" w:bidi="sw_KE"/>
+        </w:rPr>
+        <w:t>Yerusalemu</w:t>
+      </w:r>
+      <w:r>
+        <w:rPr>
+          <w:lang w:val="sw_KE" w:bidi="sw_KE"/>
+        </w:rPr>
+        <w:t xml:space="preserve"> ambapo kwa wakati mmoja katika historia yao watu wa </w:t>
+      </w:r>
+      <w:r>
+        <w:rPr>
+          <w:lang w:val="sw_KE" w:bidi="sw_KE"/>
+        </w:rPr>
+        <w:t>Israeli</w:t>
+      </w:r>
+      <w:r>
+        <w:rPr>
+          <w:lang w:val="sw_KE" w:bidi="sw_KE"/>
+        </w:rPr>
+        <w:t xml:space="preserve"> walikuwa wamefanya uhalifu wa kutisha. Kwa sababu ya uhalifu huu, watu waliepuka hapa kuanza kuitumia kama mahali pa kuchoma miili ya wanyama waliokufa na ya watu ambao hawakuweza kuzikwa. Watu kila wakati huweka moto ukiwasha mahali hapa. Wakati wowote watu walifikiri kuhusu mahali hapa, walihisi vibaya sana, na walifikiri kuhusu Mungu kuwaadhibu watu kwa uhalifu wao wa kutisha. Kwa sababu hii, watu walianza kutumia jina la mahali hapa kama jina la mahali ambapo watu wote waovu wataadhibiwa baada ya kifo chao. Yesu anaweka wazi kwamba jehanamu ni mahali pa kutisha: Anatumia lugha ya picha kuelezea kama mahali na moto ambao haujazima kamwe, kama mahali ambapo watu watateswa, au kama mahali ambapo watu watalia na milele kujuta uchaguzi wao.</w:t>
+      </w:r>
+    </w:p>
+    <w:p>
+      <w:pPr/>
+      <w:r>
+        <w:rPr>
+          <w:lang w:val="sw_KE" w:bidi="sw_KE"/>
+        </w:rPr>
+      </w:r>
+      <w:r>
+        <w:rPr>
+          <w:lang w:val="sw_KE" w:bidi="sw_KE"/>
+        </w:rPr>
+        <w:t xml:space="preserve">Yesu anafundisha kwamba jehanamu pia ni mahali ambapo </w:t>
+      </w:r>
+      <w:r>
+        <w:rPr>
+          <w:lang w:val="sw_KE" w:bidi="sw_KE"/>
+        </w:rPr>
+        <w:t>Shetani</w:t>
+      </w:r>
+      <w:r>
+        <w:rPr>
+          <w:lang w:val="sw_KE" w:bidi="sw_KE"/>
+        </w:rPr>
+        <w:t xml:space="preserve"> na </w:t>
+      </w:r>
+      <w:r>
+        <w:rPr>
+          <w:lang w:val="sw_KE" w:bidi="sw_KE"/>
+        </w:rPr>
+        <w:t>pepo</w:t>
+      </w:r>
+      <w:r>
+        <w:rPr>
+          <w:lang w:val="sw_KE" w:bidi="sw_KE"/>
+        </w:rPr>
+        <w:t xml:space="preserve"> wake wataadhibiwa.</w:t>
+      </w:r>
+      <w:r>
+        <w:rPr>
+          <w:lang w:val="sw_KE" w:bidi="sw_KE"/>
+        </w:rPr>
+      </w:r>
+      <w:r>
+        <w:rPr>
+          <w:lang w:val="sw_KE" w:bidi="sw_KE"/>
+        </w:rPr>
+      </w:r>
+    </w:p>
+    <w:p>
+      <w:pPr/>
+      <w:r>
+        <w:rPr>
+          <w:lang w:val="sw_KE" w:bidi="sw_KE"/>
+        </w:rPr>
+      </w:r>
+    </w:p>
+    <w:p>
+      <w:pPr>
+        <w:pStyle w:val="Heading2"/>
+      </w:pPr>
+      <w:r>
+        <w:rPr>
+          <w:lang w:val="sw_KE" w:bidi="sw_KE"/>
+        </w:rPr>
+        <w:t>sheria</w:t>
+      </w:r>
+      <w:r>
+        <w:rPr>
+          <w:lang w:val="sw_KE" w:bidi="sw_KE"/>
+        </w:rPr>
+      </w:r>
+    </w:p>
+    <w:p>
+      <w:pPr/>
+      <w:r>
+        <w:rPr>
+          <w:lang w:val="sw_KE" w:bidi="sw_KE"/>
+        </w:rPr>
+      </w:r>
+      <w:r>
+        <w:rPr>
+          <w:lang w:val="sw_KE" w:bidi="sw_KE"/>
+        </w:rPr>
+        <w:t xml:space="preserve">Katika Biblia watu wanazungumza kuhusu </w:t>
       </w:r>
       <w:r>
         <w:rPr>
           <w:b/>
           <w:lang w:val="sw_KE" w:bidi="sw_KE"/>
         </w:rPr>
-        <w:t>safi</w:t>
-      </w:r>
-      <w:r>
-        <w:rPr>
-          <w:lang w:val="sw_KE" w:bidi="sw_KE"/>
-        </w:rPr>
-        <w:t xml:space="preserve"> anamaanisha mtu anayefaa kwa huduma kwa Mungu, anayekubalika kushiriki katika ibada kwa Mungu. Mtu ambaye ni najisi </w:t>
+        <w:t>sheria</w:t>
+      </w:r>
+      <w:r>
+        <w:rPr>
+          <w:lang w:val="sw_KE" w:bidi="sw_KE"/>
+        </w:rPr>
+        <w:t xml:space="preserve">, wanamaanisha seti ya maagizo ambayo Mungu amewapa watu wa </w:t>
+      </w:r>
+      <w:r>
+        <w:rPr>
+          <w:lang w:val="sw_KE" w:bidi="sw_KE"/>
+        </w:rPr>
+        <w:t>Israeli</w:t>
+      </w:r>
+      <w:r>
+        <w:rPr>
+          <w:lang w:val="sw_KE" w:bidi="sw_KE"/>
+        </w:rPr>
+        <w:t xml:space="preserve">. Katika Agano la Kale, Mungu aliwapa watu sheria zake kupitia mtu anayeitwa Musa. Mungu alizungumza na Musa, na Musa aliwaambia watu kile Mungu alisema. Kwa hivyo, mara nyingi watu wanasema </w:t>
       </w:r>
       <w:r>
         <w:rPr>
           <w:b/>
           <w:lang w:val="sw_KE" w:bidi="sw_KE"/>
         </w:rPr>
-        <w:t>haifai</w:t>
-      </w:r>
-      <w:r>
-        <w:rPr>
-          <w:lang w:val="sw_KE" w:bidi="sw_KE"/>
-        </w:rPr>
-        <w:t xml:space="preserve"> kwa huduma kwa Mungu. Wanyama na hata vitu pia vinaweza kuwa safi au najisi.</w:t>
-      </w:r>
-    </w:p>
-    <w:p>
-      <w:pPr/>
-      <w:r>
-        <w:rPr>
-          <w:lang w:val="sw_KE" w:bidi="sw_KE"/>
-        </w:rPr>
-      </w:r>
-      <w:r>
-        <w:rPr>
-          <w:lang w:val="sw_KE" w:bidi="sw_KE"/>
-        </w:rPr>
-        <w:t xml:space="preserve">Kuwa safi ni hali ya kwenda kwa mtu fulani, lakini mtu anaweza kuwa najisi ikiwa hakufwata sheria za usafi. Sheria ambazo vitu vilikuwa safi au najisi ziliwasaidia Waisraeli </w:t>
+        <w:t>sheria ya Musa</w:t>
+      </w:r>
+      <w:r>
+        <w:rPr>
+          <w:lang w:val="sw_KE" w:bidi="sw_KE"/>
+        </w:rPr>
+        <w:t xml:space="preserve"> wanapomaanisha sheria ambayo Mungu aliwapa watu kupitia Musa.</w:t>
+      </w:r>
+    </w:p>
+    <w:p>
+      <w:pPr/>
+      <w:r>
+        <w:rPr>
+          <w:lang w:val="sw_KE" w:bidi="sw_KE"/>
+        </w:rPr>
+      </w:r>
+      <w:r>
+        <w:rPr>
+          <w:lang w:val="sw_KE" w:bidi="sw_KE"/>
+        </w:rPr>
+        <w:t xml:space="preserve">Sheria ni maagizo, au seti ya sheria ambazo watu wanapaswa kufuata. Neno la asili tunalotafsiri "sheria" katika Biblia ni neno ambalo watu wanaweza kutumia katika mazingira ya kisheria mtu anapovunja sheria ya nchi. Ikiwa mtu hafuati sheria, tunasema kwamba anavunja sheria. Mungu aliwaambia watu kupitia Musa kwamba ikiwa watu wangetunza sheria ya Mungu, Mungu </w:t>
+      </w:r>
+      <w:r>
+        <w:rPr>
+          <w:lang w:val="sw_KE" w:bidi="sw_KE"/>
+        </w:rPr>
+        <w:t>angewabariki</w:t>
+      </w:r>
+      <w:r>
+        <w:rPr>
+          <w:lang w:val="sw_KE" w:bidi="sw_KE"/>
+        </w:rPr>
+        <w:t xml:space="preserve">. Lakini ikiwa watu wangevunja sheria ya Mungu, Mungu angewaadhibu. Mungu alitoa sheria hizi kwa sababu kwa kutii sheria hizi tu watu wanaweza kuishi katika uhusiano </w:t>
       </w:r>
       <w:r>
         <w:rPr>
           <w:b/>
           <w:lang w:val="sw_KE" w:bidi="sw_KE"/>
         </w:rPr>
-        <w:t>kukumbuka</w:t>
-      </w:r>
-      <w:r>
-        <w:rPr>
-          <w:lang w:val="sw_KE" w:bidi="sw_KE"/>
-        </w:rPr>
-        <w:t xml:space="preserve"> kwamba walikuwa watu maalum wa Mungu. Kama vile kitu ambacho ni safi kinapaswa kuwekwa mbali na kitu ni najisi Waisraeli walipaswa kukaa mbali na vitu najisi. Vitu hivi vinaweza kuwa wanyama au vitu, au matendo machafu kama dhambi.</w:t>
-      </w:r>
-    </w:p>
-    <w:p>
-      <w:pPr/>
-      <w:r>
-        <w:rPr>
-          <w:lang w:val="sw_KE" w:bidi="sw_KE"/>
-        </w:rPr>
-      </w:r>
-      <w:r>
-        <w:rPr>
-          <w:lang w:val="sw_KE" w:bidi="sw_KE"/>
-        </w:rPr>
-        <w:t>Sheria kuhusu safi na chafu pia viliwasaidia watu kukumbuka kwamba Mungu anatoa uzima, na kwamba bila Mungu kuna kifo. Damu na ugonjwa vinahusishwa na kifo. Ndiyo maana mtu ambaye alikuwa mgonjwa au anayetoka damu alikua najisi. Mwili wa mfu ulikuwa kitu chafu zaidi ya yote.</w:t>
-      </w:r>
-    </w:p>
-    <w:p>
-      <w:pPr/>
-      <w:r>
-        <w:rPr>
-          <w:lang w:val="sw_KE" w:bidi="sw_KE"/>
-        </w:rPr>
-      </w:r>
-      <w:r>
-        <w:rPr>
-          <w:lang w:val="sw_KE" w:bidi="sw_KE"/>
-        </w:rPr>
-        <w:t>Usafi pia ulikuwa wa kuambukizwa. Ikiwa mtu najisi alimgusa mtu safi, basi mtu huyo safi akawa najisi. Ikiwa mtu safi aligusa kitu kisicho safi kwa mfano kipande cha nguo kilichotoka damu mtu safi akawa najisi. Ikiwa mtu safi aligusa maiti basi mtu huyo huenda akawa najisi pia.</w:t>
-      </w:r>
-    </w:p>
-    <w:p>
-      <w:pPr/>
-      <w:r>
-        <w:rPr>
-          <w:lang w:val="sw_KE" w:bidi="sw_KE"/>
-        </w:rPr>
-      </w:r>
-      <w:r>
-        <w:rPr>
-          <w:lang w:val="sw_KE" w:bidi="sw_KE"/>
-        </w:rPr>
-        <w:t xml:space="preserve">Tofauti kati ya safi na najisi ilikuwa muhimu sana katika </w:t>
-      </w:r>
-      <w:hyperlink r:id="rId13">
-        <w:r>
-          <w:rPr>
-            <w:lang w:val="sw_KE" w:bidi="sw_KE"/>
-          </w:rPr>
-          <w:rPr>
-            <w:color w:val="0000EE"/>
-            <w:u w:val="single"/>
-          </w:rPr>
-          <w:t>ibada</w:t>
-        </w:r>
-      </w:hyperlink>
-      <w:r>
-        <w:rPr>
-          <w:lang w:val="sw_KE" w:bidi="sw_KE"/>
-        </w:rPr>
-        <w:t xml:space="preserve"> ya Mungu. Hakuna kitu ambacho kilikuwa najisi kinaweza kuingia </w:t>
-      </w:r>
-      <w:hyperlink r:id="rId19">
-        <w:r>
-          <w:rPr>
-            <w:lang w:val="sw_KE" w:bidi="sw_KE"/>
-          </w:rPr>
-          <w:rPr>
-            <w:color w:val="0000EE"/>
-            <w:u w:val="single"/>
-          </w:rPr>
-          <w:t>hekaluni</w:t>
-        </w:r>
-      </w:hyperlink>
-      <w:r>
-        <w:rPr>
-          <w:lang w:val="sw_KE" w:bidi="sw_KE"/>
-        </w:rPr>
-        <w:t xml:space="preserve">. Mungu </w:t>
+        <w:t>sahihi</w:t>
+      </w:r>
+      <w:r>
+        <w:rPr>
+          <w:lang w:val="sw_KE" w:bidi="sw_KE"/>
+        </w:rPr>
+        <w:t xml:space="preserve"> na Mungu, na pamoja na kila mmoja.</w:t>
+      </w:r>
+    </w:p>
+    <w:p>
+      <w:pPr/>
+      <w:r>
+        <w:rPr>
+          <w:lang w:val="sw_KE" w:bidi="sw_KE"/>
+        </w:rPr>
+      </w:r>
+      <w:r>
+        <w:rPr>
+          <w:lang w:val="sw_KE" w:bidi="sw_KE"/>
+        </w:rPr>
+        <w:t xml:space="preserve">Muhtasari wa sheria ya Mungu ni </w:t>
+      </w:r>
+      <w:r>
+        <w:rPr>
+          <w:lang w:val="sw_KE" w:bidi="sw_KE"/>
+        </w:rPr>
+        <w:t>amri</w:t>
+      </w:r>
+      <w:r>
+        <w:rPr>
+          <w:lang w:val="sw_KE" w:bidi="sw_KE"/>
+        </w:rPr>
+        <w:t xml:space="preserve"> 10. Kutoka kwa sheria hizi 10 tunajifunza jinsi ya kutenda kwa Mungu, na jinsi ya kutenda kuelekea kila mmoja. Yesu alifupisha sheria hata zaidi: Alisema, "Mpende Mungu kwa moyo wako wote, na wapende watu wengine kama vile unavyojipenda mwenyewe." Hizi ni amri muhimu zaidi.</w:t>
+      </w:r>
+    </w:p>
+    <w:p>
+      <w:pPr/>
+      <w:r>
+        <w:rPr>
+          <w:lang w:val="sw_KE" w:bidi="sw_KE"/>
+        </w:rPr>
+      </w:r>
+      <w:r>
+        <w:rPr>
+          <w:lang w:val="sw_KE" w:bidi="sw_KE"/>
+        </w:rPr>
+        <w:t xml:space="preserve">Katika Agano la Kale, tunapata sheria ya Mungu hasa katika vitabu vitano vya kwanza vya Biblia. Kwa hivyo, </w:t>
+      </w:r>
+      <w:r>
+        <w:rPr>
+          <w:lang w:val="sw_KE" w:bidi="sw_KE"/>
+        </w:rPr>
+        <w:t>Wayahudi</w:t>
+      </w:r>
+      <w:r>
+        <w:rPr>
+          <w:lang w:val="sw_KE" w:bidi="sw_KE"/>
+        </w:rPr>
+        <w:t xml:space="preserve"> waliita vitabu hivi pamoja "sheria," ingawa si kila kilicho katika vitabu hivi kinahusiana na sheria. Wakati mwingine Wayahudi walizungumza kuhusu "sheria," hata walimaanisha </w:t>
       </w:r>
       <w:r>
         <w:rPr>
           <w:b/>
           <w:lang w:val="sw_KE" w:bidi="sw_KE"/>
         </w:rPr>
-        <w:t>alikua</w:t>
-      </w:r>
-      <w:r>
-        <w:rPr>
-          <w:lang w:val="sw_KE" w:bidi="sw_KE"/>
-        </w:rPr>
-        <w:t xml:space="preserve"> </w:t>
+        <w:t>vitabu</w:t>
+      </w:r>
+      <w:r>
+        <w:rPr>
+          <w:lang w:val="sw_KE" w:bidi="sw_KE"/>
+        </w:rPr>
+        <w:t xml:space="preserve"> vyote vya </w:t>
+      </w:r>
+      <w:r>
+        <w:rPr>
+          <w:lang w:val="sw_KE" w:bidi="sw_KE"/>
+        </w:rPr>
+        <w:t>Maandiko</w:t>
+      </w:r>
+      <w:r>
+        <w:rPr>
+          <w:lang w:val="sw_KE" w:bidi="sw_KE"/>
+        </w:rPr>
+        <w:t>, ambayo ni sehemu ya Biblia ambayo sasa tunaiita Agano la Kale.</w:t>
+      </w:r>
+    </w:p>
+    <w:p>
+      <w:pPr/>
+      <w:r>
+        <w:rPr>
+          <w:lang w:val="sw_KE" w:bidi="sw_KE"/>
+        </w:rPr>
+      </w:r>
+      <w:r>
+        <w:rPr>
+          <w:lang w:val="sw_KE" w:bidi="sw_KE"/>
+        </w:rPr>
+        <w:t>Kwa hivyo, mtu wa Kiyahudi alikuwa akizungumza kuhusu "sheria," huenda wakawa wakizungumza kuhusu sheria ambayo Mungu amewapa watu kupitia Musa, au wanaweza kuwa wakizungumza kuhusu vitabu vitano vya kwanza vya Biblia, au wanaweza kuwa wakizungumza kuhusu Agano lote la Kale.</w:t>
+      </w:r>
+      <w:r>
+        <w:rPr>
+          <w:lang w:val="sw_KE" w:bidi="sw_KE"/>
+        </w:rPr>
+      </w:r>
+      <w:r>
+        <w:rPr>
+          <w:lang w:val="sw_KE" w:bidi="sw_KE"/>
+        </w:rPr>
+      </w:r>
+    </w:p>
+    <w:p>
+      <w:pPr/>
+      <w:r>
+        <w:rPr>
+          <w:lang w:val="sw_KE" w:bidi="sw_KE"/>
+        </w:rPr>
+      </w:r>
+    </w:p>
+    <w:p>
+      <w:pPr>
+        <w:pStyle w:val="Heading2"/>
+      </w:pPr>
+      <w:r>
+        <w:rPr>
+          <w:lang w:val="sw_KE" w:bidi="sw_KE"/>
+        </w:rPr>
+        <w:t>Shetani</w:t>
+      </w:r>
+      <w:r>
+        <w:rPr>
+          <w:lang w:val="sw_KE" w:bidi="sw_KE"/>
+        </w:rPr>
+      </w:r>
+    </w:p>
+    <w:p>
+      <w:pPr/>
+      <w:r>
+        <w:rPr>
+          <w:lang w:val="sw_KE" w:bidi="sw_KE"/>
+        </w:rPr>
+      </w:r>
+      <w:r>
+        <w:rPr>
+          <w:lang w:val="sw_KE" w:bidi="sw_KE"/>
+        </w:rPr>
+        <w:t xml:space="preserve">Jina </w:t>
       </w:r>
       <w:r>
         <w:rPr>
           <w:b/>
           <w:lang w:val="sw_KE" w:bidi="sw_KE"/>
         </w:rPr>
-        <w:t>ameteua</w:t>
-      </w:r>
-      <w:r>
-        <w:rPr>
-          <w:lang w:val="sw_KE" w:bidi="sw_KE"/>
-        </w:rPr>
-        <w:t xml:space="preserve"> makuhani wa kutunza hekalu. Makuhani walikuwa waangalifu sana ili kubaki safi.</w:t>
-      </w:r>
-    </w:p>
-    <w:p>
-      <w:pPr/>
-      <w:r>
-        <w:rPr>
-          <w:lang w:val="sw_KE" w:bidi="sw_KE"/>
-        </w:rPr>
-      </w:r>
-      <w:r>
-        <w:rPr>
-          <w:lang w:val="sw_KE" w:bidi="sw_KE"/>
-        </w:rPr>
-        <w:t>Ikiwa mtu alikuwa najisi kwa sababu walikuwa na hedhi, walikuwa na mahusiano ya ngono au walikuwa wamegusa maiti walihitaji kusubiri muda fulani na kisha oga. Baada ya hapo, walikuwa safi tena.</w:t>
-      </w:r>
-    </w:p>
-    <w:p>
-      <w:pPr/>
-      <w:r>
-        <w:rPr>
-          <w:lang w:val="sw_KE" w:bidi="sw_KE"/>
-        </w:rPr>
-      </w:r>
-      <w:r>
-        <w:rPr>
-          <w:lang w:val="sw_KE" w:bidi="sw_KE"/>
-        </w:rPr>
-        <w:t>Ikiwa mtu alikuwa na ugonjwa wa ngozi, walikwa kuwa najisi hadi kuhani alipodhibitisha kwamba waliponywa. Mtu ambaye aliponywa basi alipaswa kutoa dhabihu ya wanyama kwa Mungu. Baada ya hapo, alichukuliwa kuwa safi tena.</w:t>
-      </w:r>
-    </w:p>
-    <w:p>
-      <w:pPr/>
-      <w:r>
-        <w:rPr>
-          <w:lang w:val="sw_KE" w:bidi="sw_KE"/>
-        </w:rPr>
-      </w:r>
-      <w:r>
-        <w:rPr>
-          <w:lang w:val="sw_KE" w:bidi="sw_KE"/>
-        </w:rPr>
-        <w:t>Mungu aliwaambia Waisraeli ni wanyama gani ambao wangeweza kula na wasiokula. Kwa mfano, wangeweza kula mbuzi, kondoo, ng'ombe na ndege fulani. Wanyama hawa walikuwa safi. Wanyama ambao hawangeweza kula walijumuisha nguruwe, wanyama wa pori na viumbe vinavyotambaa. Ikiwa mtu alikula mnyama mchafu, mtu huyo angekuwa najisi.</w:t>
-      </w:r>
-    </w:p>
-    <w:p>
-      <w:pPr/>
-      <w:r>
-        <w:rPr>
-          <w:lang w:val="sw_KE" w:bidi="sw_KE"/>
-        </w:rPr>
-      </w:r>
-      <w:r>
-        <w:rPr>
-          <w:lang w:val="sw_KE" w:bidi="sw_KE"/>
-        </w:rPr>
-        <w:t xml:space="preserve">Watu walipomleta </w:t>
-      </w:r>
-      <w:hyperlink r:id="rId18">
-        <w:r>
-          <w:rPr>
-            <w:lang w:val="sw_KE" w:bidi="sw_KE"/>
-          </w:rPr>
-          <w:rPr>
-            <w:color w:val="0000EE"/>
-            <w:u w:val="single"/>
-          </w:rPr>
-          <w:t>dhabihu</w:t>
-        </w:r>
-      </w:hyperlink>
-      <w:r>
-        <w:rPr>
-          <w:lang w:val="sw_KE" w:bidi="sw_KE"/>
-        </w:rPr>
-        <w:t xml:space="preserve"> kwa Mungu, wangeweza tu kumtoa mnyama safi. Mnyama huyo alipaswa kuwa na afya kabisa pia. Vinginevyo, bado ingekuwa najisi na haifai kwa dhabihu.</w:t>
-      </w:r>
-    </w:p>
-    <w:p>
-      <w:pPr/>
-      <w:r>
-        <w:rPr>
-          <w:lang w:val="sw_KE" w:bidi="sw_KE"/>
-        </w:rPr>
-      </w:r>
-      <w:r>
-        <w:rPr>
-          <w:lang w:val="sw_KE" w:bidi="sw_KE"/>
-        </w:rPr>
-        <w:t>Katika Agano la kale, watu wangeweza kuwa najisi ama kwa dhambi au kwa kugusa kitu najisi. Mnyama anaweza kuwa najisi kwa asili.</w:t>
-      </w:r>
-    </w:p>
-    <w:p>
-      <w:pPr/>
-      <w:r>
-        <w:rPr>
-          <w:lang w:val="sw_KE" w:bidi="sw_KE"/>
-        </w:rPr>
-      </w:r>
-      <w:r>
-        <w:rPr>
-          <w:lang w:val="sw_KE" w:bidi="sw_KE"/>
-        </w:rPr>
-        <w:t xml:space="preserve">Hata hivyo, katika Agano jipya Yesu anawafundisha watu kwamba kuwa safinsi tu suala la kukaa mbali na vyakula fulani au kutoka kwa kuoga kwa mila. Yesu anatufundisha kwamba tunakuwa najisi ikiwa tunamfikiria mawazo </w:t>
-      </w:r>
-      <w:hyperlink r:id="rId22">
-        <w:r>
-          <w:rPr>
-            <w:lang w:val="sw_KE" w:bidi="sw_KE"/>
-          </w:rPr>
-          <w:rPr>
-            <w:color w:val="0000EE"/>
-            <w:u w:val="single"/>
-          </w:rPr>
-          <w:t>mabaya</w:t>
-        </w:r>
-      </w:hyperlink>
-      <w:r>
-        <w:rPr>
-          <w:lang w:val="sw_KE" w:bidi="sw_KE"/>
-        </w:rPr>
-        <w:t xml:space="preserve"> na kufanya makosa. Mambo haya yanatufanya kutofaa kumtumikia au kumwabudu Mungu. Tunakuwa najisi ikiwa tunamwasi Mungu. Ndiyo maana </w:t>
+        <w:t>Shetani</w:t>
+      </w:r>
+      <w:r>
+        <w:rPr>
+          <w:lang w:val="sw_KE" w:bidi="sw_KE"/>
+        </w:rPr>
+        <w:t xml:space="preserve"> linamaanisha mpinzani, adui, au mshtaki. Ni jina la </w:t>
+      </w:r>
+      <w:r>
+        <w:rPr>
+          <w:lang w:val="sw_KE" w:bidi="sw_KE"/>
+        </w:rPr>
+        <w:t>ibilisi</w:t>
+      </w:r>
+      <w:r>
+        <w:rPr>
+          <w:lang w:val="sw_KE" w:bidi="sw_KE"/>
+        </w:rPr>
+        <w:t xml:space="preserve">, kiongozi wa pepo wote </w:t>
+      </w:r>
+      <w:r>
+        <w:rPr>
+          <w:lang w:val="sw_KE" w:bidi="sw_KE"/>
+        </w:rPr>
+        <w:t>wachafu</w:t>
+      </w:r>
+      <w:r>
+        <w:rPr>
+          <w:lang w:val="sw_KE" w:bidi="sw_KE"/>
+        </w:rPr>
+        <w:t>.</w:t>
+      </w:r>
+    </w:p>
+    <w:p>
+      <w:pPr/>
+      <w:r>
+        <w:rPr>
+          <w:lang w:val="sw_KE" w:bidi="sw_KE"/>
+        </w:rPr>
+      </w:r>
+      <w:r>
+        <w:rPr>
+          <w:lang w:val="sw_KE" w:bidi="sw_KE"/>
+        </w:rPr>
+        <w:t xml:space="preserve">Mungu ameumba kila kitu ambacho kipo na kwa hivyo Mungu pia aliumba roho yote. Mungu aliwaumba wazuri, kama </w:t>
+      </w:r>
+      <w:r>
+        <w:rPr>
+          <w:lang w:val="sw_KE" w:bidi="sw_KE"/>
+        </w:rPr>
+        <w:t>malaika</w:t>
+      </w:r>
+      <w:r>
+        <w:rPr>
+          <w:lang w:val="sw_KE" w:bidi="sw_KE"/>
+        </w:rPr>
+        <w:t xml:space="preserve"> ili wafanye kazi yake. Lakini malaika wengine waliasi Mungu, na hivyo wakawa pepo wabaya. Yule mwenye nguvu zaidi ya pepo hawa wachafu anaitwa Ibilisi, au Shetani.</w:t>
+      </w:r>
+    </w:p>
+    <w:p>
+      <w:pPr/>
+      <w:r>
+        <w:rPr>
+          <w:lang w:val="sw_KE" w:bidi="sw_KE"/>
+        </w:rPr>
+      </w:r>
+      <w:r>
+        <w:rPr>
+          <w:lang w:val="sw_KE" w:bidi="sw_KE"/>
+        </w:rPr>
+        <w:t>Shetani daima anajaribu kuharibu kazi ya Mungu. Shetani anawajaribu watu kutomtii Mungu. Anajaribu kuwafanya watu wamuache Mungu kwa kuwadanganya. Shetani ni mwenye nguvu na wa hatari, daima anatafuta njia ambazo anaweza kufanya kazi dhidi ya Mungu na dhidi ya watu wa Mungu.</w:t>
+      </w:r>
+    </w:p>
+    <w:p>
+      <w:pPr/>
+      <w:r>
+        <w:rPr>
+          <w:lang w:val="sw_KE" w:bidi="sw_KE"/>
+        </w:rPr>
+      </w:r>
+      <w:r>
+        <w:rPr>
+          <w:lang w:val="sw_KE" w:bidi="sw_KE"/>
+        </w:rPr>
+        <w:t xml:space="preserve">Kwa sababu Shetani bado ni mwenye nguvu katika wakati huu, wakati mwingine Biblia inamwita "mtawala wa ulimwengu huu." Wakati mwingine Shetani anaitwa </w:t>
       </w:r>
       <w:r>
         <w:rPr>
           <w:b/>
           <w:lang w:val="sw_KE" w:bidi="sw_KE"/>
         </w:rPr>
-        <w:t>pepo mchafu</w:t>
-      </w:r>
-      <w:r>
-        <w:rPr>
-          <w:lang w:val="sw_KE" w:bidi="sw_KE"/>
-        </w:rPr>
-        <w:t xml:space="preserve"> mara nyingi wanaitwa "</w:t>
+        <w:t>Beelzebub</w:t>
+      </w:r>
+      <w:r>
+        <w:rPr>
+          <w:lang w:val="sw_KE" w:bidi="sw_KE"/>
+        </w:rPr>
+        <w:t xml:space="preserve">, ambayo inamaanisha kitu kama "bwana wa mahali pa juu." Wakati mwingine anaitwa </w:t>
       </w:r>
       <w:r>
         <w:rPr>
           <w:b/>
           <w:lang w:val="sw_KE" w:bidi="sw_KE"/>
         </w:rPr>
-        <w:t>pepo wachafu</w:t>
-      </w:r>
-      <w:r>
-        <w:rPr>
-          <w:lang w:val="sw_KE" w:bidi="sw_KE"/>
-        </w:rPr>
-        <w:t>" kwa sababu wanamuasi Mungu.</w:t>
-      </w:r>
-    </w:p>
-    <w:p>
-      <w:pPr/>
-      <w:r>
-        <w:rPr>
-          <w:lang w:val="sw_KE" w:bidi="sw_KE"/>
-        </w:rPr>
-      </w:r>
-      <w:r>
-        <w:rPr>
-          <w:lang w:val="sw_KE" w:bidi="sw_KE"/>
-        </w:rPr>
-        <w:t xml:space="preserve">Baada ya Yesu kurudi </w:t>
-      </w:r>
-      <w:hyperlink r:id="rId23">
-        <w:r>
-          <w:rPr>
-            <w:lang w:val="sw_KE" w:bidi="sw_KE"/>
-          </w:rPr>
-          <w:rPr>
-            <w:color w:val="0000EE"/>
-            <w:u w:val="single"/>
-          </w:rPr>
-          <w:t>Mbinguni</w:t>
-        </w:r>
-      </w:hyperlink>
-      <w:r>
-        <w:rPr>
-          <w:lang w:val="sw_KE" w:bidi="sw_KE"/>
-        </w:rPr>
-        <w:t xml:space="preserve"> watu zaidi wakawa wafuasi wake. Miongoni mwao pia walikuwa watu ambao hawakuwa </w:t>
+        <w:t>Mdanganyifu</w:t>
+      </w:r>
+      <w:r>
+        <w:rPr>
+          <w:lang w:val="sw_KE" w:bidi="sw_KE"/>
+        </w:rPr>
+        <w:t>. Wakati mwingine analinganishwa na joka au nyoka.</w:t>
+      </w:r>
+    </w:p>
+    <w:p>
+      <w:pPr/>
+      <w:r>
+        <w:rPr>
+          <w:lang w:val="sw_KE" w:bidi="sw_KE"/>
+        </w:rPr>
+      </w:r>
+      <w:r>
+        <w:rPr>
+          <w:lang w:val="sw_KE" w:bidi="sw_KE"/>
+        </w:rPr>
+        <w:t xml:space="preserve">Hata hivyo, Mungu ni mwenye nguvu zaidi kuliko Shetani. Yesu alipokufa na </w:t>
+      </w:r>
+      <w:r>
+        <w:rPr>
+          <w:lang w:val="sw_KE" w:bidi="sw_KE"/>
+        </w:rPr>
+        <w:t>kufufuka</w:t>
+      </w:r>
+      <w:r>
+        <w:rPr>
+          <w:lang w:val="sw_KE" w:bidi="sw_KE"/>
+        </w:rPr>
+        <w:t>, Mungu alivunja nguvu ya Shetani. Hata ingawa Mungu bado anamruhusu Shetani kutumia nguvu zake kwa sasa, wakati Yesu anarudi, Yesu atamshinda Shetani milele. Mungu atamwadhibu Shetani na pepo wote wachafu na hawataweza kufanya kazi dhidi ya Mungu na watu wake tena.</w:t>
+      </w:r>
+      <w:r>
+        <w:rPr>
+          <w:lang w:val="sw_KE" w:bidi="sw_KE"/>
+        </w:rPr>
+      </w:r>
+      <w:r>
+        <w:rPr>
+          <w:lang w:val="sw_KE" w:bidi="sw_KE"/>
+        </w:rPr>
+      </w:r>
+    </w:p>
+    <w:p>
+      <w:pPr/>
+      <w:r>
+        <w:rPr>
+          <w:lang w:val="sw_KE" w:bidi="sw_KE"/>
+        </w:rPr>
+      </w:r>
+    </w:p>
+    <w:p>
+      <w:pPr>
+        <w:pStyle w:val="Heading2"/>
+      </w:pPr>
+      <w:r>
+        <w:rPr>
+          <w:lang w:val="sw_KE" w:bidi="sw_KE"/>
+        </w:rPr>
+        <w:t>shinikizo la mvinyo</w:t>
+      </w:r>
+      <w:r>
+        <w:rPr>
+          <w:lang w:val="sw_KE" w:bidi="sw_KE"/>
+        </w:rPr>
+      </w:r>
+    </w:p>
+    <w:p>
+      <w:pPr/>
+      <w:r>
+        <w:rPr>
+          <w:lang w:val="sw_KE" w:bidi="sw_KE"/>
+        </w:rPr>
       </w:r>
       <w:r>
         <w:rPr>
           <w:b/>
           <w:lang w:val="sw_KE" w:bidi="sw_KE"/>
         </w:rPr>
-        <w:t>Wayahudi</w:t>
-      </w:r>
-      <w:r>
-        <w:rPr>
-          <w:lang w:val="sw_KE" w:bidi="sw_KE"/>
-        </w:rPr>
-        <w:t xml:space="preserve">. Kanisa </w:t>
-      </w:r>
-      <w:hyperlink r:id="rId24">
-        <w:r>
-          <w:rPr>
-            <w:lang w:val="sw_KE" w:bidi="sw_KE"/>
-          </w:rPr>
-          <w:rPr>
-            <w:color w:val="0000EE"/>
-            <w:u w:val="single"/>
-          </w:rPr>
-          <w:t>lilifikiri</w:t>
-        </w:r>
-      </w:hyperlink>
-      <w:r>
-        <w:rPr>
-          <w:lang w:val="sw_KE" w:bidi="sw_KE"/>
-        </w:rPr>
-        <w:t xml:space="preserve"> kwamba watu ambao hawakuwa Wayahudi walikuwa najisi na kwa hivyo hawakuweza kuwa sehemu ya watu wa Mungu. Lakini Mungu alifundisha kanisa kwamba sheria za zamani kuhusu nani au kile ambacho kilikuwa safi hakihesabiwi tena. Watu kutoka kwa </w:t>
+        <w:t>Shinikizo</w:t>
+      </w:r>
+      <w:r>
+        <w:rPr>
+          <w:lang w:val="sw_KE" w:bidi="sw_KE"/>
+        </w:rPr>
+        <w:t xml:space="preserve"> la mvinyo ni kipande cha jiwe kilichozungukwa na ukali. Watu </w:t>
+      </w:r>
+      <w:r>
+        <w:rPr>
+          <w:lang w:val="sw_KE" w:bidi="sw_KE"/>
+        </w:rPr>
+        <w:t>walioishi Israeli</w:t>
+      </w:r>
+      <w:r>
+        <w:rPr>
+          <w:lang w:val="sw_KE" w:bidi="sw_KE"/>
+        </w:rPr>
+        <w:t xml:space="preserve"> walitumia hii kushinikiza juisi kutoka kwa zabibu. Zabibu ni tunda laini, linalojaa juisi. Watu walimwaga zabibu kwenye jiwe hili na kisha walikanyaga zabibu hizo kwa miguu yao. Hii ingeweza kutoa juisi kutoka kwa zabibu. Juisi ingetiririka kwenye chombo kinachoitwa pitia la mvinyo. Njia nyingine ya kuondoa juisi ilikuwa kwa kuviringisha jiwe nzito kwenye zabibu.</w:t>
+      </w:r>
+      <w:r>
+        <w:rPr>
+          <w:lang w:val="sw_KE" w:bidi="sw_KE"/>
+        </w:rPr>
+      </w:r>
+      <w:r>
+        <w:rPr>
+          <w:lang w:val="sw_KE" w:bidi="sw_KE"/>
+        </w:rPr>
+      </w:r>
+    </w:p>
+    <w:p>
+      <w:pPr/>
+      <w:r>
+        <w:rPr>
+          <w:lang w:val="sw_KE" w:bidi="sw_KE"/>
+        </w:rPr>
+      </w:r>
+    </w:p>
+    <w:p>
+      <w:pPr>
+        <w:pStyle w:val="Heading2"/>
+      </w:pPr>
+      <w:r>
+        <w:rPr>
+          <w:lang w:val="sw_KE" w:bidi="sw_KE"/>
+        </w:rPr>
+        <w:t>sifa</w:t>
+      </w:r>
+      <w:r>
+        <w:rPr>
+          <w:lang w:val="sw_KE" w:bidi="sw_KE"/>
+        </w:rPr>
+      </w:r>
+    </w:p>
+    <w:p>
+      <w:pPr/>
+      <w:r>
+        <w:rPr>
+          <w:lang w:val="sw_KE" w:bidi="sw_KE"/>
+        </w:rPr>
+      </w:r>
+      <w:r>
+        <w:rPr>
+          <w:lang w:val="sw_KE" w:bidi="sw_KE"/>
+        </w:rPr>
+        <w:t xml:space="preserve">Unapomsifu </w:t>
       </w:r>
       <w:r>
         <w:rPr>
           <w:b/>
           <w:lang w:val="sw_KE" w:bidi="sw_KE"/>
         </w:rPr>
-        <w:t>mataifa</w:t>
-      </w:r>
-      <w:r>
-        <w:rPr>
-          <w:lang w:val="sw_KE" w:bidi="sw_KE"/>
-        </w:rPr>
-        <w:t xml:space="preserve"> yote walikaribishwa na Mungu, na haikuwa muhimu tena kile ambacho mtu alikula au hakula. Yesu alikuwa amewafanya watu kuwa safi. Kile ambacho kilikuwa muhimu sasa kilikuwa kukaa safi kwa kukaa mbali na </w:t>
-      </w:r>
-      <w:hyperlink r:id="rId25">
-        <w:r>
-          <w:rPr>
-            <w:lang w:val="sw_KE" w:bidi="sw_KE"/>
-          </w:rPr>
-          <w:rPr>
-            <w:color w:val="0000EE"/>
-            <w:u w:val="single"/>
-          </w:rPr>
-          <w:t>dhambi</w:t>
-        </w:r>
-      </w:hyperlink>
-      <w:r>
-        <w:rPr>
-          <w:lang w:val="sw_KE" w:bidi="sw_KE"/>
-        </w:rPr>
-        <w:t>.</w:t>
+        <w:t>Mungu</w:t>
+      </w:r>
+      <w:r>
+        <w:rPr>
+          <w:lang w:val="sw_KE" w:bidi="sw_KE"/>
+        </w:rPr>
+        <w:t xml:space="preserve">, unazungumza mambo mema kuhusu Mungu na kwa Mungu kwa sauti kwa sababu unatambua kwamba Mungu ni mwema na wa kushangaza na kwamba Mungu anastahili heshima kubwa. Unamshukuru Mungu kwa mambo mema ambayo amefanya na </w:t>
+      </w:r>
+      <w:r>
+        <w:rPr>
+          <w:lang w:val="sw_KE" w:bidi="sw_KE"/>
+        </w:rPr>
+        <w:t>baraka</w:t>
+      </w:r>
+      <w:r>
+        <w:rPr>
+          <w:lang w:val="sw_KE" w:bidi="sw_KE"/>
+        </w:rPr>
+        <w:t xml:space="preserve"> ambazo atatoa.</w:t>
       </w:r>
       <w:r>
         <w:rPr>
@@ -1302,2187 +2911,213 @@
         <w:rPr>
           <w:lang w:val="sw_KE" w:bidi="sw_KE"/>
         </w:rPr>
-        <w:t>sali</w:t>
-      </w:r>
-      <w:r>
-        <w:rPr>
-          <w:lang w:val="sw_KE" w:bidi="sw_KE"/>
-        </w:rPr>
-      </w:r>
-    </w:p>
-    <w:p>
-      <w:pPr/>
-      <w:r>
-        <w:rPr>
-          <w:lang w:val="sw_KE" w:bidi="sw_KE"/>
-        </w:rPr>
-      </w:r>
-      <w:r>
-        <w:rPr>
-          <w:lang w:val="sw_KE" w:bidi="sw_KE"/>
-        </w:rPr>
-        <w:t>Unaposali</w:t>
+        <w:t>sinagogi</w:t>
+      </w:r>
+      <w:r>
+        <w:rPr>
+          <w:lang w:val="sw_KE" w:bidi="sw_KE"/>
+        </w:rPr>
+      </w:r>
+    </w:p>
+    <w:p>
+      <w:pPr/>
+      <w:r>
+        <w:rPr>
+          <w:lang w:val="sw_KE" w:bidi="sw_KE"/>
+        </w:rPr>
       </w:r>
       <w:r>
         <w:rPr>
           <w:b/>
           <w:lang w:val="sw_KE" w:bidi="sw_KE"/>
         </w:rPr>
-        <w:t xml:space="preserve"> au</w:t>
-      </w:r>
-      <w:r>
-        <w:rPr>
-          <w:lang w:val="sw_KE" w:bidi="sw_KE"/>
-        </w:rPr>
-        <w:t xml:space="preserve"> kutoa</w:t>
+        <w:t>Sinagogi</w:t>
+      </w:r>
+      <w:r>
+        <w:rPr>
+          <w:lang w:val="sw_KE" w:bidi="sw_KE"/>
+        </w:rPr>
+        <w:t xml:space="preserve"> ni mahali ambapo watu wa </w:t>
+      </w:r>
+      <w:r>
+        <w:rPr>
+          <w:lang w:val="sw_KE" w:bidi="sw_KE"/>
+        </w:rPr>
+        <w:t>Kiyahudi</w:t>
+      </w:r>
+      <w:r>
+        <w:rPr>
+          <w:lang w:val="sw_KE" w:bidi="sw_KE"/>
+        </w:rPr>
+        <w:t xml:space="preserve"> wanakutana kwa ajili ya </w:t>
+      </w:r>
+      <w:r>
+        <w:rPr>
+          <w:lang w:val="sw_KE" w:bidi="sw_KE"/>
+        </w:rPr>
+        <w:t>sala</w:t>
+      </w:r>
+      <w:r>
+        <w:rPr>
+          <w:lang w:val="sw_KE" w:bidi="sw_KE"/>
+        </w:rPr>
+        <w:t xml:space="preserve"> na kwa ajili ya kujifunza </w:t>
+      </w:r>
+      <w:r>
+        <w:rPr>
+          <w:lang w:val="sw_KE" w:bidi="sw_KE"/>
+        </w:rPr>
+        <w:t>Maandiko</w:t>
+      </w:r>
+      <w:r>
+        <w:rPr>
+          <w:lang w:val="sw_KE" w:bidi="sw_KE"/>
+        </w:rPr>
+        <w:t>, na pia kwa aina zingine za majadiliano na mafundisho.</w:t>
+      </w:r>
+    </w:p>
+    <w:p>
+      <w:pPr/>
+      <w:r>
+        <w:rPr>
+          <w:lang w:val="sw_KE" w:bidi="sw_KE"/>
+        </w:rPr>
+      </w:r>
+      <w:r>
+        <w:rPr>
+          <w:lang w:val="sw_KE" w:bidi="sw_KE"/>
+        </w:rPr>
+        <w:t xml:space="preserve">Sinagogi ni tofauti na </w:t>
+      </w:r>
+      <w:r>
+        <w:rPr>
+          <w:lang w:val="sw_KE" w:bidi="sw_KE"/>
+        </w:rPr>
+        <w:t>hekalu</w:t>
+      </w:r>
+      <w:r>
+        <w:rPr>
+          <w:lang w:val="sw_KE" w:bidi="sw_KE"/>
+        </w:rPr>
+        <w:t xml:space="preserve">. Hekalu lilikuwa mahali ambapo watu walileta </w:t>
+      </w:r>
+      <w:r>
+        <w:rPr>
+          <w:lang w:val="sw_KE" w:bidi="sw_KE"/>
+        </w:rPr>
+        <w:t>dhabihu</w:t>
+      </w:r>
+      <w:r>
+        <w:rPr>
+          <w:lang w:val="sw_KE" w:bidi="sw_KE"/>
+        </w:rPr>
+        <w:t xml:space="preserve"> kwa Mungu. Watu hawakuleta dhabihu katika sinagogi. Kulikuwa na hekalu moja tu la Wayahudi, katika </w:t>
+      </w:r>
+      <w:r>
+        <w:rPr>
+          <w:lang w:val="sw_KE" w:bidi="sw_KE"/>
+        </w:rPr>
+        <w:t>Yerusalemu</w:t>
+      </w:r>
+      <w:r>
+        <w:rPr>
+          <w:lang w:val="sw_KE" w:bidi="sw_KE"/>
+        </w:rPr>
+        <w:t xml:space="preserve">, lakini kulikuwa na masinagogi mengi. Hatusiki kuhusu masinagogi katika Agano la Kale, lakini wakati wa Agano Jipya kulikuwa na masinagogi mengi katika </w:t>
+      </w:r>
+      <w:r>
+        <w:rPr>
+          <w:lang w:val="sw_KE" w:bidi="sw_KE"/>
+        </w:rPr>
+        <w:t>Israeli</w:t>
+      </w:r>
+      <w:r>
+        <w:rPr>
+          <w:lang w:val="sw_KE" w:bidi="sw_KE"/>
+        </w:rPr>
+        <w:t>, na pia katika nchi zingine nyingi ambapo watu wa Kiyahudi waliishi.</w:t>
+      </w:r>
+    </w:p>
+    <w:p>
+      <w:pPr/>
+      <w:r>
+        <w:rPr>
+          <w:lang w:val="sw_KE" w:bidi="sw_KE"/>
+        </w:rPr>
+      </w:r>
+      <w:r>
+        <w:rPr>
+          <w:lang w:val="sw_KE" w:bidi="sw_KE"/>
+        </w:rPr>
+        <w:t xml:space="preserve">Wayahudi walikusanyika katika masinagogi siku ya </w:t>
+      </w:r>
+      <w:r>
+        <w:rPr>
+          <w:lang w:val="sw_KE" w:bidi="sw_KE"/>
+        </w:rPr>
+        <w:t>Sabato</w:t>
+      </w:r>
+      <w:r>
+        <w:rPr>
+          <w:lang w:val="sw_KE" w:bidi="sw_KE"/>
+        </w:rPr>
+        <w:t xml:space="preserve"> - siku ya kila wiki ya kupumzika - na katika siku maalum za sikukuu. Wakati wa mikusanyiko yao waliomba pamoja, kusoma kutoka kwa Maandiko, vitabu vya Biblia ambavyo sasa tunaiita Agano la Kale, na kusikiliza mafundisho kuhusu Maandiko.</w:t>
+      </w:r>
+    </w:p>
+    <w:p>
+      <w:pPr/>
+      <w:r>
+        <w:rPr>
+          <w:lang w:val="sw_KE" w:bidi="sw_KE"/>
+        </w:rPr>
+      </w:r>
+      <w:r>
+        <w:rPr>
+          <w:lang w:val="sw_KE" w:bidi="sw_KE"/>
+        </w:rPr>
+        <w:t>Kila sinagogi lilikuwa na mtawala ambaye alikuwa na jukumu la jengo na kwa kuhakikisha kwamba kila kitu kilikuwa kizuri. Mtawala wa sinagogi alikuwa na malipo ya kuwakaribisha watu kuja mbele ili kuomba, kusoma kutoka kwa Maandiko, au kufundisha.</w:t>
+      </w:r>
+    </w:p>
+    <w:p>
+      <w:pPr/>
+      <w:r>
+        <w:rPr>
+          <w:lang w:val="sw_KE" w:bidi="sw_KE"/>
+        </w:rPr>
+      </w:r>
+      <w:r>
+        <w:rPr>
+          <w:lang w:val="sw_KE" w:bidi="sw_KE"/>
+        </w:rPr>
+        <w:t>Maandiko yaliandikwa kwenye vipande vya kukunjia-vipande vya nyenzo vilivyotengenezwa kutoka kwa nyuzi ya mimea fulani au kutoka kwa ngozi ya wanyama-ambayo yalikuwa yamevingirwa. Vitabu hivi viliwekwa katika masanduku ndani ya sinagogi. Gombo zilikuwa za thamani. Mtu maalum alipewa jukumu la kutoa gombo nje ya sanduku na kumpa mtu ambaye alistahili kuisoma.</w:t>
+      </w:r>
+    </w:p>
+    <w:p>
+      <w:pPr/>
+      <w:r>
+        <w:rPr>
+          <w:lang w:val="sw_KE" w:bidi="sw_KE"/>
+        </w:rPr>
+      </w:r>
+      <w:r>
+        <w:rPr>
+          <w:lang w:val="sw_KE" w:bidi="sw_KE"/>
+        </w:rPr>
+        <w:t>Sinagogi pia lilitumiwa kama shule ya watoto, na kama mahali pa mikutano kwa watu kujadili maswala yanayahusu jamii yao.</w:t>
+      </w:r>
+    </w:p>
+    <w:p>
+      <w:pPr/>
+      <w:r>
+        <w:rPr>
+          <w:lang w:val="sw_KE" w:bidi="sw_KE"/>
+        </w:rPr>
       </w:r>
       <w:r>
         <w:rPr>
           <w:b/>
           <w:lang w:val="sw_KE" w:bidi="sw_KE"/>
         </w:rPr>
-        <w:t xml:space="preserve"> sala,</w:t>
-      </w:r>
-      <w:r>
-        <w:rPr>
-          <w:lang w:val="sw_KE" w:bidi="sw_KE"/>
-        </w:rPr>
-        <w:t xml:space="preserve"> unawasiliana na Mungu. Huenda ukawa </w:t>
-      </w:r>
-      <w:r>
-        <w:rPr>
-          <w:b/>
-          <w:lang w:val="sw_KE" w:bidi="sw_KE"/>
-        </w:rPr>
-        <w:t>mnamsifu</w:t>
-      </w:r>
-      <w:r>
-        <w:rPr>
-          <w:lang w:val="sw_KE" w:bidi="sw_KE"/>
-        </w:rPr>
-        <w:t xml:space="preserve"> kwa kumshukuru na kuomba msaada kwa kumwambia kuhusu mambo mabaya ambayo umefanya, kumwomba awasaidie watu wengine, au kumlilia tu kwa sababu unahisi huzuni sana. Katika Biblia, vitu hivi vyote ni sehemu ya kuomba.</w:t>
-      </w:r>
-    </w:p>
-    <w:p>
-      <w:pPr/>
-      <w:r>
-        <w:rPr>
-          <w:lang w:val="sw_KE" w:bidi="sw_KE"/>
-        </w:rPr>
-      </w:r>
-      <w:r>
-        <w:rPr>
-          <w:lang w:val="sw_KE" w:bidi="sw_KE"/>
-        </w:rPr>
-        <w:t>Wakati mwingine watu wanazungumza kwa sauti wanapoomba na wakati mwingine wanaomba tu kwa mawazo yao. Tunaweza kuiita, "kuomba moyoni mwenu." Wakati mwingine watu wanapiga magoti ili kuomba na wakati mwingine wanasimama huku mikono yao ikinyoshewa kwa Mungu. Hakuna sheria katika Biblia jinsi unavyopaswa kuomba, ila tu uombe kwa unyenyekevu.</w:t>
-      </w:r>
-    </w:p>
-    <w:p>
-      <w:pPr/>
-      <w:r>
-        <w:rPr>
-          <w:lang w:val="sw_KE" w:bidi="sw_KE"/>
-        </w:rPr>
-      </w:r>
-      <w:r>
-        <w:rPr>
-          <w:lang w:val="sw_KE" w:bidi="sw_KE"/>
-        </w:rPr>
-        <w:t xml:space="preserve">Wakati mwingine watu wanaweza kuomba wote pamoja kwa wakati mmoja. Zaburi nyingi katika Biblia ni sala na </w:t>
-      </w:r>
-      <w:r>
-        <w:rPr>
-          <w:b/>
-          <w:lang w:val="sw_KE" w:bidi="sw_KE"/>
-        </w:rPr>
-        <w:t>Waisraeli</w:t>
-      </w:r>
-      <w:r>
-        <w:rPr>
-          <w:lang w:val="sw_KE" w:bidi="sw_KE"/>
-        </w:rPr>
-        <w:t xml:space="preserve"> wakikariri au kuimba sala hizi wakati </w:t>
-      </w:r>
-      <w:hyperlink r:id="rId13">
-        <w:r>
-          <w:rPr>
-            <w:lang w:val="sw_KE" w:bidi="sw_KE"/>
-          </w:rPr>
-          <w:rPr>
-            <w:color w:val="0000EE"/>
-            <w:u w:val="single"/>
-          </w:rPr>
-          <w:t>wakiabudu</w:t>
-        </w:r>
-      </w:hyperlink>
-      <w:r>
-        <w:rPr>
-          <w:lang w:val="sw_KE" w:bidi="sw_KE"/>
-        </w:rPr>
-        <w:t xml:space="preserve"> Mungu </w:t>
-      </w:r>
-      <w:hyperlink r:id="rId19">
-        <w:r>
-          <w:rPr>
-            <w:lang w:val="sw_KE" w:bidi="sw_KE"/>
-          </w:rPr>
-          <w:rPr>
-            <w:color w:val="0000EE"/>
-            <w:u w:val="single"/>
-          </w:rPr>
-          <w:t>Hekaluni</w:t>
-        </w:r>
-      </w:hyperlink>
-      <w:r>
-        <w:rPr>
-          <w:lang w:val="sw_KE" w:bidi="sw_KE"/>
-        </w:rPr>
-        <w:t>.</w:t>
-      </w:r>
-    </w:p>
-    <w:p>
-      <w:pPr/>
-      <w:r>
-        <w:rPr>
-          <w:lang w:val="sw_KE" w:bidi="sw_KE"/>
-        </w:rPr>
-      </w:r>
-      <w:r>
-        <w:rPr>
-          <w:lang w:val="sw_KE" w:bidi="sw_KE"/>
-        </w:rPr>
-        <w:t>Wakati Mungu anasikiliza maombi ya mtu na kujibu kwa njia fulani, tunasema kwamba Mungu amejibu maombi ya mtu huyu.</w:t>
-      </w:r>
-    </w:p>
-    <w:p>
-      <w:pPr/>
-      <w:r>
-        <w:rPr>
-          <w:lang w:val="sw_KE" w:bidi="sw_KE"/>
-        </w:rPr>
-      </w:r>
-      <w:r>
-        <w:rPr>
-          <w:b/>
-          <w:lang w:val="sw_KE" w:bidi="sw_KE"/>
-        </w:rPr>
-        <w:t>Wakati wa kutafsiri maombi kuwa mwangalifu kuhusu mambo yafuatayo:</w:t>
-      </w:r>
-    </w:p>
-    <w:p>
-      <w:pPr/>
-      <w:r>
-        <w:rPr>
-          <w:lang w:val="sw_KE" w:bidi="sw_KE"/>
-        </w:rPr>
-      </w:r>
-      <w:r>
-        <w:rPr>
-          <w:lang w:val="sw_KE" w:bidi="sw_KE"/>
-        </w:rPr>
-        <w:t>Lugha zingine hutumia kwa ajili ya maombi ambalo humaanisha kuzungumuza kwa maneno fulani, yaliyowekwa. Hili lisingekuwa neno zuri la kutumia kwa sala katika Biblia.</w:t>
-      </w:r>
-    </w:p>
-    <w:p>
-      <w:pPr/>
-      <w:r>
-        <w:rPr>
-          <w:lang w:val="sw_KE" w:bidi="sw_KE"/>
-        </w:rPr>
-      </w:r>
-      <w:r>
-        <w:rPr>
-          <w:lang w:val="sw_KE" w:bidi="sw_KE"/>
-        </w:rPr>
-        <w:t>Lugha zingine zina zaidi ya neno moja la kuomba, ikitegemea ni aina gani ya mazungumzo ambayo watu wanazungumza na mungu. Kwa mfano, lugha zingine zina neno moja la sala za shukrani na neno lingine kwa sala ambayo ni kuomba msaada kwa Mungu. Hakikisha unatumia neno linalofaa katika kila muktadha. Labda unahitaji kutumia zaidi ya neno moja kwa sala katika kifungu.</w:t>
-      </w:r>
-      <w:r>
-        <w:rPr>
-          <w:lang w:val="sw_KE" w:bidi="sw_KE"/>
-        </w:rPr>
-      </w:r>
-      <w:r>
-        <w:rPr>
-          <w:lang w:val="sw_KE" w:bidi="sw_KE"/>
-        </w:rPr>
-      </w:r>
-    </w:p>
-    <w:p>
-      <w:pPr/>
-      <w:r>
-        <w:rPr>
-          <w:lang w:val="sw_KE" w:bidi="sw_KE"/>
-        </w:rPr>
-      </w:r>
-    </w:p>
-    <w:p>
-      <w:pPr>
-        <w:pStyle w:val="Heading2"/>
-      </w:pPr>
-      <w:r>
-        <w:rPr>
-          <w:lang w:val="sw_KE" w:bidi="sw_KE"/>
-        </w:rPr>
-        <w:t>Samaria</w:t>
-      </w:r>
-      <w:r>
-        <w:rPr>
-          <w:lang w:val="sw_KE" w:bidi="sw_KE"/>
-        </w:rPr>
-      </w:r>
-    </w:p>
-    <w:p>
-      <w:pPr/>
-      <w:r>
-        <w:rPr>
-          <w:lang w:val="sw_KE" w:bidi="sw_KE"/>
-        </w:rPr>
-      </w:r>
-      <w:r>
-        <w:rPr>
-          <w:lang w:val="sw_KE" w:bidi="sw_KE"/>
-        </w:rPr>
-        <w:t xml:space="preserve">Katika Agano la Kale, </w:t>
-      </w:r>
-      <w:r>
-        <w:rPr>
-          <w:b/>
-          <w:lang w:val="sw_KE" w:bidi="sw_KE"/>
-        </w:rPr>
-        <w:t>Samaria</w:t>
-      </w:r>
-      <w:r>
-        <w:rPr>
-          <w:lang w:val="sw_KE" w:bidi="sw_KE"/>
-        </w:rPr>
-        <w:t xml:space="preserve"> ni mji kaskazini mwa </w:t>
-      </w:r>
-      <w:hyperlink r:id="rId26">
-        <w:r>
-          <w:rPr>
-            <w:lang w:val="sw_KE" w:bidi="sw_KE"/>
-          </w:rPr>
-          <w:rPr>
-            <w:color w:val="0000EE"/>
-            <w:u w:val="single"/>
-          </w:rPr>
-          <w:t>Israeli</w:t>
-        </w:r>
-      </w:hyperlink>
-      <w:r>
-        <w:rPr>
-          <w:lang w:val="sw_KE" w:bidi="sw_KE"/>
-        </w:rPr>
-        <w:t xml:space="preserve">. Katika Agano Jipya, Samaria ni jina la mkoa katika Israeli. Samaria ulikuwa kati ya majimbo ya </w:t>
-      </w:r>
-      <w:hyperlink r:id="rId27">
-        <w:r>
-          <w:rPr>
-            <w:lang w:val="sw_KE" w:bidi="sw_KE"/>
-          </w:rPr>
-          <w:rPr>
-            <w:color w:val="0000EE"/>
-            <w:u w:val="single"/>
-          </w:rPr>
-          <w:t>Yudea</w:t>
-        </w:r>
-      </w:hyperlink>
-      <w:r>
-        <w:rPr>
-          <w:lang w:val="sw_KE" w:bidi="sw_KE"/>
-        </w:rPr>
-        <w:t xml:space="preserve"> na </w:t>
-      </w:r>
-      <w:hyperlink r:id="rId28">
-        <w:r>
-          <w:rPr>
-            <w:lang w:val="sw_KE" w:bidi="sw_KE"/>
-          </w:rPr>
-          <w:rPr>
-            <w:color w:val="0000EE"/>
-            <w:u w:val="single"/>
-          </w:rPr>
-          <w:t>Galilaya</w:t>
-        </w:r>
-      </w:hyperlink>
-      <w:r>
-        <w:rPr>
-          <w:lang w:val="sw_KE" w:bidi="sw_KE"/>
-        </w:rPr>
-        <w:t>.</w:t>
-      </w:r>
-    </w:p>
-    <w:p>
-      <w:pPr/>
-      <w:r>
-        <w:rPr>
-          <w:lang w:val="sw_KE" w:bidi="sw_KE"/>
-        </w:rPr>
-      </w:r>
-      <w:r>
-        <w:rPr>
-          <w:lang w:val="sw_KE" w:bidi="sw_KE"/>
-        </w:rPr>
-        <w:t xml:space="preserve">Katika Agano Jipya, watu ambao waliishi katika Samaria wanaitwa Wasamaria. Wasamaria hawakuwa </w:t>
-      </w:r>
-      <w:r>
-        <w:rPr>
-          <w:b/>
-          <w:lang w:val="sw_KE" w:bidi="sw_KE"/>
-        </w:rPr>
-        <w:t>Wayahudi</w:t>
-      </w:r>
-      <w:r>
-        <w:rPr>
-          <w:lang w:val="sw_KE" w:bidi="sw_KE"/>
-        </w:rPr>
-        <w:t>, lakini walikuwa kitu kama Wayahudi nusu. Uhusiano kati ya Wayahudi na Wasamaria haukuwa mzuri. Ili kuelewa hili, tunapaswa kuangalia historia.</w:t>
-      </w:r>
-    </w:p>
-    <w:p>
-      <w:pPr/>
-      <w:r>
-        <w:rPr>
-          <w:lang w:val="sw_KE" w:bidi="sw_KE"/>
-        </w:rPr>
-      </w:r>
-      <w:r>
-        <w:rPr>
-          <w:lang w:val="sw_KE" w:bidi="sw_KE"/>
-        </w:rPr>
-        <w:t xml:space="preserve">Wakati mwingine katika Agano la Kale, baada ya utawala wa mfalme Sulemani (mwana wa mfalme </w:t>
-      </w:r>
-      <w:hyperlink r:id="rId29">
-        <w:r>
-          <w:rPr>
-            <w:lang w:val="sw_KE" w:bidi="sw_KE"/>
-          </w:rPr>
-          <w:rPr>
-            <w:color w:val="0000EE"/>
-            <w:u w:val="single"/>
-          </w:rPr>
-          <w:t>Daudi</w:t>
-        </w:r>
-      </w:hyperlink>
-      <w:r>
-        <w:rPr>
-          <w:lang w:val="sw_KE" w:bidi="sw_KE"/>
-        </w:rPr>
-        <w:t>), taifa la Israeli liligawanyika katika sehemu mbili. Ufalme wa kaskazini, ambao ulikuwa na makabila 10 kati ya makabila 12, uliitwa Israeli. Ufalme wa kusini, ambao ulikuwa na makabila mengine mawili, uliitwa Yuda.</w:t>
-      </w:r>
-    </w:p>
-    <w:p>
-      <w:pPr/>
-      <w:r>
-        <w:rPr>
-          <w:lang w:val="sw_KE" w:bidi="sw_KE"/>
-        </w:rPr>
-      </w:r>
-      <w:r>
-        <w:rPr>
-          <w:lang w:val="sw_KE" w:bidi="sw_KE"/>
-        </w:rPr>
-        <w:t>Takriban miaka 700 kabla ya kuzaliwa kwa Yesu, mfalme wa Ashuru aliushambulia ufalme wa kaskazini na kuwafukuza watu kwenye maeneo mengine. Kipindi hiki cha wakati kinaitwa uhamishoni wa Ashuru. Ilikuwa mkakati wa kawaida kwa wafalme kuchukua nafasi ya watu katika mkoa mmoja ulioshindwa na watu kutoka mkoa mwingine ulioshindwa. Kwa njia hiyo, ilikuwa vigumu kwa watu wa ndani kuwa na nguvu tena na kuanza kumpinga mfalme. Na kwa hivyo, mfalme wa Ashuru aliwachukua Waisraeli wengi na kuwafanya kuishi katika nchi zingine. Na katika nafasi yao mfalme aliwaweka watu ambao walikuja kutoka nchi zingine. Watu hawa ambao walikuja kutoka nchi zingine walioa na watu ambao waliachwa nyuma katika Israeli, na kikundi hiki cha watu waliyochanganyika kikawa Wasamaria.</w:t>
-      </w:r>
-    </w:p>
-    <w:p>
-      <w:pPr/>
-      <w:r>
-        <w:rPr>
-          <w:lang w:val="sw_KE" w:bidi="sw_KE"/>
-        </w:rPr>
-      </w:r>
-      <w:r>
-        <w:rPr>
-          <w:lang w:val="sw_KE" w:bidi="sw_KE"/>
-        </w:rPr>
-        <w:t>Bila shaka, hatuskii tena kuhusu Waisraeli ambao walifukuzwa kwenye mataifa mengine. Hadithi yao ilimalizika na uhamishoni wa Ashuru.</w:t>
-      </w:r>
-    </w:p>
-    <w:p>
-      <w:pPr/>
-      <w:r>
-        <w:rPr>
-          <w:lang w:val="sw_KE" w:bidi="sw_KE"/>
-        </w:rPr>
-      </w:r>
-      <w:r>
-        <w:rPr>
-          <w:lang w:val="sw_KE" w:bidi="sw_KE"/>
-        </w:rPr>
-        <w:t>Hata hivyo, ufalme wa kusini wa Israeli, Yuda, ulidumu tena kidogo. Takriban miaka 600 kabla ya kuzaliwa kwa Yesu, mfalme Nebukadneza wa Babiloni aliwashambulia na kuangamiza Yuda. Watu wa Yuda sasa wanaitwa Wayahudi, ambayo inamaanisha watu kutoka Yuda. Mfalme wa Babeli aliwapeleka Wayahudi wengi kwenye nchi yake mwenyewe, kama vile mfalme wa Ashuru alivyofanya. Lakini wakati huu, baada ya miaka 70, Wayahudi waliruhusiwa kurudi Yuda.</w:t>
-      </w:r>
-    </w:p>
-    <w:p>
-      <w:pPr/>
-      <w:r>
-        <w:rPr>
-          <w:lang w:val="sw_KE" w:bidi="sw_KE"/>
-        </w:rPr>
-      </w:r>
-      <w:r>
-        <w:rPr>
-          <w:lang w:val="sw_KE" w:bidi="sw_KE"/>
-        </w:rPr>
-        <w:t xml:space="preserve">Kwa hivyo, Wayahudi wengi walirudi na kukaa tena katika Yuda, na kujenga tena miji. Walianza kujenga tena </w:t>
-      </w:r>
-      <w:hyperlink r:id="rId19">
-        <w:r>
-          <w:rPr>
-            <w:lang w:val="sw_KE" w:bidi="sw_KE"/>
-          </w:rPr>
-          <w:rPr>
-            <w:color w:val="0000EE"/>
-            <w:u w:val="single"/>
-          </w:rPr>
-          <w:t>Hekalu</w:t>
-        </w:r>
-      </w:hyperlink>
-      <w:r>
-        <w:rPr>
-          <w:lang w:val="sw_KE" w:bidi="sw_KE"/>
-        </w:rPr>
-        <w:t xml:space="preserve"> katika </w:t>
-      </w:r>
-      <w:hyperlink r:id="rId30">
-        <w:r>
-          <w:rPr>
-            <w:lang w:val="sw_KE" w:bidi="sw_KE"/>
-          </w:rPr>
-          <w:rPr>
-            <w:color w:val="0000EE"/>
-            <w:u w:val="single"/>
-          </w:rPr>
-          <w:t>Yerusalemu</w:t>
-        </w:r>
-      </w:hyperlink>
-      <w:r>
-        <w:rPr>
-          <w:lang w:val="sw_KE" w:bidi="sw_KE"/>
-        </w:rPr>
-        <w:t>, Wasamaria walikuja kutoka kaskazini na walitaka kuwasaidia. Lakini Wayahudi hawakuwaamini Wasamaria na kukataa msaada wao. Wasamaria walikasirika sana na hili, na walijenga hekalu lao wenyewe badala yake. Takriban miaka mia moja kabla ya kuzaliwa kwa Yesu, mtawala wa Kiyahudi aliharibu Hekalu la Wasamaria. Kwa hivyo Wasamaria walikuwa na sababu za kutowapenda Wayahudi!</w:t>
-      </w:r>
-    </w:p>
-    <w:p>
-      <w:pPr/>
-      <w:r>
-        <w:rPr>
-          <w:lang w:val="sw_KE" w:bidi="sw_KE"/>
-        </w:rPr>
-      </w:r>
-      <w:r>
-        <w:rPr>
-          <w:lang w:val="sw_KE" w:bidi="sw_KE"/>
-        </w:rPr>
-        <w:t xml:space="preserve">Wasamaria walijiona kuwa wazao wa Yakobo, kama vile Wayahudi. Walimwamini Mungu na kufuata </w:t>
-      </w:r>
-      <w:r>
-        <w:rPr>
-          <w:b/>
-          <w:lang w:val="sw_KE" w:bidi="sw_KE"/>
-        </w:rPr>
-        <w:t>sheria ya Musa</w:t>
-      </w:r>
-      <w:r>
-        <w:rPr>
-          <w:lang w:val="sw_KE" w:bidi="sw_KE"/>
-        </w:rPr>
-        <w:t xml:space="preserve">, lakini hawakukubali vitabu vingine kutoka kwa Agano la Kale. Walitenda </w:t>
-      </w:r>
-      <w:hyperlink r:id="rId31">
-        <w:r>
-          <w:rPr>
-            <w:lang w:val="sw_KE" w:bidi="sw_KE"/>
-          </w:rPr>
-          <w:rPr>
-            <w:color w:val="0000EE"/>
-            <w:u w:val="single"/>
-          </w:rPr>
-          <w:t>tohara</w:t>
-        </w:r>
-      </w:hyperlink>
-      <w:r>
-        <w:rPr>
-          <w:lang w:val="sw_KE" w:bidi="sw_KE"/>
-        </w:rPr>
-        <w:t>, kama vile Wayahudi walivyofanya.</w:t>
-      </w:r>
-    </w:p>
-    <w:p>
-      <w:pPr/>
-      <w:r>
-        <w:rPr>
-          <w:lang w:val="sw_KE" w:bidi="sw_KE"/>
-        </w:rPr>
-      </w:r>
-      <w:r>
-        <w:rPr>
-          <w:lang w:val="sw_KE" w:bidi="sw_KE"/>
-        </w:rPr>
-        <w:t>Wayahudi hawakufikiria Wasamaria kama Wayahudi sahihi. Wayahudi hawakuingiliana na Wasamaria, na Wayahudi hata hawakuruhusu Msamaria kuwa Myahudi kwa kubadilishwa. Kwa kweli, Wayahudi walichukia Wasamaria labda hata zaidi kuliko walivyochukia watu ambao hawakuwa Wayahudi kabisa!</w:t>
-      </w:r>
-    </w:p>
-    <w:p>
-      <w:pPr/>
-      <w:r>
-        <w:rPr>
-          <w:lang w:val="sw_KE" w:bidi="sw_KE"/>
-        </w:rPr>
-      </w:r>
-      <w:r>
-        <w:rPr>
-          <w:lang w:val="sw_KE" w:bidi="sw_KE"/>
-        </w:rPr>
-        <w:t xml:space="preserve">Katika wakati wa Agano Jipya, serikali ya Kirumi ilitawala Wasamaria na pia Wayahudi. Kama vile Wayahudi, Wasamaria pia walikuwa wakitarajia Mungu kumtuma </w:t>
-      </w:r>
-      <w:hyperlink r:id="rId32">
-        <w:r>
-          <w:rPr>
-            <w:lang w:val="sw_KE" w:bidi="sw_KE"/>
-          </w:rPr>
-          <w:rPr>
-            <w:color w:val="0000EE"/>
-            <w:u w:val="single"/>
-          </w:rPr>
-          <w:t>Mwokozi</w:t>
-        </w:r>
-      </w:hyperlink>
-      <w:r>
-        <w:rPr>
-          <w:lang w:val="sw_KE" w:bidi="sw_KE"/>
-        </w:rPr>
-        <w:t>. Hawakuamini kwamba Mwokozi huyu angekuwa mzao wa mfalme wa kiyahudi Daudi, lakini waliamini kwamba kuja kwa Mwokozi huyu kuliahidiwa na Musa-kama vile Wayahudi walivyoamini.</w:t>
-      </w:r>
-      <w:r>
-        <w:rPr>
-          <w:lang w:val="sw_KE" w:bidi="sw_KE"/>
-        </w:rPr>
-      </w:r>
-      <w:r>
-        <w:rPr>
-          <w:lang w:val="sw_KE" w:bidi="sw_KE"/>
-        </w:rPr>
-      </w:r>
-    </w:p>
-    <w:p>
-      <w:pPr/>
-      <w:r>
-        <w:rPr>
-          <w:lang w:val="sw_KE" w:bidi="sw_KE"/>
-        </w:rPr>
-      </w:r>
-    </w:p>
-    <w:p>
-      <w:pPr>
-        <w:pStyle w:val="Heading2"/>
-      </w:pPr>
-      <w:r>
-        <w:rPr>
-          <w:lang w:val="sw_KE" w:bidi="sw_KE"/>
-        </w:rPr>
-        <w:t>sanamu</w:t>
-      </w:r>
-      <w:r>
-        <w:rPr>
-          <w:lang w:val="sw_KE" w:bidi="sw_KE"/>
-        </w:rPr>
-      </w:r>
-    </w:p>
-    <w:p>
-      <w:pPr/>
-      <w:r>
-        <w:rPr>
-          <w:lang w:val="sw_KE" w:bidi="sw_KE"/>
-        </w:rPr>
-      </w:r>
-      <w:r>
-        <w:rPr>
-          <w:lang w:val="sw_KE" w:bidi="sw_KE"/>
-        </w:rPr>
-        <w:t>Na</w:t>
-      </w:r>
-      <w:r>
-        <w:rPr>
-          <w:b/>
-          <w:lang w:val="sw_KE" w:bidi="sw_KE"/>
-        </w:rPr>
-        <w:t>Sanamu</w:t>
-      </w:r>
-      <w:r>
-        <w:rPr>
-          <w:lang w:val="sw_KE" w:bidi="sw_KE"/>
-        </w:rPr>
-        <w:t xml:space="preserve"> ni umbo ambalo watu hutengeneza ili </w:t>
-      </w:r>
-      <w:hyperlink r:id="rId13">
-        <w:r>
-          <w:rPr>
-            <w:lang w:val="sw_KE" w:bidi="sw_KE"/>
-          </w:rPr>
-          <w:rPr>
-            <w:color w:val="0000EE"/>
-            <w:u w:val="single"/>
-          </w:rPr>
-          <w:t>kuabudu</w:t>
-        </w:r>
-      </w:hyperlink>
-      <w:r>
-        <w:rPr>
-          <w:lang w:val="sw_KE" w:bidi="sw_KE"/>
-        </w:rPr>
-        <w:t xml:space="preserve"> mungu. Umbo la mungu huyu linawakumbusha watu kuhusu sifa zingine za mungu huyu. Katika Biblia hizi wakati mwingine huitwa "picha." Watu hutengeneza umbo-la mungu na kuabudu umbo, kana kwamba ni mungu huyo. Watu wanaweza kutengeneza umbo kama hilo kutoka kwa jiwe, mbao, au chuma. Umbo kama hilo linaweza kuonekana kama mtu, au kama mnyama, au tu kuwa na umbo lolote tofauti. LInaweza kuwa kubwa sana, au linaweza kuwa ndogo na linaweza kubebwa kwa urahisi. Neno sanamu pia linaweza kumaanisha mambo au mawazo ambayo watu wanaabudu zaidi ya Mungu mwenyewe.</w:t>
-      </w:r>
-    </w:p>
-    <w:p>
-      <w:pPr/>
-      <w:r>
-        <w:rPr>
-          <w:lang w:val="sw_KE" w:bidi="sw_KE"/>
-        </w:rPr>
-      </w:r>
-      <w:r>
-        <w:rPr>
-          <w:lang w:val="sw_KE" w:bidi="sw_KE"/>
-        </w:rPr>
-        <w:t xml:space="preserve">Mungu anawazuia </w:t>
-      </w:r>
-      <w:r>
-        <w:rPr>
-          <w:b/>
-          <w:lang w:val="sw_KE" w:bidi="sw_KE"/>
-        </w:rPr>
-        <w:t>Waisraeli</w:t>
-      </w:r>
-      <w:r>
-        <w:rPr>
-          <w:lang w:val="sw_KE" w:bidi="sw_KE"/>
-        </w:rPr>
-        <w:t xml:space="preserve"> katika amri zake kutowahi kutengeneza sanamu kama hiyo, au sanamu, au kuabudu kitu kingine chochote isipokuwa Mungu mwenyewe.</w:t>
-      </w:r>
-      <w:r>
-        <w:rPr>
-          <w:lang w:val="sw_KE" w:bidi="sw_KE"/>
-        </w:rPr>
-      </w:r>
-      <w:r>
-        <w:rPr>
-          <w:lang w:val="sw_KE" w:bidi="sw_KE"/>
-        </w:rPr>
-      </w:r>
-    </w:p>
-    <w:p>
-      <w:pPr/>
-      <w:r>
-        <w:rPr>
-          <w:lang w:val="sw_KE" w:bidi="sw_KE"/>
-        </w:rPr>
-      </w:r>
-    </w:p>
-    <w:p>
-      <w:pPr>
-        <w:pStyle w:val="Heading2"/>
-      </w:pPr>
-      <w:r>
-        <w:rPr>
-          <w:lang w:val="sw_KE" w:bidi="sw_KE"/>
-        </w:rPr>
-        <w:t>Sayuni</w:t>
-      </w:r>
-      <w:r>
-        <w:rPr>
-          <w:lang w:val="sw_KE" w:bidi="sw_KE"/>
-        </w:rPr>
-      </w:r>
-    </w:p>
-    <w:p>
-      <w:pPr/>
-      <w:r>
-        <w:rPr>
-          <w:lang w:val="sw_KE" w:bidi="sw_KE"/>
-        </w:rPr>
-      </w:r>
-      <w:r>
-        <w:rPr>
-          <w:lang w:val="sw_KE" w:bidi="sw_KE"/>
-        </w:rPr>
-        <w:t xml:space="preserve">Watu wakati mwingine walitumia </w:t>
-      </w:r>
-      <w:r>
-        <w:rPr>
-          <w:b/>
-          <w:lang w:val="sw_KE" w:bidi="sw_KE"/>
-        </w:rPr>
-        <w:t>Sayuni</w:t>
-      </w:r>
-      <w:r>
-        <w:rPr>
-          <w:lang w:val="sw_KE" w:bidi="sw_KE"/>
-        </w:rPr>
-        <w:t xml:space="preserve"> kama jina lingine la mji wa </w:t>
-      </w:r>
-      <w:hyperlink r:id="rId30">
-        <w:r>
-          <w:rPr>
-            <w:lang w:val="sw_KE" w:bidi="sw_KE"/>
-          </w:rPr>
-          <w:rPr>
-            <w:color w:val="0000EE"/>
-            <w:u w:val="single"/>
-          </w:rPr>
-          <w:t>Yerusalemu</w:t>
-        </w:r>
-      </w:hyperlink>
-      <w:r>
-        <w:rPr>
-          <w:lang w:val="sw_KE" w:bidi="sw_KE"/>
-        </w:rPr>
-        <w:t xml:space="preserve">. Sayuni ilikuwa jina la mlima moja katika mji wa Yerusalemu, ambapo watu wanaoitwa Wayebusi waliishi kabla ya </w:t>
-      </w:r>
-      <w:r>
-        <w:rPr>
-          <w:b/>
-          <w:lang w:val="sw_KE" w:bidi="sw_KE"/>
-        </w:rPr>
-        <w:t>Mfalme Daudi</w:t>
-      </w:r>
-      <w:r>
-        <w:rPr>
-          <w:lang w:val="sw_KE" w:bidi="sw_KE"/>
-        </w:rPr>
-        <w:t xml:space="preserve"> kushinda mji. Mfalme Daudi alinyakua mji huo, watu waliita mji huo "mji wa Daudi," au "Sayuni." Baadaye, watu walitumia Sayuni kama jina la mji mzima wa Yerusalemu. Waandishi wengi katika Biblia wanatumia jina Sayuni hasa wanapozungumzia Yerusalemu kama mahali patakatifu ambapo </w:t>
-      </w:r>
-      <w:hyperlink r:id="rId16">
-        <w:r>
-          <w:rPr>
-            <w:lang w:val="sw_KE" w:bidi="sw_KE"/>
-          </w:rPr>
-          <w:rPr>
-            <w:color w:val="0000EE"/>
-            <w:u w:val="single"/>
-          </w:rPr>
-          <w:t>Mungu</w:t>
-        </w:r>
-      </w:hyperlink>
-      <w:r>
-        <w:rPr>
-          <w:lang w:val="sw_KE" w:bidi="sw_KE"/>
-        </w:rPr>
-        <w:t xml:space="preserve"> anaishi na </w:t>
-      </w:r>
-      <w:hyperlink r:id="rId33">
-        <w:r>
-          <w:rPr>
-            <w:lang w:val="sw_KE" w:bidi="sw_KE"/>
-          </w:rPr>
-          <w:rPr>
-            <w:color w:val="0000EE"/>
-            <w:u w:val="single"/>
-          </w:rPr>
-          <w:t>watu</w:t>
-        </w:r>
-      </w:hyperlink>
-      <w:r>
-        <w:rPr>
-          <w:lang w:val="sw_KE" w:bidi="sw_KE"/>
-        </w:rPr>
-        <w:t xml:space="preserve"> wake.</w:t>
-      </w:r>
-      <w:r>
-        <w:rPr>
-          <w:lang w:val="sw_KE" w:bidi="sw_KE"/>
-        </w:rPr>
-      </w:r>
-      <w:r>
-        <w:rPr>
-          <w:lang w:val="sw_KE" w:bidi="sw_KE"/>
-        </w:rPr>
-      </w:r>
-    </w:p>
-    <w:p>
-      <w:pPr/>
-      <w:r>
-        <w:rPr>
-          <w:lang w:val="sw_KE" w:bidi="sw_KE"/>
-        </w:rPr>
-      </w:r>
-    </w:p>
-    <w:p>
-      <w:pPr>
-        <w:pStyle w:val="Heading2"/>
-      </w:pPr>
-      <w:r>
-        <w:rPr>
-          <w:lang w:val="sw_KE" w:bidi="sw_KE"/>
-        </w:rPr>
-        <w:t>shamba la mizabibu</w:t>
-      </w:r>
-      <w:r>
-        <w:rPr>
-          <w:lang w:val="sw_KE" w:bidi="sw_KE"/>
-        </w:rPr>
-      </w:r>
-    </w:p>
-    <w:p>
-      <w:pPr/>
-      <w:r>
-        <w:rPr>
-          <w:lang w:val="sw_KE" w:bidi="sw_KE"/>
-        </w:rPr>
-      </w:r>
-      <w:r>
-        <w:rPr>
-          <w:lang w:val="sw_KE" w:bidi="sw_KE"/>
-        </w:rPr>
-        <w:t xml:space="preserve">Hili </w:t>
-      </w:r>
-      <w:r>
-        <w:rPr>
-          <w:b/>
-          <w:lang w:val="sw_KE" w:bidi="sw_KE"/>
-        </w:rPr>
-        <w:t>Shamba</w:t>
-      </w:r>
-      <w:r>
-        <w:rPr>
-          <w:lang w:val="sw_KE" w:bidi="sw_KE"/>
-        </w:rPr>
-        <w:t xml:space="preserve"> la mizabibu ni bustani ambapo watu hukuza zabibu. Zabibu ni tunda laini, linalokua kwenye mti unaitwa mzabibu. Watu hula zabibu safi, au kukausha kwa jua. Mara tu zikikauushwa, zinaitwa zabibu </w:t>
-      </w:r>
-      <w:r>
-        <w:rPr>
-          <w:b/>
-          <w:lang w:val="sw_KE" w:bidi="sw_KE"/>
-        </w:rPr>
-        <w:t>kavu</w:t>
-      </w:r>
-      <w:r>
-        <w:rPr>
-          <w:lang w:val="sw_KE" w:bidi="sw_KE"/>
-        </w:rPr>
-        <w:t xml:space="preserve"> na zinaweza kuwekwa kwa muda mrefu. Watu pia hutoa juisi kutoka kwa zabibu ili kutengeneza kinywaji cha pombe kinachoitwa </w:t>
-      </w:r>
-      <w:hyperlink r:id="rId34">
-        <w:r>
-          <w:rPr>
-            <w:lang w:val="sw_KE" w:bidi="sw_KE"/>
-          </w:rPr>
-          <w:rPr>
-            <w:color w:val="0000EE"/>
-            <w:u w:val="single"/>
-          </w:rPr>
-          <w:t>divai</w:t>
-        </w:r>
-      </w:hyperlink>
-      <w:r>
-        <w:rPr>
-          <w:lang w:val="sw_KE" w:bidi="sw_KE"/>
-        </w:rPr>
-        <w:t xml:space="preserve">. Zabibu ni za kawaida sana katika </w:t>
-      </w:r>
-      <w:hyperlink r:id="rId26">
-        <w:r>
-          <w:rPr>
-            <w:lang w:val="sw_KE" w:bidi="sw_KE"/>
-          </w:rPr>
-          <w:rPr>
-            <w:color w:val="0000EE"/>
-            <w:u w:val="single"/>
-          </w:rPr>
-          <w:t>Israeli</w:t>
-        </w:r>
-      </w:hyperlink>
-      <w:r>
-        <w:rPr>
-          <w:lang w:val="sw_KE" w:bidi="sw_KE"/>
-        </w:rPr>
-        <w:t xml:space="preserve">, na </w:t>
-      </w:r>
-      <w:hyperlink r:id="rId34">
-        <w:r>
-          <w:rPr>
-            <w:lang w:val="sw_KE" w:bidi="sw_KE"/>
-          </w:rPr>
-          <w:rPr>
-            <w:color w:val="0000EE"/>
-            <w:u w:val="single"/>
-          </w:rPr>
-          <w:t>mvinyo</w:t>
-        </w:r>
-      </w:hyperlink>
-      <w:r>
-        <w:rPr>
-          <w:lang w:val="sw_KE" w:bidi="sw_KE"/>
-        </w:rPr>
-        <w:t xml:space="preserve"> inayotiwa maji - ilikuwa kinywaji cha kawaida.</w:t>
-      </w:r>
-    </w:p>
-    <w:p>
-      <w:pPr/>
-      <w:r>
-        <w:rPr>
-          <w:lang w:val="sw_KE" w:bidi="sw_KE"/>
-        </w:rPr>
-      </w:r>
-      <w:r>
-        <w:rPr>
-          <w:lang w:val="sw_KE" w:bidi="sw_KE"/>
-        </w:rPr>
-        <w:t xml:space="preserve">Shamba la mizabibu kwa kawaida lilikuwa na ukuta uliouzunguka ili wanyama wa pori au wezi wasiweze kuingia bustani. Watu walitengeneza ukuta huu kwa miamba au vichaka vya miiba. Ndani ya shamba la mizabibu kulikuwa na kibanda cha mlinzi. Kibanda hiki kilikuwa cha juu kidogo kuliko sehemu nyingine za bustani ili mlinzi aweze kutazama bustani. Hii iliitwa mnara wa </w:t>
-      </w:r>
-      <w:hyperlink r:id="rId35">
-        <w:r>
-          <w:rPr>
-            <w:lang w:val="sw_KE" w:bidi="sw_KE"/>
-          </w:rPr>
-          <w:rPr>
-            <w:color w:val="0000EE"/>
-            <w:u w:val="single"/>
-          </w:rPr>
-          <w:t>ulinzi</w:t>
-        </w:r>
-      </w:hyperlink>
-      <w:r>
-        <w:rPr>
-          <w:lang w:val="sw_KE" w:bidi="sw_KE"/>
-        </w:rPr>
-        <w:t>.</w:t>
-      </w:r>
-    </w:p>
-    <w:p>
-      <w:pPr/>
-      <w:r>
-        <w:rPr>
-          <w:lang w:val="sw_KE" w:bidi="sw_KE"/>
-        </w:rPr>
-      </w:r>
-      <w:r>
-        <w:rPr>
-          <w:lang w:val="sw_KE" w:bidi="sw_KE"/>
-        </w:rPr>
-        <w:t xml:space="preserve">Kulikuwa pia na </w:t>
-      </w:r>
-      <w:hyperlink r:id="rId36">
-        <w:r>
-          <w:rPr>
-            <w:lang w:val="sw_KE" w:bidi="sw_KE"/>
-          </w:rPr>
-          <w:rPr>
-            <w:color w:val="0000EE"/>
-            <w:u w:val="single"/>
-          </w:rPr>
-          <w:t>shinikizo la mizabibu</w:t>
-        </w:r>
-      </w:hyperlink>
-      <w:r>
-        <w:rPr>
-          <w:lang w:val="sw_KE" w:bidi="sw_KE"/>
-        </w:rPr>
-        <w:t>. Shinikizo la mvinyo ni kipande cha jiwe kilichozungukwa na ukali. Watu walimwaga zabibu kwenye jiwe hili na kisha walikanyaga zabibu hizo kwa miguu yao. Hii ingeweza kufinya juisi kutoka kwa zabibu. Juisi ingetiririka kwenye chombo kinachoitwa pitia la mvinyo. Njia nyingine ya kuondoa juisi ilikuwa kwa kuviringisha jiwe nzito kwenye zabibu.</w:t>
-      </w:r>
-    </w:p>
-    <w:p>
-      <w:pPr/>
-      <w:r>
-        <w:rPr>
-          <w:lang w:val="sw_KE" w:bidi="sw_KE"/>
-        </w:rPr>
-      </w:r>
-      <w:r>
-        <w:rPr>
-          <w:lang w:val="sw_KE" w:bidi="sw_KE"/>
-        </w:rPr>
-        <w:t xml:space="preserve">Mizabibu ilikuwa ya kawaida sana katika Israeli kwamba mara nyingi tunaipata katika lugha ya picha. Katika Agano la kale, Mungu wakati mwingine aliwalinganisha watu wa Israeli na shamba la mizabibu, au mzabibu. Yesu alielezea mifano kadhaa </w:t>
-      </w:r>
-      <w:r>
-        <w:rPr>
-          <w:b/>
-          <w:lang w:val="sw_KE" w:bidi="sw_KE"/>
-        </w:rPr>
-        <w:t>ambayo</w:t>
-      </w:r>
-      <w:r>
-        <w:rPr>
-          <w:lang w:val="sw_KE" w:bidi="sw_KE"/>
-        </w:rPr>
-        <w:t xml:space="preserve"> alitumia kitu kinachohusiana na mzabibu, shamba la mizabibu, au mvinyo, ili kuelezea kitu kuhusu </w:t>
-      </w:r>
-      <w:hyperlink r:id="rId37">
-        <w:r>
-          <w:rPr>
-            <w:lang w:val="sw_KE" w:bidi="sw_KE"/>
-          </w:rPr>
-          <w:rPr>
-            <w:color w:val="0000EE"/>
-            <w:u w:val="single"/>
-          </w:rPr>
-          <w:t>ufalme wa Mungu</w:t>
-        </w:r>
-      </w:hyperlink>
-      <w:r>
-        <w:rPr>
-          <w:lang w:val="sw_KE" w:bidi="sw_KE"/>
-        </w:rPr>
-        <w:t>.</w:t>
-      </w:r>
-      <w:r>
-        <w:rPr>
-          <w:lang w:val="sw_KE" w:bidi="sw_KE"/>
-        </w:rPr>
-      </w:r>
-      <w:r>
-        <w:rPr>
-          <w:lang w:val="sw_KE" w:bidi="sw_KE"/>
-        </w:rPr>
-      </w:r>
-    </w:p>
-    <w:p>
-      <w:pPr/>
-      <w:r>
-        <w:rPr>
-          <w:lang w:val="sw_KE" w:bidi="sw_KE"/>
-        </w:rPr>
-      </w:r>
-    </w:p>
-    <w:p>
-      <w:pPr>
-        <w:pStyle w:val="Heading2"/>
-      </w:pPr>
-      <w:r>
-        <w:rPr>
-          <w:lang w:val="sw_KE" w:bidi="sw_KE"/>
-        </w:rPr>
-        <w:t>Sheoli</w:t>
-      </w:r>
-      <w:r>
-        <w:rPr>
-          <w:lang w:val="sw_KE" w:bidi="sw_KE"/>
-        </w:rPr>
-      </w:r>
-    </w:p>
-    <w:p>
-      <w:pPr/>
-      <w:r>
-        <w:rPr>
-          <w:lang w:val="sw_KE" w:bidi="sw_KE"/>
-        </w:rPr>
-      </w:r>
-      <w:r>
-        <w:rPr>
-          <w:lang w:val="sw_KE" w:bidi="sw_KE"/>
-        </w:rPr>
-        <w:t xml:space="preserve">Neno </w:t>
-      </w:r>
-      <w:hyperlink r:id="rId38">
-        <w:r>
-          <w:rPr>
-            <w:lang w:val="sw_KE" w:bidi="sw_KE"/>
-          </w:rPr>
-          <w:rPr>
-            <w:color w:val="0000EE"/>
-            <w:u w:val="single"/>
-          </w:rPr>
-          <w:t>jehanamu</w:t>
-        </w:r>
-      </w:hyperlink>
-      <w:r>
-        <w:rPr>
-          <w:lang w:val="sw_KE" w:bidi="sw_KE"/>
-        </w:rPr>
-        <w:t xml:space="preserve"> ni jina la mahali ambapo watu waovu </w:t>
-      </w:r>
-      <w:r>
-        <w:rPr>
-          <w:b/>
-          <w:lang w:val="sw_KE" w:bidi="sw_KE"/>
-        </w:rPr>
-        <w:t>wataadhibiwa</w:t>
-      </w:r>
-      <w:r>
-        <w:rPr>
-          <w:lang w:val="sw_KE" w:bidi="sw_KE"/>
-        </w:rPr>
-        <w:t xml:space="preserve"> baada ya kufa.</w:t>
-      </w:r>
-    </w:p>
-    <w:p>
-      <w:pPr/>
-      <w:r>
-        <w:rPr>
-          <w:lang w:val="sw_KE" w:bidi="sw_KE"/>
-        </w:rPr>
-      </w:r>
-      <w:r>
-        <w:rPr>
-          <w:lang w:val="sw_KE" w:bidi="sw_KE"/>
-        </w:rPr>
-        <w:t xml:space="preserve">Nini hufanyika kwa watu baada ya kufa? Tunaweza kupata hii ya ajabu kusikia, lakini Biblia haizungumzi wazi sana kuhusu hii. Wakristo </w:t>
-      </w:r>
-      <w:r>
-        <w:rPr>
-          <w:b/>
-          <w:lang w:val="sw_KE" w:bidi="sw_KE"/>
-        </w:rPr>
-        <w:t>wengi</w:t>
-      </w:r>
-      <w:r>
-        <w:rPr>
-          <w:lang w:val="sw_KE" w:bidi="sw_KE"/>
-        </w:rPr>
-        <w:t xml:space="preserve"> wanasema kwamba watu </w:t>
-      </w:r>
-      <w:r>
-        <w:rPr>
-          <w:b/>
-          <w:lang w:val="sw_KE" w:bidi="sw_KE"/>
-        </w:rPr>
-        <w:t>wanaomwamini</w:t>
-      </w:r>
-      <w:r>
-        <w:rPr>
-          <w:lang w:val="sw_KE" w:bidi="sw_KE"/>
-        </w:rPr>
-        <w:t xml:space="preserve"> Yesu huenda </w:t>
-      </w:r>
-      <w:hyperlink r:id="rId23">
-        <w:r>
-          <w:rPr>
-            <w:lang w:val="sw_KE" w:bidi="sw_KE"/>
-          </w:rPr>
-          <w:rPr>
-            <w:color w:val="0000EE"/>
-            <w:u w:val="single"/>
-          </w:rPr>
-          <w:t>mbinguni</w:t>
-        </w:r>
-      </w:hyperlink>
-      <w:r>
-        <w:rPr>
-          <w:lang w:val="sw_KE" w:bidi="sw_KE"/>
-        </w:rPr>
-        <w:t>, na watu wasiomwamini huenda jehanamu. Lakini watu ambao waliishi katika nyakati za Biblia kila wakati hawakuwa na wazo wazi kama hilo kuhusu hili bado.</w:t>
-      </w:r>
-    </w:p>
-    <w:p>
-      <w:pPr/>
-      <w:r>
-        <w:rPr>
-          <w:lang w:val="sw_KE" w:bidi="sw_KE"/>
-        </w:rPr>
-      </w:r>
-      <w:r>
-        <w:rPr>
-          <w:lang w:val="sw_KE" w:bidi="sw_KE"/>
-        </w:rPr>
-        <w:t>Wakati watu katika Agano la Kale walizungumza kuhusu kile kilichotokea kwa watu baada ya kufa, walisema kwamba watu walienda katika "ulimwengu wa chini," au "Sheoli." Walionyesha dunia ya chini kama mahali ambayo iko mahali fulani chini ya dunia yetu wenyewe. Vifungu vingine katika Agano la Kale vinazungumza kana kwamba watu wote, wazuri na wabaya, huenda katika ulimwengu wa kuzimu; vifungu vingine vinazungumza kana kwamba ulimwengu wa kuzimu mahali pa adhabu kwa watu waovu tu.</w:t>
-      </w:r>
-    </w:p>
-    <w:p>
-      <w:pPr/>
-      <w:r>
-        <w:rPr>
-          <w:lang w:val="sw_KE" w:bidi="sw_KE"/>
-        </w:rPr>
-      </w:r>
-      <w:r>
-        <w:rPr>
-          <w:lang w:val="sw_KE" w:bidi="sw_KE"/>
-        </w:rPr>
-        <w:t xml:space="preserve">Katika Agano Jipya, watu pia huzungumza kuhusu "ulimwengu wa kuzimu." Tafsiri zingine hutumia neno la </w:t>
-      </w:r>
-      <w:r>
-        <w:rPr>
-          <w:b/>
-          <w:lang w:val="sw_KE" w:bidi="sw_KE"/>
-        </w:rPr>
-        <w:t>Kigiriki</w:t>
-      </w:r>
-      <w:r>
-        <w:rPr>
-          <w:lang w:val="sw_KE" w:bidi="sw_KE"/>
-        </w:rPr>
-        <w:t xml:space="preserve"> "</w:t>
-      </w:r>
-      <w:hyperlink r:id="rId39">
-        <w:r>
-          <w:rPr>
-            <w:lang w:val="sw_KE" w:bidi="sw_KE"/>
-          </w:rPr>
-          <w:rPr>
-            <w:color w:val="0000EE"/>
-            <w:u w:val="single"/>
-          </w:rPr>
-          <w:t>Kuzimu</w:t>
-        </w:r>
-      </w:hyperlink>
-      <w:r>
-        <w:rPr>
-          <w:lang w:val="sw_KE" w:bidi="sw_KE"/>
-        </w:rPr>
-        <w:t>" kwa hii. Kama vile wakati wa Agano la Kale, "ulimwengu wa kuzimu" wakati mwingine unaonekana kuwa mahali pa kutokuwa na upande wowote, ambapo watu wote huenda baada ya kufa, na wakati mwingine inaonekana kuwa mahali ambapo watu waovu huadhibiwa. Wakati mwingine, inaonekana kuwa mahali ambapo watu wote wanasubiri hadi wakati ambao Mungu atawahukumu watu wote. Wakati mwingine, neno "ulimwengu wa kuzimu" hutumiwa tu kama njia nyingine ya kuzungumza kuhusu kifo.</w:t>
-      </w:r>
-    </w:p>
-    <w:p>
-      <w:pPr/>
-      <w:r>
-        <w:rPr>
-          <w:lang w:val="sw_KE" w:bidi="sw_KE"/>
-        </w:rPr>
-      </w:r>
-      <w:r>
-        <w:rPr>
-          <w:lang w:val="sw_KE" w:bidi="sw_KE"/>
-        </w:rPr>
-        <w:t xml:space="preserve">Yesu aliwaambia watu kwamba baada ya kifo watu ama watakwenda katika </w:t>
-      </w:r>
-      <w:hyperlink r:id="rId37">
-        <w:r>
-          <w:rPr>
-            <w:lang w:val="sw_KE" w:bidi="sw_KE"/>
-          </w:rPr>
-          <w:rPr>
-            <w:color w:val="0000EE"/>
-            <w:u w:val="single"/>
-          </w:rPr>
-          <w:t>ufalme wa Mungu</w:t>
-        </w:r>
-      </w:hyperlink>
-      <w:r>
-        <w:rPr>
-          <w:lang w:val="sw_KE" w:bidi="sw_KE"/>
-        </w:rPr>
-        <w:t xml:space="preserve">, au watakwenda jehanamu. Neno jehanamu katika lugha ya Kigiriki linatoka kwa jina la mahali karibu na </w:t>
-      </w:r>
-      <w:hyperlink r:id="rId30">
-        <w:r>
-          <w:rPr>
-            <w:lang w:val="sw_KE" w:bidi="sw_KE"/>
-          </w:rPr>
-          <w:rPr>
-            <w:color w:val="0000EE"/>
-            <w:u w:val="single"/>
-          </w:rPr>
-          <w:t>Yerusalemu</w:t>
-        </w:r>
-      </w:hyperlink>
-      <w:r>
-        <w:rPr>
-          <w:lang w:val="sw_KE" w:bidi="sw_KE"/>
-        </w:rPr>
-        <w:t xml:space="preserve"> ambapo kwa wakati mmoja katika historia yao watu wa </w:t>
-      </w:r>
-      <w:hyperlink r:id="rId26">
-        <w:r>
-          <w:rPr>
-            <w:lang w:val="sw_KE" w:bidi="sw_KE"/>
-          </w:rPr>
-          <w:rPr>
-            <w:color w:val="0000EE"/>
-            <w:u w:val="single"/>
-          </w:rPr>
-          <w:t>Israeli</w:t>
-        </w:r>
-      </w:hyperlink>
-      <w:r>
-        <w:rPr>
-          <w:lang w:val="sw_KE" w:bidi="sw_KE"/>
-        </w:rPr>
-        <w:t xml:space="preserve"> walikuwa wamefanya uhalifu wa kutisha. Kwa sababu ya uhalifu huu, watu waliepuka hapa kuanza kuitumia kama mahali pa kuchoma miili ya wanyama waliokufa na ya watu ambao hawakuweza kuzikwa. Watu kila wakati huweka moto ukiwasha mahali hapa. Wakati wowote watu walifikiri kuhusu mahali hapa, walihisi vibaya sana, na walifikiri kuhusu Mungu kuwaadhibu watu kwa uhalifu wao wa kutisha. Kwa sababu hii, watu walianza kutumia jina la mahali hapa kama jina la mahali ambapo watu wote waovu wataadhibiwa baada ya kifo chao. Yesu anaweka wazi kwamba jehanamu ni mahali pa kutisha: Anatumia lugha ya picha kuelezea kama mahali na moto ambao haujazima kamwe, kama mahali ambapo watu watateswa, au kama mahali ambapo watu watalia na milele kujuta uchaguzi wao.</w:t>
-      </w:r>
-    </w:p>
-    <w:p>
-      <w:pPr/>
-      <w:r>
-        <w:rPr>
-          <w:lang w:val="sw_KE" w:bidi="sw_KE"/>
-        </w:rPr>
-      </w:r>
-      <w:r>
-        <w:rPr>
-          <w:lang w:val="sw_KE" w:bidi="sw_KE"/>
-        </w:rPr>
-        <w:t xml:space="preserve">Yesu anafundisha kwamba jehanamu pia ni mahali ambapo </w:t>
-      </w:r>
-      <w:hyperlink r:id="rId40">
-        <w:r>
-          <w:rPr>
-            <w:lang w:val="sw_KE" w:bidi="sw_KE"/>
-          </w:rPr>
-          <w:rPr>
-            <w:color w:val="0000EE"/>
-            <w:u w:val="single"/>
-          </w:rPr>
-          <w:t>Shetani</w:t>
-        </w:r>
-      </w:hyperlink>
-      <w:r>
-        <w:rPr>
-          <w:lang w:val="sw_KE" w:bidi="sw_KE"/>
-        </w:rPr>
-        <w:t xml:space="preserve"> na </w:t>
-      </w:r>
-      <w:r>
-        <w:rPr>
-          <w:b/>
-          <w:lang w:val="sw_KE" w:bidi="sw_KE"/>
-        </w:rPr>
-        <w:t>pepo</w:t>
-      </w:r>
-      <w:r>
-        <w:rPr>
-          <w:lang w:val="sw_KE" w:bidi="sw_KE"/>
-        </w:rPr>
-        <w:t xml:space="preserve"> wake wataadhibiwa.</w:t>
-      </w:r>
-      <w:r>
-        <w:rPr>
-          <w:lang w:val="sw_KE" w:bidi="sw_KE"/>
-        </w:rPr>
-      </w:r>
-      <w:r>
-        <w:rPr>
-          <w:lang w:val="sw_KE" w:bidi="sw_KE"/>
-        </w:rPr>
-      </w:r>
-    </w:p>
-    <w:p>
-      <w:pPr/>
-      <w:r>
-        <w:rPr>
-          <w:lang w:val="sw_KE" w:bidi="sw_KE"/>
-        </w:rPr>
-      </w:r>
-    </w:p>
-    <w:p>
-      <w:pPr>
-        <w:pStyle w:val="Heading2"/>
-      </w:pPr>
-      <w:r>
-        <w:rPr>
-          <w:lang w:val="sw_KE" w:bidi="sw_KE"/>
-        </w:rPr>
-        <w:t>sheria</w:t>
-      </w:r>
-      <w:r>
-        <w:rPr>
-          <w:lang w:val="sw_KE" w:bidi="sw_KE"/>
-        </w:rPr>
-      </w:r>
-    </w:p>
-    <w:p>
-      <w:pPr/>
-      <w:r>
-        <w:rPr>
-          <w:lang w:val="sw_KE" w:bidi="sw_KE"/>
-        </w:rPr>
-      </w:r>
-      <w:r>
-        <w:rPr>
-          <w:lang w:val="sw_KE" w:bidi="sw_KE"/>
-        </w:rPr>
-        <w:t xml:space="preserve">Katika Biblia watu wanazungumza kuhusu </w:t>
-      </w:r>
-      <w:r>
-        <w:rPr>
-          <w:b/>
-          <w:lang w:val="sw_KE" w:bidi="sw_KE"/>
-        </w:rPr>
-        <w:t>sheria</w:t>
-      </w:r>
-      <w:r>
-        <w:rPr>
-          <w:lang w:val="sw_KE" w:bidi="sw_KE"/>
-        </w:rPr>
-        <w:t xml:space="preserve">, wanamaanisha seti ya maagizo ambayo Mungu amewapa watu wa </w:t>
-      </w:r>
-      <w:hyperlink r:id="rId26">
-        <w:r>
-          <w:rPr>
-            <w:lang w:val="sw_KE" w:bidi="sw_KE"/>
-          </w:rPr>
-          <w:rPr>
-            <w:color w:val="0000EE"/>
-            <w:u w:val="single"/>
-          </w:rPr>
-          <w:t>Israeli</w:t>
-        </w:r>
-      </w:hyperlink>
-      <w:r>
-        <w:rPr>
-          <w:lang w:val="sw_KE" w:bidi="sw_KE"/>
-        </w:rPr>
-        <w:t xml:space="preserve">. Katika Agano la Kale, Mungu aliwapa watu sheria zake kupitia mtu anayeitwa Musa. Mungu alizungumza na Musa, na Musa aliwaambia watu kile Mungu alisema. Kwa hivyo, mara nyingi watu wanasema </w:t>
-      </w:r>
-      <w:r>
-        <w:rPr>
-          <w:b/>
-          <w:lang w:val="sw_KE" w:bidi="sw_KE"/>
-        </w:rPr>
-        <w:t>sheria ya Musa</w:t>
-      </w:r>
-      <w:r>
-        <w:rPr>
-          <w:lang w:val="sw_KE" w:bidi="sw_KE"/>
-        </w:rPr>
-        <w:t xml:space="preserve"> wanapomaanisha sheria ambayo Mungu aliwapa watu kupitia Musa.</w:t>
-      </w:r>
-    </w:p>
-    <w:p>
-      <w:pPr/>
-      <w:r>
-        <w:rPr>
-          <w:lang w:val="sw_KE" w:bidi="sw_KE"/>
-        </w:rPr>
-      </w:r>
-      <w:r>
-        <w:rPr>
-          <w:lang w:val="sw_KE" w:bidi="sw_KE"/>
-        </w:rPr>
-        <w:t xml:space="preserve">Sheria ni maagizo, au seti ya sheria ambazo watu wanapaswa kufuata. Neno la asili tunalotafsiri "sheria" katika Biblia ni neno ambalo watu wanaweza kutumia katika mazingira ya kisheria mtu anapovunja sheria ya nchi. Ikiwa mtu hafuati sheria, tunasema kwamba anavunja sheria. Mungu aliwaambia watu kupitia Musa kwamba ikiwa watu wangetunza sheria ya Mungu, Mungu </w:t>
-      </w:r>
-      <w:hyperlink r:id="rId41">
-        <w:r>
-          <w:rPr>
-            <w:lang w:val="sw_KE" w:bidi="sw_KE"/>
-          </w:rPr>
-          <w:rPr>
-            <w:color w:val="0000EE"/>
-            <w:u w:val="single"/>
-          </w:rPr>
-          <w:t>angewabariki</w:t>
-        </w:r>
-      </w:hyperlink>
-      <w:r>
-        <w:rPr>
-          <w:lang w:val="sw_KE" w:bidi="sw_KE"/>
-        </w:rPr>
-        <w:t xml:space="preserve">. Lakini ikiwa watu wangevunja sheria ya Mungu, Mungu angewaadhibu. Mungu alitoa sheria hizi kwa sababu kwa kutii sheria hizi tu watu wanaweza kuishi katika uhusiano </w:t>
-      </w:r>
-      <w:r>
-        <w:rPr>
-          <w:b/>
-          <w:lang w:val="sw_KE" w:bidi="sw_KE"/>
-        </w:rPr>
-        <w:t>sahihi</w:t>
-      </w:r>
-      <w:r>
-        <w:rPr>
-          <w:lang w:val="sw_KE" w:bidi="sw_KE"/>
-        </w:rPr>
-        <w:t xml:space="preserve"> na Mungu, na pamoja na kila mmoja.</w:t>
-      </w:r>
-    </w:p>
-    <w:p>
-      <w:pPr/>
-      <w:r>
-        <w:rPr>
-          <w:lang w:val="sw_KE" w:bidi="sw_KE"/>
-        </w:rPr>
-      </w:r>
-      <w:r>
-        <w:rPr>
-          <w:lang w:val="sw_KE" w:bidi="sw_KE"/>
-        </w:rPr>
-        <w:t xml:space="preserve">Muhtasari wa sheria ya Mungu ni </w:t>
-      </w:r>
-      <w:r>
-        <w:rPr>
-          <w:b/>
-          <w:lang w:val="sw_KE" w:bidi="sw_KE"/>
-        </w:rPr>
-        <w:t>amri</w:t>
-      </w:r>
-      <w:r>
-        <w:rPr>
-          <w:lang w:val="sw_KE" w:bidi="sw_KE"/>
-        </w:rPr>
-        <w:t xml:space="preserve"> 10. Kutoka kwa sheria hizi 10 tunajifunza jinsi ya kutenda kwa Mungu, na jinsi ya kutenda kuelekea kila mmoja. Yesu alifupisha sheria hata zaidi: Alisema, "Mpende Mungu kwa moyo wako wote, na wapende watu wengine kama vile unavyojipenda mwenyewe." Hizi ni amri muhimu zaidi.</w:t>
-      </w:r>
-    </w:p>
-    <w:p>
-      <w:pPr/>
-      <w:r>
-        <w:rPr>
-          <w:lang w:val="sw_KE" w:bidi="sw_KE"/>
-        </w:rPr>
-      </w:r>
-      <w:r>
-        <w:rPr>
-          <w:lang w:val="sw_KE" w:bidi="sw_KE"/>
-        </w:rPr>
-        <w:t xml:space="preserve">Katika Agano la Kale, tunapata sheria ya Mungu hasa katika vitabu vitano vya kwanza vya Biblia. Kwa hivyo, </w:t>
-      </w:r>
-      <w:r>
-        <w:rPr>
-          <w:b/>
-          <w:lang w:val="sw_KE" w:bidi="sw_KE"/>
-        </w:rPr>
-        <w:t>Wayahudi</w:t>
-      </w:r>
-      <w:r>
-        <w:rPr>
-          <w:lang w:val="sw_KE" w:bidi="sw_KE"/>
-        </w:rPr>
-        <w:t xml:space="preserve"> waliita vitabu hivi pamoja "sheria," ingawa si kila kilicho katika vitabu hivi kinahusiana na sheria. Wakati mwingine Wayahudi walizungumza kuhusu "sheria," hata walimaanisha </w:t>
-      </w:r>
-      <w:r>
-        <w:rPr>
-          <w:b/>
-          <w:lang w:val="sw_KE" w:bidi="sw_KE"/>
-        </w:rPr>
-        <w:t>vitabu</w:t>
-      </w:r>
-      <w:r>
-        <w:rPr>
-          <w:lang w:val="sw_KE" w:bidi="sw_KE"/>
-        </w:rPr>
-        <w:t xml:space="preserve"> vyote vya </w:t>
-      </w:r>
-      <w:hyperlink r:id="rId42">
-        <w:r>
-          <w:rPr>
-            <w:lang w:val="sw_KE" w:bidi="sw_KE"/>
-          </w:rPr>
-          <w:rPr>
-            <w:color w:val="0000EE"/>
-            <w:u w:val="single"/>
-          </w:rPr>
-          <w:t>Maandiko</w:t>
-        </w:r>
-      </w:hyperlink>
-      <w:r>
-        <w:rPr>
-          <w:lang w:val="sw_KE" w:bidi="sw_KE"/>
-        </w:rPr>
-        <w:t>, ambayo ni sehemu ya Biblia ambayo sasa tunaiita Agano la Kale.</w:t>
-      </w:r>
-    </w:p>
-    <w:p>
-      <w:pPr/>
-      <w:r>
-        <w:rPr>
-          <w:lang w:val="sw_KE" w:bidi="sw_KE"/>
-        </w:rPr>
-      </w:r>
-      <w:r>
-        <w:rPr>
-          <w:lang w:val="sw_KE" w:bidi="sw_KE"/>
-        </w:rPr>
-        <w:t>Kwa hivyo, mtu wa Kiyahudi alikuwa akizungumza kuhusu "sheria," huenda wakawa wakizungumza kuhusu sheria ambayo Mungu amewapa watu kupitia Musa, au wanaweza kuwa wakizungumza kuhusu vitabu vitano vya kwanza vya Biblia, au wanaweza kuwa wakizungumza kuhusu Agano lote la Kale.</w:t>
-      </w:r>
-      <w:r>
-        <w:rPr>
-          <w:lang w:val="sw_KE" w:bidi="sw_KE"/>
-        </w:rPr>
-      </w:r>
-      <w:r>
-        <w:rPr>
-          <w:lang w:val="sw_KE" w:bidi="sw_KE"/>
-        </w:rPr>
-      </w:r>
-    </w:p>
-    <w:p>
-      <w:pPr/>
-      <w:r>
-        <w:rPr>
-          <w:lang w:val="sw_KE" w:bidi="sw_KE"/>
-        </w:rPr>
-      </w:r>
-    </w:p>
-    <w:p>
-      <w:pPr>
-        <w:pStyle w:val="Heading2"/>
-      </w:pPr>
-      <w:r>
-        <w:rPr>
-          <w:lang w:val="sw_KE" w:bidi="sw_KE"/>
-        </w:rPr>
-        <w:t>Shetani</w:t>
-      </w:r>
-      <w:r>
-        <w:rPr>
-          <w:lang w:val="sw_KE" w:bidi="sw_KE"/>
-        </w:rPr>
-      </w:r>
-    </w:p>
-    <w:p>
-      <w:pPr/>
-      <w:r>
-        <w:rPr>
-          <w:lang w:val="sw_KE" w:bidi="sw_KE"/>
-        </w:rPr>
-      </w:r>
-      <w:r>
-        <w:rPr>
-          <w:lang w:val="sw_KE" w:bidi="sw_KE"/>
-        </w:rPr>
-        <w:t xml:space="preserve">Jina </w:t>
-      </w:r>
-      <w:r>
-        <w:rPr>
-          <w:b/>
-          <w:lang w:val="sw_KE" w:bidi="sw_KE"/>
-        </w:rPr>
-        <w:t>Shetani</w:t>
-      </w:r>
-      <w:r>
-        <w:rPr>
-          <w:lang w:val="sw_KE" w:bidi="sw_KE"/>
-        </w:rPr>
-        <w:t xml:space="preserve"> linamaanisha mpinzani, adui, au mshtaki. Ni jina la </w:t>
-      </w:r>
-      <w:hyperlink r:id="rId43">
-        <w:r>
-          <w:rPr>
-            <w:lang w:val="sw_KE" w:bidi="sw_KE"/>
-          </w:rPr>
-          <w:rPr>
-            <w:color w:val="0000EE"/>
-            <w:u w:val="single"/>
-          </w:rPr>
-          <w:t>ibilisi</w:t>
-        </w:r>
-      </w:hyperlink>
-      <w:r>
-        <w:rPr>
-          <w:lang w:val="sw_KE" w:bidi="sw_KE"/>
-        </w:rPr>
-        <w:t xml:space="preserve">, kiongozi wa pepo wote </w:t>
-      </w:r>
-      <w:r>
-        <w:rPr>
-          <w:b/>
-          <w:lang w:val="sw_KE" w:bidi="sw_KE"/>
-        </w:rPr>
-        <w:t>wachafu</w:t>
-      </w:r>
-      <w:r>
-        <w:rPr>
-          <w:lang w:val="sw_KE" w:bidi="sw_KE"/>
-        </w:rPr>
-        <w:t>.</w:t>
-      </w:r>
-    </w:p>
-    <w:p>
-      <w:pPr/>
-      <w:r>
-        <w:rPr>
-          <w:lang w:val="sw_KE" w:bidi="sw_KE"/>
-        </w:rPr>
-      </w:r>
-      <w:r>
-        <w:rPr>
-          <w:lang w:val="sw_KE" w:bidi="sw_KE"/>
-        </w:rPr>
-        <w:t xml:space="preserve">Mungu ameumba kila kitu ambacho kipo na kwa hivyo Mungu pia aliumba roho yote. Mungu aliwaumba wazuri, kama </w:t>
-      </w:r>
-      <w:r>
-        <w:rPr>
-          <w:b/>
-          <w:lang w:val="sw_KE" w:bidi="sw_KE"/>
-        </w:rPr>
-        <w:t>malaika</w:t>
-      </w:r>
-      <w:r>
-        <w:rPr>
-          <w:lang w:val="sw_KE" w:bidi="sw_KE"/>
-        </w:rPr>
-        <w:t xml:space="preserve"> ili wafanye kazi yake. Lakini malaika wengine waliasi Mungu, na hivyo wakawa pepo wabaya. Yule mwenye nguvu zaidi ya pepo hawa wachafu anaitwa Ibilisi, au Shetani.</w:t>
-      </w:r>
-    </w:p>
-    <w:p>
-      <w:pPr/>
-      <w:r>
-        <w:rPr>
-          <w:lang w:val="sw_KE" w:bidi="sw_KE"/>
-        </w:rPr>
-      </w:r>
-      <w:r>
-        <w:rPr>
-          <w:lang w:val="sw_KE" w:bidi="sw_KE"/>
-        </w:rPr>
-        <w:t>Shetani daima anajaribu kuharibu kazi ya Mungu. Shetani anawajaribu watu kutomtii Mungu. Anajaribu kuwafanya watu wamuache Mungu kwa kuwadanganya. Shetani ni mwenye nguvu na wa hatari, daima anatafuta njia ambazo anaweza kufanya kazi dhidi ya Mungu na dhidi ya watu wa Mungu.</w:t>
-      </w:r>
-    </w:p>
-    <w:p>
-      <w:pPr/>
-      <w:r>
-        <w:rPr>
-          <w:lang w:val="sw_KE" w:bidi="sw_KE"/>
-        </w:rPr>
-      </w:r>
-      <w:r>
-        <w:rPr>
-          <w:lang w:val="sw_KE" w:bidi="sw_KE"/>
-        </w:rPr>
-        <w:t xml:space="preserve">Kwa sababu Shetani bado ni mwenye nguvu katika wakati huu, wakati mwingine Biblia inamwita "mtawala wa ulimwengu huu." Wakati mwingine Shetani anaitwa </w:t>
-      </w:r>
-      <w:r>
-        <w:rPr>
-          <w:b/>
-          <w:lang w:val="sw_KE" w:bidi="sw_KE"/>
-        </w:rPr>
-        <w:t>Beelzebub</w:t>
-      </w:r>
-      <w:r>
-        <w:rPr>
-          <w:lang w:val="sw_KE" w:bidi="sw_KE"/>
-        </w:rPr>
-        <w:t xml:space="preserve">, ambayo inamaanisha kitu kama "bwana wa mahali pa juu." Wakati mwingine anaitwa </w:t>
-      </w:r>
-      <w:r>
-        <w:rPr>
-          <w:b/>
-          <w:lang w:val="sw_KE" w:bidi="sw_KE"/>
-        </w:rPr>
-        <w:t>Mdanganyifu</w:t>
-      </w:r>
-      <w:r>
-        <w:rPr>
-          <w:lang w:val="sw_KE" w:bidi="sw_KE"/>
-        </w:rPr>
-        <w:t>. Wakati mwingine analinganishwa na joka au nyoka.</w:t>
-      </w:r>
-    </w:p>
-    <w:p>
-      <w:pPr/>
-      <w:r>
-        <w:rPr>
-          <w:lang w:val="sw_KE" w:bidi="sw_KE"/>
-        </w:rPr>
-      </w:r>
-      <w:r>
-        <w:rPr>
-          <w:lang w:val="sw_KE" w:bidi="sw_KE"/>
-        </w:rPr>
-        <w:t xml:space="preserve">Hata hivyo, Mungu ni mwenye nguvu zaidi kuliko Shetani. Yesu alipokufa na </w:t>
-      </w:r>
-      <w:r>
-        <w:rPr>
-          <w:b/>
-          <w:lang w:val="sw_KE" w:bidi="sw_KE"/>
-        </w:rPr>
-        <w:t>kufufuka</w:t>
-      </w:r>
-      <w:r>
-        <w:rPr>
-          <w:lang w:val="sw_KE" w:bidi="sw_KE"/>
-        </w:rPr>
-        <w:t>, Mungu alivunja nguvu ya Shetani. Hata ingawa Mungu bado anamruhusu Shetani kutumia nguvu zake kwa sasa, wakati Yesu anarudi, Yesu atamshinda Shetani milele. Mungu atamwadhibu Shetani na pepo wote wachafu na hawataweza kufanya kazi dhidi ya Mungu na watu wake tena.</w:t>
-      </w:r>
-      <w:r>
-        <w:rPr>
-          <w:lang w:val="sw_KE" w:bidi="sw_KE"/>
-        </w:rPr>
-      </w:r>
-      <w:r>
-        <w:rPr>
-          <w:lang w:val="sw_KE" w:bidi="sw_KE"/>
-        </w:rPr>
-      </w:r>
-    </w:p>
-    <w:p>
-      <w:pPr/>
-      <w:r>
-        <w:rPr>
-          <w:lang w:val="sw_KE" w:bidi="sw_KE"/>
-        </w:rPr>
-      </w:r>
-    </w:p>
-    <w:p>
-      <w:pPr>
-        <w:pStyle w:val="Heading2"/>
-      </w:pPr>
-      <w:r>
-        <w:rPr>
-          <w:lang w:val="sw_KE" w:bidi="sw_KE"/>
-        </w:rPr>
-        <w:t>shinikizo la mvinyo</w:t>
-      </w:r>
-      <w:r>
-        <w:rPr>
-          <w:lang w:val="sw_KE" w:bidi="sw_KE"/>
-        </w:rPr>
-      </w:r>
-    </w:p>
-    <w:p>
-      <w:pPr/>
-      <w:r>
-        <w:rPr>
-          <w:lang w:val="sw_KE" w:bidi="sw_KE"/>
-        </w:rPr>
-      </w:r>
-      <w:r>
-        <w:rPr>
-          <w:b/>
-          <w:lang w:val="sw_KE" w:bidi="sw_KE"/>
-        </w:rPr>
-        <w:t>Shinikizo</w:t>
-      </w:r>
-      <w:r>
-        <w:rPr>
-          <w:lang w:val="sw_KE" w:bidi="sw_KE"/>
-        </w:rPr>
-        <w:t xml:space="preserve"> la mvinyo ni kipande cha jiwe kilichozungukwa na ukali. Watu </w:t>
-      </w:r>
-      <w:hyperlink r:id="rId26">
-        <w:r>
-          <w:rPr>
-            <w:lang w:val="sw_KE" w:bidi="sw_KE"/>
-          </w:rPr>
-          <w:rPr>
-            <w:color w:val="0000EE"/>
-            <w:u w:val="single"/>
-          </w:rPr>
-          <w:t>walioishi Israeli</w:t>
-        </w:r>
-      </w:hyperlink>
-      <w:r>
-        <w:rPr>
-          <w:lang w:val="sw_KE" w:bidi="sw_KE"/>
-        </w:rPr>
-        <w:t xml:space="preserve"> walitumia hii kushinikiza juisi kutoka kwa zabibu. Zabibu ni tunda laini, linalojaa juisi. Watu walimwaga zabibu kwenye jiwe hili na kisha walikanyaga zabibu hizo kwa miguu yao. Hii ingeweza kutoa juisi kutoka kwa zabibu. Juisi ingetiririka kwenye chombo kinachoitwa pitia la mvinyo. Njia nyingine ya kuondoa juisi ilikuwa kwa kuviringisha jiwe nzito kwenye zabibu.</w:t>
-      </w:r>
-      <w:r>
-        <w:rPr>
-          <w:lang w:val="sw_KE" w:bidi="sw_KE"/>
-        </w:rPr>
-      </w:r>
-      <w:r>
-        <w:rPr>
-          <w:lang w:val="sw_KE" w:bidi="sw_KE"/>
-        </w:rPr>
-      </w:r>
-    </w:p>
-    <w:p>
-      <w:pPr/>
-      <w:r>
-        <w:rPr>
-          <w:lang w:val="sw_KE" w:bidi="sw_KE"/>
-        </w:rPr>
-      </w:r>
-    </w:p>
-    <w:p>
-      <w:pPr>
-        <w:pStyle w:val="Heading2"/>
-      </w:pPr>
-      <w:r>
-        <w:rPr>
-          <w:lang w:val="sw_KE" w:bidi="sw_KE"/>
-        </w:rPr>
-        <w:t>sifa</w:t>
-      </w:r>
-      <w:r>
-        <w:rPr>
-          <w:lang w:val="sw_KE" w:bidi="sw_KE"/>
-        </w:rPr>
-      </w:r>
-    </w:p>
-    <w:p>
-      <w:pPr/>
-      <w:r>
-        <w:rPr>
-          <w:lang w:val="sw_KE" w:bidi="sw_KE"/>
-        </w:rPr>
-      </w:r>
-      <w:r>
-        <w:rPr>
-          <w:lang w:val="sw_KE" w:bidi="sw_KE"/>
-        </w:rPr>
-        <w:t xml:space="preserve">Unapomsifu </w:t>
-      </w:r>
-      <w:r>
-        <w:rPr>
-          <w:b/>
-          <w:lang w:val="sw_KE" w:bidi="sw_KE"/>
-        </w:rPr>
-        <w:t>Mungu</w:t>
-      </w:r>
-      <w:r>
-        <w:rPr>
-          <w:lang w:val="sw_KE" w:bidi="sw_KE"/>
-        </w:rPr>
-        <w:t xml:space="preserve">, unazungumza mambo mema kuhusu Mungu na kwa Mungu kwa sauti kwa sababu unatambua kwamba Mungu ni mwema na wa kushangaza na kwamba Mungu anastahili heshima kubwa. Unamshukuru Mungu kwa mambo mema ambayo amefanya na </w:t>
-      </w:r>
-      <w:r>
-        <w:rPr>
-          <w:b/>
-          <w:lang w:val="sw_KE" w:bidi="sw_KE"/>
-        </w:rPr>
-        <w:t>baraka</w:t>
-      </w:r>
-      <w:r>
-        <w:rPr>
-          <w:lang w:val="sw_KE" w:bidi="sw_KE"/>
-        </w:rPr>
-        <w:t xml:space="preserve"> ambazo atatoa.</w:t>
-      </w:r>
-      <w:r>
-        <w:rPr>
-          <w:lang w:val="sw_KE" w:bidi="sw_KE"/>
-        </w:rPr>
-      </w:r>
-      <w:r>
-        <w:rPr>
-          <w:lang w:val="sw_KE" w:bidi="sw_KE"/>
-        </w:rPr>
-      </w:r>
-    </w:p>
-    <w:p>
-      <w:pPr/>
-      <w:r>
-        <w:rPr>
-          <w:lang w:val="sw_KE" w:bidi="sw_KE"/>
-        </w:rPr>
-      </w:r>
-    </w:p>
-    <w:p>
-      <w:pPr>
-        <w:pStyle w:val="Heading2"/>
-      </w:pPr>
-      <w:r>
-        <w:rPr>
-          <w:lang w:val="sw_KE" w:bidi="sw_KE"/>
-        </w:rPr>
-        <w:t>sinagogi</w:t>
-      </w:r>
-      <w:r>
-        <w:rPr>
-          <w:lang w:val="sw_KE" w:bidi="sw_KE"/>
-        </w:rPr>
-      </w:r>
-    </w:p>
-    <w:p>
-      <w:pPr/>
-      <w:r>
-        <w:rPr>
-          <w:lang w:val="sw_KE" w:bidi="sw_KE"/>
-        </w:rPr>
-      </w:r>
-      <w:r>
-        <w:rPr>
-          <w:b/>
-          <w:lang w:val="sw_KE" w:bidi="sw_KE"/>
-        </w:rPr>
-        <w:t>Sinagogi</w:t>
-      </w:r>
-      <w:r>
-        <w:rPr>
-          <w:lang w:val="sw_KE" w:bidi="sw_KE"/>
-        </w:rPr>
-        <w:t xml:space="preserve"> ni mahali ambapo watu wa </w:t>
-      </w:r>
-      <w:r>
-        <w:rPr>
-          <w:b/>
-          <w:lang w:val="sw_KE" w:bidi="sw_KE"/>
-        </w:rPr>
-        <w:t>Kiyahudi</w:t>
-      </w:r>
-      <w:r>
-        <w:rPr>
-          <w:lang w:val="sw_KE" w:bidi="sw_KE"/>
-        </w:rPr>
-        <w:t xml:space="preserve"> wanakutana kwa ajili ya </w:t>
-      </w:r>
-      <w:r>
-        <w:rPr>
-          <w:b/>
-          <w:lang w:val="sw_KE" w:bidi="sw_KE"/>
-        </w:rPr>
-        <w:t>sala</w:t>
-      </w:r>
-      <w:r>
-        <w:rPr>
-          <w:lang w:val="sw_KE" w:bidi="sw_KE"/>
-        </w:rPr>
-        <w:t xml:space="preserve"> na kwa ajili ya kujifunza </w:t>
-      </w:r>
-      <w:hyperlink r:id="rId42">
-        <w:r>
-          <w:rPr>
-            <w:lang w:val="sw_KE" w:bidi="sw_KE"/>
-          </w:rPr>
-          <w:rPr>
-            <w:color w:val="0000EE"/>
-            <w:u w:val="single"/>
-          </w:rPr>
-          <w:t>Maandiko</w:t>
-        </w:r>
-      </w:hyperlink>
-      <w:r>
-        <w:rPr>
-          <w:lang w:val="sw_KE" w:bidi="sw_KE"/>
-        </w:rPr>
-        <w:t>, na pia kwa aina zingine za majadiliano na mafundisho.</w:t>
-      </w:r>
-    </w:p>
-    <w:p>
-      <w:pPr/>
-      <w:r>
-        <w:rPr>
-          <w:lang w:val="sw_KE" w:bidi="sw_KE"/>
-        </w:rPr>
-      </w:r>
-      <w:r>
-        <w:rPr>
-          <w:lang w:val="sw_KE" w:bidi="sw_KE"/>
-        </w:rPr>
-        <w:t xml:space="preserve">Sinagogi ni tofauti na </w:t>
-      </w:r>
-      <w:hyperlink r:id="rId19">
-        <w:r>
-          <w:rPr>
-            <w:lang w:val="sw_KE" w:bidi="sw_KE"/>
-          </w:rPr>
-          <w:rPr>
-            <w:color w:val="0000EE"/>
-            <w:u w:val="single"/>
-          </w:rPr>
-          <w:t>hekalu</w:t>
-        </w:r>
-      </w:hyperlink>
-      <w:r>
-        <w:rPr>
-          <w:lang w:val="sw_KE" w:bidi="sw_KE"/>
-        </w:rPr>
-        <w:t xml:space="preserve">. Hekalu lilikuwa mahali ambapo watu walileta </w:t>
-      </w:r>
-      <w:r>
-        <w:rPr>
-          <w:b/>
-          <w:lang w:val="sw_KE" w:bidi="sw_KE"/>
-        </w:rPr>
-        <w:t>dhabihu</w:t>
-      </w:r>
-      <w:r>
-        <w:rPr>
-          <w:lang w:val="sw_KE" w:bidi="sw_KE"/>
-        </w:rPr>
-        <w:t xml:space="preserve"> kwa Mungu. Watu hawakuleta dhabihu katika sinagogi. Kulikuwa na hekalu moja tu la Wayahudi, katika </w:t>
-      </w:r>
-      <w:hyperlink r:id="rId30">
-        <w:r>
-          <w:rPr>
-            <w:lang w:val="sw_KE" w:bidi="sw_KE"/>
-          </w:rPr>
-          <w:rPr>
-            <w:color w:val="0000EE"/>
-            <w:u w:val="single"/>
-          </w:rPr>
-          <w:t>Yerusalemu</w:t>
-        </w:r>
-      </w:hyperlink>
-      <w:r>
-        <w:rPr>
-          <w:lang w:val="sw_KE" w:bidi="sw_KE"/>
-        </w:rPr>
-        <w:t xml:space="preserve">, lakini kulikuwa na masinagogi mengi. Hatusiki kuhusu masinagogi katika Agano la Kale, lakini wakati wa Agano Jipya kulikuwa na masinagogi mengi katika </w:t>
-      </w:r>
-      <w:hyperlink r:id="rId26">
-        <w:r>
-          <w:rPr>
-            <w:lang w:val="sw_KE" w:bidi="sw_KE"/>
-          </w:rPr>
-          <w:rPr>
-            <w:color w:val="0000EE"/>
-            <w:u w:val="single"/>
-          </w:rPr>
-          <w:t>Israeli</w:t>
-        </w:r>
-      </w:hyperlink>
-      <w:r>
-        <w:rPr>
-          <w:lang w:val="sw_KE" w:bidi="sw_KE"/>
-        </w:rPr>
-        <w:t>, na pia katika nchi zingine nyingi ambapo watu wa Kiyahudi waliishi.</w:t>
-      </w:r>
-    </w:p>
-    <w:p>
-      <w:pPr/>
-      <w:r>
-        <w:rPr>
-          <w:lang w:val="sw_KE" w:bidi="sw_KE"/>
-        </w:rPr>
-      </w:r>
-      <w:r>
-        <w:rPr>
-          <w:lang w:val="sw_KE" w:bidi="sw_KE"/>
-        </w:rPr>
-        <w:t xml:space="preserve">Wayahudi walikusanyika katika masinagogi siku ya </w:t>
-      </w:r>
-      <w:hyperlink r:id="rId44">
-        <w:r>
-          <w:rPr>
-            <w:lang w:val="sw_KE" w:bidi="sw_KE"/>
-          </w:rPr>
-          <w:rPr>
-            <w:color w:val="0000EE"/>
-            <w:u w:val="single"/>
-          </w:rPr>
-          <w:t>Sabato</w:t>
-        </w:r>
-      </w:hyperlink>
-      <w:r>
-        <w:rPr>
-          <w:lang w:val="sw_KE" w:bidi="sw_KE"/>
-        </w:rPr>
-        <w:t xml:space="preserve"> - siku ya kila wiki ya kupumzika - na katika siku maalum za sikukuu. Wakati wa mikusanyiko yao waliomba pamoja, kusoma kutoka kwa Maandiko, vitabu vya Biblia ambavyo sasa tunaiita Agano la Kale, na kusikiliza mafundisho kuhusu Maandiko.</w:t>
-      </w:r>
-    </w:p>
-    <w:p>
-      <w:pPr/>
-      <w:r>
-        <w:rPr>
-          <w:lang w:val="sw_KE" w:bidi="sw_KE"/>
-        </w:rPr>
-      </w:r>
-      <w:r>
-        <w:rPr>
-          <w:lang w:val="sw_KE" w:bidi="sw_KE"/>
-        </w:rPr>
-        <w:t>Kila sinagogi lilikuwa na mtawala ambaye alikuwa na jukumu la jengo na kwa kuhakikisha kwamba kila kitu kilikuwa kizuri. Mtawala wa sinagogi alikuwa na malipo ya kuwakaribisha watu kuja mbele ili kuomba, kusoma kutoka kwa Maandiko, au kufundisha.</w:t>
-      </w:r>
-    </w:p>
-    <w:p>
-      <w:pPr/>
-      <w:r>
-        <w:rPr>
-          <w:lang w:val="sw_KE" w:bidi="sw_KE"/>
-        </w:rPr>
-      </w:r>
-      <w:r>
-        <w:rPr>
-          <w:lang w:val="sw_KE" w:bidi="sw_KE"/>
-        </w:rPr>
-        <w:t>Maandiko yaliandikwa kwenye vipande vya kukunjia-vipande vya nyenzo vilivyotengenezwa kutoka kwa nyuzi ya mimea fulani au kutoka kwa ngozi ya wanyama-ambayo yalikuwa yamevingirwa. Vitabu hivi viliwekwa katika masanduku ndani ya sinagogi. Gombo zilikuwa za thamani. Mtu maalum alipewa jukumu la kutoa gombo nje ya sanduku na kumpa mtu ambaye alistahili kuisoma.</w:t>
-      </w:r>
-    </w:p>
-    <w:p>
-      <w:pPr/>
-      <w:r>
-        <w:rPr>
-          <w:lang w:val="sw_KE" w:bidi="sw_KE"/>
-        </w:rPr>
-      </w:r>
-      <w:r>
-        <w:rPr>
-          <w:lang w:val="sw_KE" w:bidi="sw_KE"/>
-        </w:rPr>
-        <w:t>Sinagogi pia lilitumiwa kama shule ya watoto, na kama mahali pa mikutano kwa watu kujadili maswala yanayahusu jamii yao.</w:t>
-      </w:r>
-    </w:p>
-    <w:p>
-      <w:pPr/>
-      <w:r>
-        <w:rPr>
-          <w:lang w:val="sw_KE" w:bidi="sw_KE"/>
-        </w:rPr>
-      </w:r>
-      <w:r>
-        <w:rPr>
-          <w:b/>
-          <w:lang w:val="sw_KE" w:bidi="sw_KE"/>
-        </w:rPr>
         <w:t>Wakati wa kutafsiri "sinagogi," kuwa mwangalifu kuhusu mambo yafuatayo:</w:t>
       </w:r>
     </w:p>
@@ -3499,36 +3134,24 @@
         </w:rPr>
         <w:t xml:space="preserve">Haupaswi kutumia neno lile kama unalotumia kwa </w:t>
       </w:r>
-      <w:hyperlink r:id="rId19">
-        <w:r>
-          <w:rPr>
-            <w:lang w:val="sw_KE" w:bidi="sw_KE"/>
-          </w:rPr>
-          <w:rPr>
-            <w:color w:val="0000EE"/>
-            <w:u w:val="single"/>
-          </w:rPr>
-          <w:t>hekalu</w:t>
-        </w:r>
-      </w:hyperlink>
+      <w:r>
+        <w:rPr>
+          <w:lang w:val="sw_KE" w:bidi="sw_KE"/>
+        </w:rPr>
+        <w:t>hekalu</w:t>
+      </w:r>
       <w:r>
         <w:rPr>
           <w:lang w:val="sw_KE" w:bidi="sw_KE"/>
         </w:rPr>
         <w:t xml:space="preserve">. Haipaswi pia kutumia neno lile kama unalotumia kwa jengo la </w:t>
       </w:r>
-      <w:hyperlink r:id="rId24">
-        <w:r>
-          <w:rPr>
-            <w:lang w:val="sw_KE" w:bidi="sw_KE"/>
-          </w:rPr>
-          <w:rPr>
-            <w:color w:val="0000EE"/>
-            <w:u w:val="single"/>
-          </w:rPr>
-          <w:t>kanisa</w:t>
-        </w:r>
-      </w:hyperlink>
+      <w:r>
+        <w:rPr>
+          <w:lang w:val="sw_KE" w:bidi="sw_KE"/>
+        </w:rPr>
+        <w:t>kanisa</w:t>
+      </w:r>
       <w:r>
         <w:rPr>
           <w:lang w:val="sw_KE" w:bidi="sw_KE"/>
